--- a/3/docs/Теорія прийняття рішень[Лб3].docx
+++ b/3/docs/Теорія прийняття рішень[Лб3].docx
@@ -458,23 +458,13 @@
         </w:rPr>
         <w:t xml:space="preserve"> </w:t>
       </w:r>
-      <w:proofErr w:type="spellStart"/>
-      <w:r>
-        <w:rPr>
-          <w:rFonts w:ascii="Times New Roman" w:eastAsia="Times New Roman" w:hAnsi="Times New Roman" w:cs="Times New Roman"/>
-          <w:sz w:val="28"/>
-          <w:szCs w:val="28"/>
-        </w:rPr>
-        <w:t>Рилова</w:t>
-      </w:r>
-      <w:proofErr w:type="spellEnd"/>
-      <w:r>
-        <w:rPr>
-          <w:rFonts w:ascii="Times New Roman" w:eastAsia="Times New Roman" w:hAnsi="Times New Roman" w:cs="Times New Roman"/>
-          <w:sz w:val="28"/>
-          <w:szCs w:val="28"/>
-        </w:rPr>
-        <w:t xml:space="preserve"> Н</w:t>
+      <w:r>
+        <w:rPr>
+          <w:rFonts w:ascii="Times New Roman" w:eastAsia="Times New Roman" w:hAnsi="Times New Roman" w:cs="Times New Roman"/>
+          <w:sz w:val="28"/>
+          <w:szCs w:val="28"/>
+        </w:rPr>
+        <w:t>Рилова Н</w:t>
       </w:r>
       <w:r>
         <w:rPr>
@@ -638,27 +628,7 @@
           <w:sz w:val="28"/>
           <w:szCs w:val="28"/>
         </w:rPr>
-        <w:t xml:space="preserve">Обчислення медіани </w:t>
-      </w:r>
-      <w:proofErr w:type="spellStart"/>
-      <w:r>
-        <w:rPr>
-          <w:rFonts w:ascii="Times New Roman" w:hAnsi="Times New Roman" w:cs="Times New Roman"/>
-          <w:color w:val="000000"/>
-          <w:sz w:val="28"/>
-          <w:szCs w:val="28"/>
-        </w:rPr>
-        <w:t>Кемені</w:t>
-      </w:r>
-      <w:proofErr w:type="spellEnd"/>
-      <w:r>
-        <w:rPr>
-          <w:rFonts w:ascii="Times New Roman" w:hAnsi="Times New Roman" w:cs="Times New Roman"/>
-          <w:color w:val="000000"/>
-          <w:sz w:val="28"/>
-          <w:szCs w:val="28"/>
-        </w:rPr>
-        <w:t xml:space="preserve"> на бінарних відносинах</w:t>
+        <w:t>Обчислення медіани Кемені на бінарних відносинах</w:t>
       </w:r>
       <w:r>
         <w:rPr>
@@ -705,25 +675,7 @@
           <w:sz w:val="28"/>
           <w:szCs w:val="28"/>
         </w:rPr>
-        <w:t xml:space="preserve">отримати навички розрахунку медіани </w:t>
-      </w:r>
-      <w:proofErr w:type="spellStart"/>
-      <w:r>
-        <w:rPr>
-          <w:rFonts w:ascii="Times New Roman" w:eastAsia="Times New Roman" w:hAnsi="Times New Roman" w:cs="Times New Roman"/>
-          <w:sz w:val="28"/>
-          <w:szCs w:val="28"/>
-        </w:rPr>
-        <w:t>Кемені</w:t>
-      </w:r>
-      <w:proofErr w:type="spellEnd"/>
-      <w:r>
-        <w:rPr>
-          <w:rFonts w:ascii="Times New Roman" w:eastAsia="Times New Roman" w:hAnsi="Times New Roman" w:cs="Times New Roman"/>
-          <w:sz w:val="28"/>
-          <w:szCs w:val="28"/>
-        </w:rPr>
-        <w:t xml:space="preserve"> для визначення</w:t>
+        <w:t>отримати навички розрахунку медіани Кемені для визначення</w:t>
       </w:r>
       <w:r>
         <w:rPr>
@@ -857,27 +809,7 @@
           <w:sz w:val="28"/>
           <w:szCs w:val="28"/>
         </w:rPr>
-        <w:t xml:space="preserve">Розрахувати відстані </w:t>
-      </w:r>
-      <w:proofErr w:type="spellStart"/>
-      <w:r>
-        <w:rPr>
-          <w:rFonts w:ascii="Times New Roman" w:eastAsia="Times New Roman" w:hAnsi="Times New Roman" w:cs="Times New Roman"/>
-          <w:color w:val="000009"/>
-          <w:sz w:val="28"/>
-          <w:szCs w:val="28"/>
-        </w:rPr>
-        <w:t>Кемені</w:t>
-      </w:r>
-      <w:proofErr w:type="spellEnd"/>
-      <w:r>
-        <w:rPr>
-          <w:rFonts w:ascii="Times New Roman" w:eastAsia="Times New Roman" w:hAnsi="Times New Roman" w:cs="Times New Roman"/>
-          <w:color w:val="000009"/>
-          <w:sz w:val="28"/>
-          <w:szCs w:val="28"/>
-        </w:rPr>
-        <w:t xml:space="preserve"> між усіма матрицями та знайти медіану.</w:t>
+        <w:t>Розрахувати відстані Кемені між усіма матрицями та знайти медіану.</w:t>
       </w:r>
     </w:p>
     <w:p>
@@ -903,27 +835,7 @@
           <w:sz w:val="28"/>
           <w:szCs w:val="28"/>
         </w:rPr>
-        <w:t xml:space="preserve">Розрахувати середню за </w:t>
-      </w:r>
-      <w:proofErr w:type="spellStart"/>
-      <w:r>
-        <w:rPr>
-          <w:rFonts w:ascii="Times New Roman" w:eastAsia="Times New Roman" w:hAnsi="Times New Roman" w:cs="Times New Roman"/>
-          <w:color w:val="000009"/>
-          <w:sz w:val="28"/>
-          <w:szCs w:val="28"/>
-        </w:rPr>
-        <w:t>Кемені</w:t>
-      </w:r>
-      <w:proofErr w:type="spellEnd"/>
-      <w:r>
-        <w:rPr>
-          <w:rFonts w:ascii="Times New Roman" w:eastAsia="Times New Roman" w:hAnsi="Times New Roman" w:cs="Times New Roman"/>
-          <w:color w:val="000009"/>
-          <w:sz w:val="28"/>
-          <w:szCs w:val="28"/>
-        </w:rPr>
-        <w:t xml:space="preserve"> та порівняти результат з медіаною.</w:t>
+        <w:t>Розрахувати середню за Кемені та порівняти результат з медіаною.</w:t>
       </w:r>
     </w:p>
     <w:p>
@@ -1259,7 +1171,6 @@
         </w:rPr>
         <w:t xml:space="preserve"> </w:t>
       </w:r>
-      <w:proofErr w:type="spellStart"/>
       <w:r>
         <w:rPr>
           <w:rFonts w:ascii="Courier New" w:eastAsia="Times New Roman" w:hAnsi="Courier New" w:cs="Courier New"/>
@@ -1270,7 +1181,6 @@
         </w:rPr>
         <w:t>numpy</w:t>
       </w:r>
-      <w:proofErr w:type="spellEnd"/>
       <w:r>
         <w:rPr>
           <w:rFonts w:ascii="Courier New" w:eastAsia="Times New Roman" w:hAnsi="Courier New" w:cs="Courier New"/>
@@ -7067,7 +6977,6 @@
         </w:rPr>
         <w:t>{</w:t>
       </w:r>
-      <w:proofErr w:type="spellStart"/>
       <w:r>
         <w:rPr>
           <w:rFonts w:ascii="Courier New" w:eastAsia="Times New Roman" w:hAnsi="Courier New" w:cs="Courier New"/>
@@ -7078,7 +6987,6 @@
         </w:rPr>
         <w:t>i</w:t>
       </w:r>
-      <w:proofErr w:type="spellEnd"/>
       <w:r>
         <w:rPr>
           <w:rFonts w:ascii="Courier New" w:eastAsia="Times New Roman" w:hAnsi="Courier New" w:cs="Courier New"/>
@@ -7134,7 +7042,6 @@
         </w:rPr>
         <w:t xml:space="preserve"> </w:t>
       </w:r>
-      <w:proofErr w:type="spellStart"/>
       <w:r>
         <w:rPr>
           <w:rFonts w:ascii="Courier New" w:eastAsia="Times New Roman" w:hAnsi="Courier New" w:cs="Courier New"/>
@@ -7145,7 +7052,6 @@
         </w:rPr>
         <w:t>i</w:t>
       </w:r>
-      <w:proofErr w:type="spellEnd"/>
       <w:r>
         <w:rPr>
           <w:rFonts w:ascii="Courier New" w:eastAsia="Times New Roman" w:hAnsi="Courier New" w:cs="Courier New"/>
@@ -7193,7 +7099,6 @@
         </w:rPr>
         <w:t>(</w:t>
       </w:r>
-      <w:proofErr w:type="spellStart"/>
       <w:r>
         <w:rPr>
           <w:rFonts w:ascii="Courier New" w:eastAsia="Times New Roman" w:hAnsi="Courier New" w:cs="Courier New"/>
@@ -7204,7 +7109,6 @@
         </w:rPr>
         <w:t>len</w:t>
       </w:r>
-      <w:proofErr w:type="spellEnd"/>
       <w:r>
         <w:rPr>
           <w:rFonts w:ascii="Courier New" w:eastAsia="Times New Roman" w:hAnsi="Courier New" w:cs="Courier New"/>
@@ -7258,9 +7162,8 @@
           <w:sz w:val="20"/>
           <w:szCs w:val="20"/>
         </w:rPr>
-        <w:t xml:space="preserve"># --- Обчислення відстаней </w:t>
-      </w:r>
-      <w:proofErr w:type="spellStart"/>
+        <w:t># --- Обчислення відстаней Кемені ---</w:t>
+      </w:r>
       <w:r>
         <w:rPr>
           <w:rFonts w:ascii="Courier New" w:eastAsia="Times New Roman" w:hAnsi="Courier New" w:cs="Courier New"/>
@@ -7268,25 +7171,6 @@
           <w:sz w:val="20"/>
           <w:szCs w:val="20"/>
         </w:rPr>
-        <w:t>Кемені</w:t>
-      </w:r>
-      <w:proofErr w:type="spellEnd"/>
-      <w:r>
-        <w:rPr>
-          <w:rFonts w:ascii="Courier New" w:eastAsia="Times New Roman" w:hAnsi="Courier New" w:cs="Courier New"/>
-          <w:color w:val="7A7E85"/>
-          <w:sz w:val="20"/>
-          <w:szCs w:val="20"/>
-        </w:rPr>
-        <w:t xml:space="preserve"> ---</w:t>
-      </w:r>
-      <w:r>
-        <w:rPr>
-          <w:rFonts w:ascii="Courier New" w:eastAsia="Times New Roman" w:hAnsi="Courier New" w:cs="Courier New"/>
-          <w:color w:val="7A7E85"/>
-          <w:sz w:val="20"/>
-          <w:szCs w:val="20"/>
-        </w:rPr>
         <w:br/>
       </w:r>
       <w:r>
@@ -7308,7 +7192,6 @@
         </w:rPr>
         <w:t xml:space="preserve"> = </w:t>
       </w:r>
-      <w:proofErr w:type="spellStart"/>
       <w:r>
         <w:rPr>
           <w:rFonts w:ascii="Courier New" w:eastAsia="Times New Roman" w:hAnsi="Courier New" w:cs="Courier New"/>
@@ -7319,7 +7202,6 @@
         </w:rPr>
         <w:t>len</w:t>
       </w:r>
-      <w:proofErr w:type="spellEnd"/>
       <w:r>
         <w:rPr>
           <w:rFonts w:ascii="Courier New" w:eastAsia="Times New Roman" w:hAnsi="Courier New" w:cs="Courier New"/>
@@ -7357,7 +7239,6 @@
         </w:rPr>
         <w:br/>
       </w:r>
-      <w:proofErr w:type="spellStart"/>
       <w:r>
         <w:rPr>
           <w:rFonts w:ascii="Courier New" w:eastAsia="Times New Roman" w:hAnsi="Courier New" w:cs="Courier New"/>
@@ -7368,7 +7249,6 @@
         </w:rPr>
         <w:t>dist</w:t>
       </w:r>
-      <w:proofErr w:type="spellEnd"/>
       <w:r>
         <w:rPr>
           <w:rFonts w:ascii="Courier New" w:eastAsia="Times New Roman" w:hAnsi="Courier New" w:cs="Courier New"/>
@@ -7473,7 +7353,6 @@
         </w:rPr>
         <w:t xml:space="preserve">), </w:t>
       </w:r>
-      <w:proofErr w:type="spellStart"/>
       <w:r>
         <w:rPr>
           <w:rFonts w:ascii="Courier New" w:eastAsia="Times New Roman" w:hAnsi="Courier New" w:cs="Courier New"/>
@@ -7484,7 +7363,6 @@
         </w:rPr>
         <w:t>dtype</w:t>
       </w:r>
-      <w:proofErr w:type="spellEnd"/>
       <w:r>
         <w:rPr>
           <w:rFonts w:ascii="Courier New" w:eastAsia="Times New Roman" w:hAnsi="Courier New" w:cs="Courier New"/>
@@ -7551,7 +7429,6 @@
         </w:rPr>
         <w:t xml:space="preserve"> </w:t>
       </w:r>
-      <w:proofErr w:type="spellStart"/>
       <w:r>
         <w:rPr>
           <w:rFonts w:ascii="Courier New" w:eastAsia="Times New Roman" w:hAnsi="Courier New" w:cs="Courier New"/>
@@ -7562,7 +7439,6 @@
         </w:rPr>
         <w:t>i</w:t>
       </w:r>
-      <w:proofErr w:type="spellEnd"/>
       <w:r>
         <w:rPr>
           <w:rFonts w:ascii="Courier New" w:eastAsia="Times New Roman" w:hAnsi="Courier New" w:cs="Courier New"/>
@@ -7744,7 +7620,6 @@
         <w:br/>
         <w:t xml:space="preserve">        </w:t>
       </w:r>
-      <w:proofErr w:type="spellStart"/>
       <w:r>
         <w:rPr>
           <w:rFonts w:ascii="Courier New" w:eastAsia="Times New Roman" w:hAnsi="Courier New" w:cs="Courier New"/>
@@ -7755,7 +7630,6 @@
         </w:rPr>
         <w:t>dist</w:t>
       </w:r>
-      <w:proofErr w:type="spellEnd"/>
       <w:r>
         <w:rPr>
           <w:rFonts w:ascii="Courier New" w:eastAsia="Times New Roman" w:hAnsi="Courier New" w:cs="Courier New"/>
@@ -7784,7 +7658,6 @@
         </w:rPr>
         <w:t>[</w:t>
       </w:r>
-      <w:proofErr w:type="spellStart"/>
       <w:r>
         <w:rPr>
           <w:rFonts w:ascii="Courier New" w:eastAsia="Times New Roman" w:hAnsi="Courier New" w:cs="Courier New"/>
@@ -7795,7 +7668,6 @@
         </w:rPr>
         <w:t>i</w:t>
       </w:r>
-      <w:proofErr w:type="spellEnd"/>
       <w:r>
         <w:rPr>
           <w:rFonts w:ascii="Courier New" w:eastAsia="Times New Roman" w:hAnsi="Courier New" w:cs="Courier New"/>
@@ -7957,7 +7829,6 @@
         </w:rPr>
         <w:t>[</w:t>
       </w:r>
-      <w:proofErr w:type="spellStart"/>
       <w:r>
         <w:rPr>
           <w:rFonts w:ascii="Courier New" w:eastAsia="Times New Roman" w:hAnsi="Courier New" w:cs="Courier New"/>
@@ -7968,7 +7839,6 @@
         </w:rPr>
         <w:t>i</w:t>
       </w:r>
-      <w:proofErr w:type="spellEnd"/>
       <w:r>
         <w:rPr>
           <w:rFonts w:ascii="Courier New" w:eastAsia="Times New Roman" w:hAnsi="Courier New" w:cs="Courier New"/>
@@ -8079,9 +7949,8 @@
           <w:sz w:val="20"/>
           <w:szCs w:val="20"/>
         </w:rPr>
-        <w:t xml:space="preserve"># --- Знаходження медіани </w:t>
-      </w:r>
-      <w:proofErr w:type="spellStart"/>
+        <w:t># --- Знаходження медіани Кемені ---</w:t>
+      </w:r>
       <w:r>
         <w:rPr>
           <w:rFonts w:ascii="Courier New" w:eastAsia="Times New Roman" w:hAnsi="Courier New" w:cs="Courier New"/>
@@ -8089,9 +7958,659 @@
           <w:sz w:val="20"/>
           <w:szCs w:val="20"/>
         </w:rPr>
-        <w:t>Кемені</w:t>
-      </w:r>
-      <w:proofErr w:type="spellEnd"/>
+        <w:br/>
+      </w:r>
+      <w:r>
+        <w:rPr>
+          <w:rFonts w:ascii="Courier New" w:eastAsia="Times New Roman" w:hAnsi="Courier New" w:cs="Courier New"/>
+          <w:color w:val="BCBEC4"/>
+          <w:sz w:val="20"/>
+          <w:szCs w:val="20"/>
+          <w:lang w:val="en-US"/>
+        </w:rPr>
+        <w:t>sum</w:t>
+      </w:r>
+      <w:r>
+        <w:rPr>
+          <w:rFonts w:ascii="Courier New" w:eastAsia="Times New Roman" w:hAnsi="Courier New" w:cs="Courier New"/>
+          <w:color w:val="BCBEC4"/>
+          <w:sz w:val="20"/>
+          <w:szCs w:val="20"/>
+        </w:rPr>
+        <w:t>_</w:t>
+      </w:r>
+      <w:r>
+        <w:rPr>
+          <w:rFonts w:ascii="Courier New" w:eastAsia="Times New Roman" w:hAnsi="Courier New" w:cs="Courier New"/>
+          <w:color w:val="BCBEC4"/>
+          <w:sz w:val="20"/>
+          <w:szCs w:val="20"/>
+          <w:lang w:val="en-US"/>
+        </w:rPr>
+        <w:t>distances</w:t>
+      </w:r>
+      <w:r>
+        <w:rPr>
+          <w:rFonts w:ascii="Courier New" w:eastAsia="Times New Roman" w:hAnsi="Courier New" w:cs="Courier New"/>
+          <w:color w:val="BCBEC4"/>
+          <w:sz w:val="20"/>
+          <w:szCs w:val="20"/>
+        </w:rPr>
+        <w:t xml:space="preserve"> = </w:t>
+      </w:r>
+      <w:r>
+        <w:rPr>
+          <w:rFonts w:ascii="Courier New" w:eastAsia="Times New Roman" w:hAnsi="Courier New" w:cs="Courier New"/>
+          <w:color w:val="BCBEC4"/>
+          <w:sz w:val="20"/>
+          <w:szCs w:val="20"/>
+          <w:lang w:val="en-US"/>
+        </w:rPr>
+        <w:t>np</w:t>
+      </w:r>
+      <w:r>
+        <w:rPr>
+          <w:rFonts w:ascii="Courier New" w:eastAsia="Times New Roman" w:hAnsi="Courier New" w:cs="Courier New"/>
+          <w:color w:val="BCBEC4"/>
+          <w:sz w:val="20"/>
+          <w:szCs w:val="20"/>
+        </w:rPr>
+        <w:t>.</w:t>
+      </w:r>
+      <w:r>
+        <w:rPr>
+          <w:rFonts w:ascii="Courier New" w:eastAsia="Times New Roman" w:hAnsi="Courier New" w:cs="Courier New"/>
+          <w:color w:val="BCBEC4"/>
+          <w:sz w:val="20"/>
+          <w:szCs w:val="20"/>
+          <w:lang w:val="en-US"/>
+        </w:rPr>
+        <w:t>sum</w:t>
+      </w:r>
+      <w:r>
+        <w:rPr>
+          <w:rFonts w:ascii="Courier New" w:eastAsia="Times New Roman" w:hAnsi="Courier New" w:cs="Courier New"/>
+          <w:color w:val="BCBEC4"/>
+          <w:sz w:val="20"/>
+          <w:szCs w:val="20"/>
+        </w:rPr>
+        <w:t>(</w:t>
+      </w:r>
+      <w:r>
+        <w:rPr>
+          <w:rFonts w:ascii="Courier New" w:eastAsia="Times New Roman" w:hAnsi="Courier New" w:cs="Courier New"/>
+          <w:color w:val="BCBEC4"/>
+          <w:sz w:val="20"/>
+          <w:szCs w:val="20"/>
+          <w:lang w:val="en-US"/>
+        </w:rPr>
+        <w:t>dist</w:t>
+      </w:r>
+      <w:r>
+        <w:rPr>
+          <w:rFonts w:ascii="Courier New" w:eastAsia="Times New Roman" w:hAnsi="Courier New" w:cs="Courier New"/>
+          <w:color w:val="BCBEC4"/>
+          <w:sz w:val="20"/>
+          <w:szCs w:val="20"/>
+        </w:rPr>
+        <w:t>_</w:t>
+      </w:r>
+      <w:r>
+        <w:rPr>
+          <w:rFonts w:ascii="Courier New" w:eastAsia="Times New Roman" w:hAnsi="Courier New" w:cs="Courier New"/>
+          <w:color w:val="BCBEC4"/>
+          <w:sz w:val="20"/>
+          <w:szCs w:val="20"/>
+          <w:lang w:val="en-US"/>
+        </w:rPr>
+        <w:t>matrix</w:t>
+      </w:r>
+      <w:r>
+        <w:rPr>
+          <w:rFonts w:ascii="Courier New" w:eastAsia="Times New Roman" w:hAnsi="Courier New" w:cs="Courier New"/>
+          <w:color w:val="BCBEC4"/>
+          <w:sz w:val="20"/>
+          <w:szCs w:val="20"/>
+        </w:rPr>
+        <w:t xml:space="preserve">, </w:t>
+      </w:r>
+      <w:r>
+        <w:rPr>
+          <w:rFonts w:ascii="Courier New" w:eastAsia="Times New Roman" w:hAnsi="Courier New" w:cs="Courier New"/>
+          <w:color w:val="AA4926"/>
+          <w:sz w:val="20"/>
+          <w:szCs w:val="20"/>
+          <w:lang w:val="en-US"/>
+        </w:rPr>
+        <w:t>axis</w:t>
+      </w:r>
+      <w:r>
+        <w:rPr>
+          <w:rFonts w:ascii="Courier New" w:eastAsia="Times New Roman" w:hAnsi="Courier New" w:cs="Courier New"/>
+          <w:color w:val="BCBEC4"/>
+          <w:sz w:val="20"/>
+          <w:szCs w:val="20"/>
+        </w:rPr>
+        <w:t>=</w:t>
+      </w:r>
+      <w:r>
+        <w:rPr>
+          <w:rFonts w:ascii="Courier New" w:eastAsia="Times New Roman" w:hAnsi="Courier New" w:cs="Courier New"/>
+          <w:color w:val="2AACB8"/>
+          <w:sz w:val="20"/>
+          <w:szCs w:val="20"/>
+        </w:rPr>
+        <w:t>1</w:t>
+      </w:r>
+      <w:r>
+        <w:rPr>
+          <w:rFonts w:ascii="Courier New" w:eastAsia="Times New Roman" w:hAnsi="Courier New" w:cs="Courier New"/>
+          <w:color w:val="BCBEC4"/>
+          <w:sz w:val="20"/>
+          <w:szCs w:val="20"/>
+        </w:rPr>
+        <w:t>)</w:t>
+      </w:r>
+      <w:r>
+        <w:rPr>
+          <w:rFonts w:ascii="Courier New" w:eastAsia="Times New Roman" w:hAnsi="Courier New" w:cs="Courier New"/>
+          <w:color w:val="BCBEC4"/>
+          <w:sz w:val="20"/>
+          <w:szCs w:val="20"/>
+        </w:rPr>
+        <w:br/>
+      </w:r>
+      <w:r>
+        <w:rPr>
+          <w:rFonts w:ascii="Courier New" w:eastAsia="Times New Roman" w:hAnsi="Courier New" w:cs="Courier New"/>
+          <w:color w:val="BCBEC4"/>
+          <w:sz w:val="20"/>
+          <w:szCs w:val="20"/>
+          <w:lang w:val="en-US"/>
+        </w:rPr>
+        <w:t>min</w:t>
+      </w:r>
+      <w:r>
+        <w:rPr>
+          <w:rFonts w:ascii="Courier New" w:eastAsia="Times New Roman" w:hAnsi="Courier New" w:cs="Courier New"/>
+          <w:color w:val="BCBEC4"/>
+          <w:sz w:val="20"/>
+          <w:szCs w:val="20"/>
+        </w:rPr>
+        <w:t>_</w:t>
+      </w:r>
+      <w:r>
+        <w:rPr>
+          <w:rFonts w:ascii="Courier New" w:eastAsia="Times New Roman" w:hAnsi="Courier New" w:cs="Courier New"/>
+          <w:color w:val="BCBEC4"/>
+          <w:sz w:val="20"/>
+          <w:szCs w:val="20"/>
+          <w:lang w:val="en-US"/>
+        </w:rPr>
+        <w:t>dist</w:t>
+      </w:r>
+      <w:r>
+        <w:rPr>
+          <w:rFonts w:ascii="Courier New" w:eastAsia="Times New Roman" w:hAnsi="Courier New" w:cs="Courier New"/>
+          <w:color w:val="BCBEC4"/>
+          <w:sz w:val="20"/>
+          <w:szCs w:val="20"/>
+        </w:rPr>
+        <w:t xml:space="preserve"> = </w:t>
+      </w:r>
+      <w:r>
+        <w:rPr>
+          <w:rFonts w:ascii="Courier New" w:eastAsia="Times New Roman" w:hAnsi="Courier New" w:cs="Courier New"/>
+          <w:color w:val="BCBEC4"/>
+          <w:sz w:val="20"/>
+          <w:szCs w:val="20"/>
+          <w:lang w:val="en-US"/>
+        </w:rPr>
+        <w:t>np</w:t>
+      </w:r>
+      <w:r>
+        <w:rPr>
+          <w:rFonts w:ascii="Courier New" w:eastAsia="Times New Roman" w:hAnsi="Courier New" w:cs="Courier New"/>
+          <w:color w:val="BCBEC4"/>
+          <w:sz w:val="20"/>
+          <w:szCs w:val="20"/>
+        </w:rPr>
+        <w:t>.</w:t>
+      </w:r>
+      <w:r>
+        <w:rPr>
+          <w:rFonts w:ascii="Courier New" w:eastAsia="Times New Roman" w:hAnsi="Courier New" w:cs="Courier New"/>
+          <w:color w:val="BCBEC4"/>
+          <w:sz w:val="20"/>
+          <w:szCs w:val="20"/>
+          <w:lang w:val="en-US"/>
+        </w:rPr>
+        <w:t>min</w:t>
+      </w:r>
+      <w:r>
+        <w:rPr>
+          <w:rFonts w:ascii="Courier New" w:eastAsia="Times New Roman" w:hAnsi="Courier New" w:cs="Courier New"/>
+          <w:color w:val="BCBEC4"/>
+          <w:sz w:val="20"/>
+          <w:szCs w:val="20"/>
+        </w:rPr>
+        <w:t>(</w:t>
+      </w:r>
+      <w:r>
+        <w:rPr>
+          <w:rFonts w:ascii="Courier New" w:eastAsia="Times New Roman" w:hAnsi="Courier New" w:cs="Courier New"/>
+          <w:color w:val="BCBEC4"/>
+          <w:sz w:val="20"/>
+          <w:szCs w:val="20"/>
+          <w:lang w:val="en-US"/>
+        </w:rPr>
+        <w:t>sum</w:t>
+      </w:r>
+      <w:r>
+        <w:rPr>
+          <w:rFonts w:ascii="Courier New" w:eastAsia="Times New Roman" w:hAnsi="Courier New" w:cs="Courier New"/>
+          <w:color w:val="BCBEC4"/>
+          <w:sz w:val="20"/>
+          <w:szCs w:val="20"/>
+        </w:rPr>
+        <w:t>_</w:t>
+      </w:r>
+      <w:r>
+        <w:rPr>
+          <w:rFonts w:ascii="Courier New" w:eastAsia="Times New Roman" w:hAnsi="Courier New" w:cs="Courier New"/>
+          <w:color w:val="BCBEC4"/>
+          <w:sz w:val="20"/>
+          <w:szCs w:val="20"/>
+          <w:lang w:val="en-US"/>
+        </w:rPr>
+        <w:t>distances</w:t>
+      </w:r>
+      <w:r>
+        <w:rPr>
+          <w:rFonts w:ascii="Courier New" w:eastAsia="Times New Roman" w:hAnsi="Courier New" w:cs="Courier New"/>
+          <w:color w:val="BCBEC4"/>
+          <w:sz w:val="20"/>
+          <w:szCs w:val="20"/>
+        </w:rPr>
+        <w:t>)</w:t>
+      </w:r>
+      <w:r>
+        <w:rPr>
+          <w:rFonts w:ascii="Courier New" w:eastAsia="Times New Roman" w:hAnsi="Courier New" w:cs="Courier New"/>
+          <w:color w:val="BCBEC4"/>
+          <w:sz w:val="20"/>
+          <w:szCs w:val="20"/>
+        </w:rPr>
+        <w:br/>
+      </w:r>
+      <w:r>
+        <w:rPr>
+          <w:rFonts w:ascii="Courier New" w:eastAsia="Times New Roman" w:hAnsi="Courier New" w:cs="Courier New"/>
+          <w:color w:val="BCBEC4"/>
+          <w:sz w:val="20"/>
+          <w:szCs w:val="20"/>
+          <w:lang w:val="en-US"/>
+        </w:rPr>
+        <w:t>median</w:t>
+      </w:r>
+      <w:r>
+        <w:rPr>
+          <w:rFonts w:ascii="Courier New" w:eastAsia="Times New Roman" w:hAnsi="Courier New" w:cs="Courier New"/>
+          <w:color w:val="BCBEC4"/>
+          <w:sz w:val="20"/>
+          <w:szCs w:val="20"/>
+        </w:rPr>
+        <w:t>_</w:t>
+      </w:r>
+      <w:r>
+        <w:rPr>
+          <w:rFonts w:ascii="Courier New" w:eastAsia="Times New Roman" w:hAnsi="Courier New" w:cs="Courier New"/>
+          <w:color w:val="BCBEC4"/>
+          <w:sz w:val="20"/>
+          <w:szCs w:val="20"/>
+          <w:lang w:val="en-US"/>
+        </w:rPr>
+        <w:t>indices</w:t>
+      </w:r>
+      <w:r>
+        <w:rPr>
+          <w:rFonts w:ascii="Courier New" w:eastAsia="Times New Roman" w:hAnsi="Courier New" w:cs="Courier New"/>
+          <w:color w:val="BCBEC4"/>
+          <w:sz w:val="20"/>
+          <w:szCs w:val="20"/>
+        </w:rPr>
+        <w:t xml:space="preserve"> = </w:t>
+      </w:r>
+      <w:r>
+        <w:rPr>
+          <w:rFonts w:ascii="Courier New" w:eastAsia="Times New Roman" w:hAnsi="Courier New" w:cs="Courier New"/>
+          <w:color w:val="BCBEC4"/>
+          <w:sz w:val="20"/>
+          <w:szCs w:val="20"/>
+          <w:lang w:val="en-US"/>
+        </w:rPr>
+        <w:t>np</w:t>
+      </w:r>
+      <w:r>
+        <w:rPr>
+          <w:rFonts w:ascii="Courier New" w:eastAsia="Times New Roman" w:hAnsi="Courier New" w:cs="Courier New"/>
+          <w:color w:val="BCBEC4"/>
+          <w:sz w:val="20"/>
+          <w:szCs w:val="20"/>
+        </w:rPr>
+        <w:t>.</w:t>
+      </w:r>
+      <w:r>
+        <w:rPr>
+          <w:rFonts w:ascii="Courier New" w:eastAsia="Times New Roman" w:hAnsi="Courier New" w:cs="Courier New"/>
+          <w:color w:val="BCBEC4"/>
+          <w:sz w:val="20"/>
+          <w:szCs w:val="20"/>
+          <w:lang w:val="en-US"/>
+        </w:rPr>
+        <w:t>where</w:t>
+      </w:r>
+      <w:r>
+        <w:rPr>
+          <w:rFonts w:ascii="Courier New" w:eastAsia="Times New Roman" w:hAnsi="Courier New" w:cs="Courier New"/>
+          <w:color w:val="BCBEC4"/>
+          <w:sz w:val="20"/>
+          <w:szCs w:val="20"/>
+        </w:rPr>
+        <w:t>(</w:t>
+      </w:r>
+      <w:r>
+        <w:rPr>
+          <w:rFonts w:ascii="Courier New" w:eastAsia="Times New Roman" w:hAnsi="Courier New" w:cs="Courier New"/>
+          <w:color w:val="BCBEC4"/>
+          <w:sz w:val="20"/>
+          <w:szCs w:val="20"/>
+          <w:lang w:val="en-US"/>
+        </w:rPr>
+        <w:t>sum</w:t>
+      </w:r>
+      <w:r>
+        <w:rPr>
+          <w:rFonts w:ascii="Courier New" w:eastAsia="Times New Roman" w:hAnsi="Courier New" w:cs="Courier New"/>
+          <w:color w:val="BCBEC4"/>
+          <w:sz w:val="20"/>
+          <w:szCs w:val="20"/>
+        </w:rPr>
+        <w:t>_</w:t>
+      </w:r>
+      <w:r>
+        <w:rPr>
+          <w:rFonts w:ascii="Courier New" w:eastAsia="Times New Roman" w:hAnsi="Courier New" w:cs="Courier New"/>
+          <w:color w:val="BCBEC4"/>
+          <w:sz w:val="20"/>
+          <w:szCs w:val="20"/>
+          <w:lang w:val="en-US"/>
+        </w:rPr>
+        <w:t>distances</w:t>
+      </w:r>
+      <w:r>
+        <w:rPr>
+          <w:rFonts w:ascii="Courier New" w:eastAsia="Times New Roman" w:hAnsi="Courier New" w:cs="Courier New"/>
+          <w:color w:val="BCBEC4"/>
+          <w:sz w:val="20"/>
+          <w:szCs w:val="20"/>
+        </w:rPr>
+        <w:t xml:space="preserve"> == </w:t>
+      </w:r>
+      <w:r>
+        <w:rPr>
+          <w:rFonts w:ascii="Courier New" w:eastAsia="Times New Roman" w:hAnsi="Courier New" w:cs="Courier New"/>
+          <w:color w:val="BCBEC4"/>
+          <w:sz w:val="20"/>
+          <w:szCs w:val="20"/>
+          <w:lang w:val="en-US"/>
+        </w:rPr>
+        <w:t>min</w:t>
+      </w:r>
+      <w:r>
+        <w:rPr>
+          <w:rFonts w:ascii="Courier New" w:eastAsia="Times New Roman" w:hAnsi="Courier New" w:cs="Courier New"/>
+          <w:color w:val="BCBEC4"/>
+          <w:sz w:val="20"/>
+          <w:szCs w:val="20"/>
+        </w:rPr>
+        <w:t>_</w:t>
+      </w:r>
+      <w:r>
+        <w:rPr>
+          <w:rFonts w:ascii="Courier New" w:eastAsia="Times New Roman" w:hAnsi="Courier New" w:cs="Courier New"/>
+          <w:color w:val="BCBEC4"/>
+          <w:sz w:val="20"/>
+          <w:szCs w:val="20"/>
+          <w:lang w:val="en-US"/>
+        </w:rPr>
+        <w:t>dist</w:t>
+      </w:r>
+      <w:r>
+        <w:rPr>
+          <w:rFonts w:ascii="Courier New" w:eastAsia="Times New Roman" w:hAnsi="Courier New" w:cs="Courier New"/>
+          <w:color w:val="BCBEC4"/>
+          <w:sz w:val="20"/>
+          <w:szCs w:val="20"/>
+        </w:rPr>
+        <w:t>)[</w:t>
+      </w:r>
+      <w:r>
+        <w:rPr>
+          <w:rFonts w:ascii="Courier New" w:eastAsia="Times New Roman" w:hAnsi="Courier New" w:cs="Courier New"/>
+          <w:color w:val="2AACB8"/>
+          <w:sz w:val="20"/>
+          <w:szCs w:val="20"/>
+        </w:rPr>
+        <w:t>0</w:t>
+      </w:r>
+      <w:r>
+        <w:rPr>
+          <w:rFonts w:ascii="Courier New" w:eastAsia="Times New Roman" w:hAnsi="Courier New" w:cs="Courier New"/>
+          <w:color w:val="BCBEC4"/>
+          <w:sz w:val="20"/>
+          <w:szCs w:val="20"/>
+        </w:rPr>
+        <w:t>]</w:t>
+      </w:r>
+      <w:r>
+        <w:rPr>
+          <w:rFonts w:ascii="Courier New" w:eastAsia="Times New Roman" w:hAnsi="Courier New" w:cs="Courier New"/>
+          <w:color w:val="BCBEC4"/>
+          <w:sz w:val="20"/>
+          <w:szCs w:val="20"/>
+        </w:rPr>
+        <w:br/>
+      </w:r>
+      <w:r>
+        <w:rPr>
+          <w:rFonts w:ascii="Courier New" w:eastAsia="Times New Roman" w:hAnsi="Courier New" w:cs="Courier New"/>
+          <w:color w:val="BCBEC4"/>
+          <w:sz w:val="20"/>
+          <w:szCs w:val="20"/>
+          <w:lang w:val="en-US"/>
+        </w:rPr>
+        <w:t>median</w:t>
+      </w:r>
+      <w:r>
+        <w:rPr>
+          <w:rFonts w:ascii="Courier New" w:eastAsia="Times New Roman" w:hAnsi="Courier New" w:cs="Courier New"/>
+          <w:color w:val="BCBEC4"/>
+          <w:sz w:val="20"/>
+          <w:szCs w:val="20"/>
+        </w:rPr>
+        <w:t>_</w:t>
+      </w:r>
+      <w:r>
+        <w:rPr>
+          <w:rFonts w:ascii="Courier New" w:eastAsia="Times New Roman" w:hAnsi="Courier New" w:cs="Courier New"/>
+          <w:color w:val="BCBEC4"/>
+          <w:sz w:val="20"/>
+          <w:szCs w:val="20"/>
+          <w:lang w:val="en-US"/>
+        </w:rPr>
+        <w:t>names</w:t>
+      </w:r>
+      <w:r>
+        <w:rPr>
+          <w:rFonts w:ascii="Courier New" w:eastAsia="Times New Roman" w:hAnsi="Courier New" w:cs="Courier New"/>
+          <w:color w:val="BCBEC4"/>
+          <w:sz w:val="20"/>
+          <w:szCs w:val="20"/>
+        </w:rPr>
+        <w:t xml:space="preserve"> = [</w:t>
+      </w:r>
+      <w:r>
+        <w:rPr>
+          <w:rFonts w:ascii="Courier New" w:eastAsia="Times New Roman" w:hAnsi="Courier New" w:cs="Courier New"/>
+          <w:color w:val="BCBEC4"/>
+          <w:sz w:val="20"/>
+          <w:szCs w:val="20"/>
+          <w:lang w:val="en-US"/>
+        </w:rPr>
+        <w:t>names</w:t>
+      </w:r>
+      <w:r>
+        <w:rPr>
+          <w:rFonts w:ascii="Courier New" w:eastAsia="Times New Roman" w:hAnsi="Courier New" w:cs="Courier New"/>
+          <w:color w:val="BCBEC4"/>
+          <w:sz w:val="20"/>
+          <w:szCs w:val="20"/>
+        </w:rPr>
+        <w:t>[</w:t>
+      </w:r>
+      <w:r>
+        <w:rPr>
+          <w:rFonts w:ascii="Courier New" w:eastAsia="Times New Roman" w:hAnsi="Courier New" w:cs="Courier New"/>
+          <w:color w:val="BCBEC4"/>
+          <w:sz w:val="20"/>
+          <w:szCs w:val="20"/>
+          <w:lang w:val="en-US"/>
+        </w:rPr>
+        <w:t>i</w:t>
+      </w:r>
+      <w:r>
+        <w:rPr>
+          <w:rFonts w:ascii="Courier New" w:eastAsia="Times New Roman" w:hAnsi="Courier New" w:cs="Courier New"/>
+          <w:color w:val="BCBEC4"/>
+          <w:sz w:val="20"/>
+          <w:szCs w:val="20"/>
+        </w:rPr>
+        <w:t xml:space="preserve">] </w:t>
+      </w:r>
+      <w:r>
+        <w:rPr>
+          <w:rFonts w:ascii="Courier New" w:eastAsia="Times New Roman" w:hAnsi="Courier New" w:cs="Courier New"/>
+          <w:color w:val="CF8E6D"/>
+          <w:sz w:val="20"/>
+          <w:szCs w:val="20"/>
+          <w:lang w:val="en-US"/>
+        </w:rPr>
+        <w:t>for</w:t>
+      </w:r>
+      <w:r>
+        <w:rPr>
+          <w:rFonts w:ascii="Courier New" w:eastAsia="Times New Roman" w:hAnsi="Courier New" w:cs="Courier New"/>
+          <w:color w:val="CF8E6D"/>
+          <w:sz w:val="20"/>
+          <w:szCs w:val="20"/>
+        </w:rPr>
+        <w:t xml:space="preserve"> </w:t>
+      </w:r>
+      <w:r>
+        <w:rPr>
+          <w:rFonts w:ascii="Courier New" w:eastAsia="Times New Roman" w:hAnsi="Courier New" w:cs="Courier New"/>
+          <w:color w:val="BCBEC4"/>
+          <w:sz w:val="20"/>
+          <w:szCs w:val="20"/>
+          <w:lang w:val="en-US"/>
+        </w:rPr>
+        <w:t>i</w:t>
+      </w:r>
+      <w:r>
+        <w:rPr>
+          <w:rFonts w:ascii="Courier New" w:eastAsia="Times New Roman" w:hAnsi="Courier New" w:cs="Courier New"/>
+          <w:color w:val="BCBEC4"/>
+          <w:sz w:val="20"/>
+          <w:szCs w:val="20"/>
+        </w:rPr>
+        <w:t xml:space="preserve"> </w:t>
+      </w:r>
+      <w:r>
+        <w:rPr>
+          <w:rFonts w:ascii="Courier New" w:eastAsia="Times New Roman" w:hAnsi="Courier New" w:cs="Courier New"/>
+          <w:color w:val="CF8E6D"/>
+          <w:sz w:val="20"/>
+          <w:szCs w:val="20"/>
+          <w:lang w:val="en-US"/>
+        </w:rPr>
+        <w:t>in</w:t>
+      </w:r>
+      <w:r>
+        <w:rPr>
+          <w:rFonts w:ascii="Courier New" w:eastAsia="Times New Roman" w:hAnsi="Courier New" w:cs="Courier New"/>
+          <w:color w:val="CF8E6D"/>
+          <w:sz w:val="20"/>
+          <w:szCs w:val="20"/>
+        </w:rPr>
+        <w:t xml:space="preserve"> </w:t>
+      </w:r>
+      <w:r>
+        <w:rPr>
+          <w:rFonts w:ascii="Courier New" w:eastAsia="Times New Roman" w:hAnsi="Courier New" w:cs="Courier New"/>
+          <w:color w:val="BCBEC4"/>
+          <w:sz w:val="20"/>
+          <w:szCs w:val="20"/>
+          <w:lang w:val="en-US"/>
+        </w:rPr>
+        <w:t>median</w:t>
+      </w:r>
+      <w:r>
+        <w:rPr>
+          <w:rFonts w:ascii="Courier New" w:eastAsia="Times New Roman" w:hAnsi="Courier New" w:cs="Courier New"/>
+          <w:color w:val="BCBEC4"/>
+          <w:sz w:val="20"/>
+          <w:szCs w:val="20"/>
+        </w:rPr>
+        <w:t>_</w:t>
+      </w:r>
+      <w:r>
+        <w:rPr>
+          <w:rFonts w:ascii="Courier New" w:eastAsia="Times New Roman" w:hAnsi="Courier New" w:cs="Courier New"/>
+          <w:color w:val="BCBEC4"/>
+          <w:sz w:val="20"/>
+          <w:szCs w:val="20"/>
+          <w:lang w:val="en-US"/>
+        </w:rPr>
+        <w:t>indices</w:t>
+      </w:r>
+      <w:r>
+        <w:rPr>
+          <w:rFonts w:ascii="Courier New" w:eastAsia="Times New Roman" w:hAnsi="Courier New" w:cs="Courier New"/>
+          <w:color w:val="BCBEC4"/>
+          <w:sz w:val="20"/>
+          <w:szCs w:val="20"/>
+        </w:rPr>
+        <w:t>]</w:t>
+      </w:r>
+      <w:r>
+        <w:rPr>
+          <w:rFonts w:ascii="Courier New" w:eastAsia="Times New Roman" w:hAnsi="Courier New" w:cs="Courier New"/>
+          <w:color w:val="BCBEC4"/>
+          <w:sz w:val="20"/>
+          <w:szCs w:val="20"/>
+        </w:rPr>
+        <w:br/>
+      </w:r>
+      <w:r>
+        <w:rPr>
+          <w:rFonts w:ascii="Courier New" w:eastAsia="Times New Roman" w:hAnsi="Courier New" w:cs="Courier New"/>
+          <w:color w:val="BCBEC4"/>
+          <w:sz w:val="20"/>
+          <w:szCs w:val="20"/>
+        </w:rPr>
+        <w:br/>
+      </w:r>
       <w:r>
         <w:rPr>
           <w:rFonts w:ascii="Courier New" w:eastAsia="Times New Roman" w:hAnsi="Courier New" w:cs="Courier New"/>
@@ -8099,7 +8618,7 @@
           <w:sz w:val="20"/>
           <w:szCs w:val="20"/>
         </w:rPr>
-        <w:t xml:space="preserve"> ---</w:t>
+        <w:t># --- Знаходження середнього за Кемені ---</w:t>
       </w:r>
       <w:r>
         <w:rPr>
@@ -8137,7 +8656,7 @@
           <w:szCs w:val="20"/>
           <w:lang w:val="en-US"/>
         </w:rPr>
-        <w:t>distances</w:t>
+        <w:t>squared</w:t>
       </w:r>
       <w:r>
         <w:rPr>
@@ -8186,7 +8705,6 @@
         </w:rPr>
         <w:t>(</w:t>
       </w:r>
-      <w:proofErr w:type="spellStart"/>
       <w:r>
         <w:rPr>
           <w:rFonts w:ascii="Courier New" w:eastAsia="Times New Roman" w:hAnsi="Courier New" w:cs="Courier New"/>
@@ -8197,7 +8715,6 @@
         </w:rPr>
         <w:t>dist</w:t>
       </w:r>
-      <w:proofErr w:type="spellEnd"/>
       <w:r>
         <w:rPr>
           <w:rFonts w:ascii="Courier New" w:eastAsia="Times New Roman" w:hAnsi="Courier New" w:cs="Courier New"/>
@@ -8224,6 +8741,24 @@
           <w:sz w:val="20"/>
           <w:szCs w:val="20"/>
         </w:rPr>
+        <w:t>**</w:t>
+      </w:r>
+      <w:r>
+        <w:rPr>
+          <w:rFonts w:ascii="Courier New" w:eastAsia="Times New Roman" w:hAnsi="Courier New" w:cs="Courier New"/>
+          <w:color w:val="2AACB8"/>
+          <w:sz w:val="20"/>
+          <w:szCs w:val="20"/>
+        </w:rPr>
+        <w:t>2</w:t>
+      </w:r>
+      <w:r>
+        <w:rPr>
+          <w:rFonts w:ascii="Courier New" w:eastAsia="Times New Roman" w:hAnsi="Courier New" w:cs="Courier New"/>
+          <w:color w:val="BCBEC4"/>
+          <w:sz w:val="20"/>
+          <w:szCs w:val="20"/>
+        </w:rPr>
         <w:t xml:space="preserve">, </w:t>
       </w:r>
       <w:r>
@@ -8291,7 +8826,599 @@
         </w:rPr>
         <w:t>_</w:t>
       </w:r>
-      <w:proofErr w:type="spellStart"/>
+      <w:r>
+        <w:rPr>
+          <w:rFonts w:ascii="Courier New" w:eastAsia="Times New Roman" w:hAnsi="Courier New" w:cs="Courier New"/>
+          <w:color w:val="BCBEC4"/>
+          <w:sz w:val="20"/>
+          <w:szCs w:val="20"/>
+          <w:lang w:val="en-US"/>
+        </w:rPr>
+        <w:t>sq</w:t>
+      </w:r>
+      <w:r>
+        <w:rPr>
+          <w:rFonts w:ascii="Courier New" w:eastAsia="Times New Roman" w:hAnsi="Courier New" w:cs="Courier New"/>
+          <w:color w:val="BCBEC4"/>
+          <w:sz w:val="20"/>
+          <w:szCs w:val="20"/>
+        </w:rPr>
+        <w:t xml:space="preserve"> = </w:t>
+      </w:r>
+      <w:r>
+        <w:rPr>
+          <w:rFonts w:ascii="Courier New" w:eastAsia="Times New Roman" w:hAnsi="Courier New" w:cs="Courier New"/>
+          <w:color w:val="BCBEC4"/>
+          <w:sz w:val="20"/>
+          <w:szCs w:val="20"/>
+          <w:lang w:val="en-US"/>
+        </w:rPr>
+        <w:t>np</w:t>
+      </w:r>
+      <w:r>
+        <w:rPr>
+          <w:rFonts w:ascii="Courier New" w:eastAsia="Times New Roman" w:hAnsi="Courier New" w:cs="Courier New"/>
+          <w:color w:val="BCBEC4"/>
+          <w:sz w:val="20"/>
+          <w:szCs w:val="20"/>
+        </w:rPr>
+        <w:t>.</w:t>
+      </w:r>
+      <w:r>
+        <w:rPr>
+          <w:rFonts w:ascii="Courier New" w:eastAsia="Times New Roman" w:hAnsi="Courier New" w:cs="Courier New"/>
+          <w:color w:val="BCBEC4"/>
+          <w:sz w:val="20"/>
+          <w:szCs w:val="20"/>
+          <w:lang w:val="en-US"/>
+        </w:rPr>
+        <w:t>min</w:t>
+      </w:r>
+      <w:r>
+        <w:rPr>
+          <w:rFonts w:ascii="Courier New" w:eastAsia="Times New Roman" w:hAnsi="Courier New" w:cs="Courier New"/>
+          <w:color w:val="BCBEC4"/>
+          <w:sz w:val="20"/>
+          <w:szCs w:val="20"/>
+        </w:rPr>
+        <w:t>(</w:t>
+      </w:r>
+      <w:r>
+        <w:rPr>
+          <w:rFonts w:ascii="Courier New" w:eastAsia="Times New Roman" w:hAnsi="Courier New" w:cs="Courier New"/>
+          <w:color w:val="BCBEC4"/>
+          <w:sz w:val="20"/>
+          <w:szCs w:val="20"/>
+          <w:lang w:val="en-US"/>
+        </w:rPr>
+        <w:t>sum</w:t>
+      </w:r>
+      <w:r>
+        <w:rPr>
+          <w:rFonts w:ascii="Courier New" w:eastAsia="Times New Roman" w:hAnsi="Courier New" w:cs="Courier New"/>
+          <w:color w:val="BCBEC4"/>
+          <w:sz w:val="20"/>
+          <w:szCs w:val="20"/>
+        </w:rPr>
+        <w:t>_</w:t>
+      </w:r>
+      <w:r>
+        <w:rPr>
+          <w:rFonts w:ascii="Courier New" w:eastAsia="Times New Roman" w:hAnsi="Courier New" w:cs="Courier New"/>
+          <w:color w:val="BCBEC4"/>
+          <w:sz w:val="20"/>
+          <w:szCs w:val="20"/>
+          <w:lang w:val="en-US"/>
+        </w:rPr>
+        <w:t>squared</w:t>
+      </w:r>
+      <w:r>
+        <w:rPr>
+          <w:rFonts w:ascii="Courier New" w:eastAsia="Times New Roman" w:hAnsi="Courier New" w:cs="Courier New"/>
+          <w:color w:val="BCBEC4"/>
+          <w:sz w:val="20"/>
+          <w:szCs w:val="20"/>
+        </w:rPr>
+        <w:t>)</w:t>
+      </w:r>
+      <w:r>
+        <w:rPr>
+          <w:rFonts w:ascii="Courier New" w:eastAsia="Times New Roman" w:hAnsi="Courier New" w:cs="Courier New"/>
+          <w:color w:val="BCBEC4"/>
+          <w:sz w:val="20"/>
+          <w:szCs w:val="20"/>
+        </w:rPr>
+        <w:br/>
+      </w:r>
+      <w:r>
+        <w:rPr>
+          <w:rFonts w:ascii="Courier New" w:eastAsia="Times New Roman" w:hAnsi="Courier New" w:cs="Courier New"/>
+          <w:color w:val="BCBEC4"/>
+          <w:sz w:val="20"/>
+          <w:szCs w:val="20"/>
+          <w:lang w:val="en-US"/>
+        </w:rPr>
+        <w:t>mean</w:t>
+      </w:r>
+      <w:r>
+        <w:rPr>
+          <w:rFonts w:ascii="Courier New" w:eastAsia="Times New Roman" w:hAnsi="Courier New" w:cs="Courier New"/>
+          <w:color w:val="BCBEC4"/>
+          <w:sz w:val="20"/>
+          <w:szCs w:val="20"/>
+        </w:rPr>
+        <w:t>_</w:t>
+      </w:r>
+      <w:r>
+        <w:rPr>
+          <w:rFonts w:ascii="Courier New" w:eastAsia="Times New Roman" w:hAnsi="Courier New" w:cs="Courier New"/>
+          <w:color w:val="BCBEC4"/>
+          <w:sz w:val="20"/>
+          <w:szCs w:val="20"/>
+          <w:lang w:val="en-US"/>
+        </w:rPr>
+        <w:t>indices</w:t>
+      </w:r>
+      <w:r>
+        <w:rPr>
+          <w:rFonts w:ascii="Courier New" w:eastAsia="Times New Roman" w:hAnsi="Courier New" w:cs="Courier New"/>
+          <w:color w:val="BCBEC4"/>
+          <w:sz w:val="20"/>
+          <w:szCs w:val="20"/>
+        </w:rPr>
+        <w:t xml:space="preserve"> = </w:t>
+      </w:r>
+      <w:r>
+        <w:rPr>
+          <w:rFonts w:ascii="Courier New" w:eastAsia="Times New Roman" w:hAnsi="Courier New" w:cs="Courier New"/>
+          <w:color w:val="BCBEC4"/>
+          <w:sz w:val="20"/>
+          <w:szCs w:val="20"/>
+          <w:lang w:val="en-US"/>
+        </w:rPr>
+        <w:t>np</w:t>
+      </w:r>
+      <w:r>
+        <w:rPr>
+          <w:rFonts w:ascii="Courier New" w:eastAsia="Times New Roman" w:hAnsi="Courier New" w:cs="Courier New"/>
+          <w:color w:val="BCBEC4"/>
+          <w:sz w:val="20"/>
+          <w:szCs w:val="20"/>
+        </w:rPr>
+        <w:t>.</w:t>
+      </w:r>
+      <w:r>
+        <w:rPr>
+          <w:rFonts w:ascii="Courier New" w:eastAsia="Times New Roman" w:hAnsi="Courier New" w:cs="Courier New"/>
+          <w:color w:val="BCBEC4"/>
+          <w:sz w:val="20"/>
+          <w:szCs w:val="20"/>
+          <w:lang w:val="en-US"/>
+        </w:rPr>
+        <w:t>where</w:t>
+      </w:r>
+      <w:r>
+        <w:rPr>
+          <w:rFonts w:ascii="Courier New" w:eastAsia="Times New Roman" w:hAnsi="Courier New" w:cs="Courier New"/>
+          <w:color w:val="BCBEC4"/>
+          <w:sz w:val="20"/>
+          <w:szCs w:val="20"/>
+        </w:rPr>
+        <w:t>(</w:t>
+      </w:r>
+      <w:r>
+        <w:rPr>
+          <w:rFonts w:ascii="Courier New" w:eastAsia="Times New Roman" w:hAnsi="Courier New" w:cs="Courier New"/>
+          <w:color w:val="BCBEC4"/>
+          <w:sz w:val="20"/>
+          <w:szCs w:val="20"/>
+          <w:lang w:val="en-US"/>
+        </w:rPr>
+        <w:t>sum</w:t>
+      </w:r>
+      <w:r>
+        <w:rPr>
+          <w:rFonts w:ascii="Courier New" w:eastAsia="Times New Roman" w:hAnsi="Courier New" w:cs="Courier New"/>
+          <w:color w:val="BCBEC4"/>
+          <w:sz w:val="20"/>
+          <w:szCs w:val="20"/>
+        </w:rPr>
+        <w:t>_</w:t>
+      </w:r>
+      <w:r>
+        <w:rPr>
+          <w:rFonts w:ascii="Courier New" w:eastAsia="Times New Roman" w:hAnsi="Courier New" w:cs="Courier New"/>
+          <w:color w:val="BCBEC4"/>
+          <w:sz w:val="20"/>
+          <w:szCs w:val="20"/>
+          <w:lang w:val="en-US"/>
+        </w:rPr>
+        <w:t>squared</w:t>
+      </w:r>
+      <w:r>
+        <w:rPr>
+          <w:rFonts w:ascii="Courier New" w:eastAsia="Times New Roman" w:hAnsi="Courier New" w:cs="Courier New"/>
+          <w:color w:val="BCBEC4"/>
+          <w:sz w:val="20"/>
+          <w:szCs w:val="20"/>
+        </w:rPr>
+        <w:t xml:space="preserve"> == </w:t>
+      </w:r>
+      <w:r>
+        <w:rPr>
+          <w:rFonts w:ascii="Courier New" w:eastAsia="Times New Roman" w:hAnsi="Courier New" w:cs="Courier New"/>
+          <w:color w:val="BCBEC4"/>
+          <w:sz w:val="20"/>
+          <w:szCs w:val="20"/>
+          <w:lang w:val="en-US"/>
+        </w:rPr>
+        <w:t>min</w:t>
+      </w:r>
+      <w:r>
+        <w:rPr>
+          <w:rFonts w:ascii="Courier New" w:eastAsia="Times New Roman" w:hAnsi="Courier New" w:cs="Courier New"/>
+          <w:color w:val="BCBEC4"/>
+          <w:sz w:val="20"/>
+          <w:szCs w:val="20"/>
+        </w:rPr>
+        <w:t>_</w:t>
+      </w:r>
+      <w:r>
+        <w:rPr>
+          <w:rFonts w:ascii="Courier New" w:eastAsia="Times New Roman" w:hAnsi="Courier New" w:cs="Courier New"/>
+          <w:color w:val="BCBEC4"/>
+          <w:sz w:val="20"/>
+          <w:szCs w:val="20"/>
+          <w:lang w:val="en-US"/>
+        </w:rPr>
+        <w:t>sq</w:t>
+      </w:r>
+      <w:r>
+        <w:rPr>
+          <w:rFonts w:ascii="Courier New" w:eastAsia="Times New Roman" w:hAnsi="Courier New" w:cs="Courier New"/>
+          <w:color w:val="BCBEC4"/>
+          <w:sz w:val="20"/>
+          <w:szCs w:val="20"/>
+        </w:rPr>
+        <w:t>)[</w:t>
+      </w:r>
+      <w:r>
+        <w:rPr>
+          <w:rFonts w:ascii="Courier New" w:eastAsia="Times New Roman" w:hAnsi="Courier New" w:cs="Courier New"/>
+          <w:color w:val="2AACB8"/>
+          <w:sz w:val="20"/>
+          <w:szCs w:val="20"/>
+        </w:rPr>
+        <w:t>0</w:t>
+      </w:r>
+      <w:r>
+        <w:rPr>
+          <w:rFonts w:ascii="Courier New" w:eastAsia="Times New Roman" w:hAnsi="Courier New" w:cs="Courier New"/>
+          <w:color w:val="BCBEC4"/>
+          <w:sz w:val="20"/>
+          <w:szCs w:val="20"/>
+        </w:rPr>
+        <w:t>]</w:t>
+      </w:r>
+      <w:r>
+        <w:rPr>
+          <w:rFonts w:ascii="Courier New" w:eastAsia="Times New Roman" w:hAnsi="Courier New" w:cs="Courier New"/>
+          <w:color w:val="BCBEC4"/>
+          <w:sz w:val="20"/>
+          <w:szCs w:val="20"/>
+        </w:rPr>
+        <w:br/>
+      </w:r>
+      <w:r>
+        <w:rPr>
+          <w:rFonts w:ascii="Courier New" w:eastAsia="Times New Roman" w:hAnsi="Courier New" w:cs="Courier New"/>
+          <w:color w:val="BCBEC4"/>
+          <w:sz w:val="20"/>
+          <w:szCs w:val="20"/>
+          <w:lang w:val="en-US"/>
+        </w:rPr>
+        <w:t>mean</w:t>
+      </w:r>
+      <w:r>
+        <w:rPr>
+          <w:rFonts w:ascii="Courier New" w:eastAsia="Times New Roman" w:hAnsi="Courier New" w:cs="Courier New"/>
+          <w:color w:val="BCBEC4"/>
+          <w:sz w:val="20"/>
+          <w:szCs w:val="20"/>
+        </w:rPr>
+        <w:t>_</w:t>
+      </w:r>
+      <w:r>
+        <w:rPr>
+          <w:rFonts w:ascii="Courier New" w:eastAsia="Times New Roman" w:hAnsi="Courier New" w:cs="Courier New"/>
+          <w:color w:val="BCBEC4"/>
+          <w:sz w:val="20"/>
+          <w:szCs w:val="20"/>
+          <w:lang w:val="en-US"/>
+        </w:rPr>
+        <w:t>names</w:t>
+      </w:r>
+      <w:r>
+        <w:rPr>
+          <w:rFonts w:ascii="Courier New" w:eastAsia="Times New Roman" w:hAnsi="Courier New" w:cs="Courier New"/>
+          <w:color w:val="BCBEC4"/>
+          <w:sz w:val="20"/>
+          <w:szCs w:val="20"/>
+        </w:rPr>
+        <w:t xml:space="preserve"> = [</w:t>
+      </w:r>
+      <w:r>
+        <w:rPr>
+          <w:rFonts w:ascii="Courier New" w:eastAsia="Times New Roman" w:hAnsi="Courier New" w:cs="Courier New"/>
+          <w:color w:val="BCBEC4"/>
+          <w:sz w:val="20"/>
+          <w:szCs w:val="20"/>
+          <w:lang w:val="en-US"/>
+        </w:rPr>
+        <w:t>names</w:t>
+      </w:r>
+      <w:r>
+        <w:rPr>
+          <w:rFonts w:ascii="Courier New" w:eastAsia="Times New Roman" w:hAnsi="Courier New" w:cs="Courier New"/>
+          <w:color w:val="BCBEC4"/>
+          <w:sz w:val="20"/>
+          <w:szCs w:val="20"/>
+        </w:rPr>
+        <w:t>[</w:t>
+      </w:r>
+      <w:r>
+        <w:rPr>
+          <w:rFonts w:ascii="Courier New" w:eastAsia="Times New Roman" w:hAnsi="Courier New" w:cs="Courier New"/>
+          <w:color w:val="BCBEC4"/>
+          <w:sz w:val="20"/>
+          <w:szCs w:val="20"/>
+          <w:lang w:val="en-US"/>
+        </w:rPr>
+        <w:t>i</w:t>
+      </w:r>
+      <w:r>
+        <w:rPr>
+          <w:rFonts w:ascii="Courier New" w:eastAsia="Times New Roman" w:hAnsi="Courier New" w:cs="Courier New"/>
+          <w:color w:val="BCBEC4"/>
+          <w:sz w:val="20"/>
+          <w:szCs w:val="20"/>
+        </w:rPr>
+        <w:t xml:space="preserve">] </w:t>
+      </w:r>
+      <w:r>
+        <w:rPr>
+          <w:rFonts w:ascii="Courier New" w:eastAsia="Times New Roman" w:hAnsi="Courier New" w:cs="Courier New"/>
+          <w:color w:val="CF8E6D"/>
+          <w:sz w:val="20"/>
+          <w:szCs w:val="20"/>
+          <w:lang w:val="en-US"/>
+        </w:rPr>
+        <w:t>for</w:t>
+      </w:r>
+      <w:r>
+        <w:rPr>
+          <w:rFonts w:ascii="Courier New" w:eastAsia="Times New Roman" w:hAnsi="Courier New" w:cs="Courier New"/>
+          <w:color w:val="CF8E6D"/>
+          <w:sz w:val="20"/>
+          <w:szCs w:val="20"/>
+        </w:rPr>
+        <w:t xml:space="preserve"> </w:t>
+      </w:r>
+      <w:r>
+        <w:rPr>
+          <w:rFonts w:ascii="Courier New" w:eastAsia="Times New Roman" w:hAnsi="Courier New" w:cs="Courier New"/>
+          <w:color w:val="BCBEC4"/>
+          <w:sz w:val="20"/>
+          <w:szCs w:val="20"/>
+          <w:lang w:val="en-US"/>
+        </w:rPr>
+        <w:t>i</w:t>
+      </w:r>
+      <w:r>
+        <w:rPr>
+          <w:rFonts w:ascii="Courier New" w:eastAsia="Times New Roman" w:hAnsi="Courier New" w:cs="Courier New"/>
+          <w:color w:val="BCBEC4"/>
+          <w:sz w:val="20"/>
+          <w:szCs w:val="20"/>
+        </w:rPr>
+        <w:t xml:space="preserve"> </w:t>
+      </w:r>
+      <w:r>
+        <w:rPr>
+          <w:rFonts w:ascii="Courier New" w:eastAsia="Times New Roman" w:hAnsi="Courier New" w:cs="Courier New"/>
+          <w:color w:val="CF8E6D"/>
+          <w:sz w:val="20"/>
+          <w:szCs w:val="20"/>
+          <w:lang w:val="en-US"/>
+        </w:rPr>
+        <w:t>in</w:t>
+      </w:r>
+      <w:r>
+        <w:rPr>
+          <w:rFonts w:ascii="Courier New" w:eastAsia="Times New Roman" w:hAnsi="Courier New" w:cs="Courier New"/>
+          <w:color w:val="CF8E6D"/>
+          <w:sz w:val="20"/>
+          <w:szCs w:val="20"/>
+        </w:rPr>
+        <w:t xml:space="preserve"> </w:t>
+      </w:r>
+      <w:r>
+        <w:rPr>
+          <w:rFonts w:ascii="Courier New" w:eastAsia="Times New Roman" w:hAnsi="Courier New" w:cs="Courier New"/>
+          <w:color w:val="BCBEC4"/>
+          <w:sz w:val="20"/>
+          <w:szCs w:val="20"/>
+          <w:lang w:val="en-US"/>
+        </w:rPr>
+        <w:t>mean</w:t>
+      </w:r>
+      <w:r>
+        <w:rPr>
+          <w:rFonts w:ascii="Courier New" w:eastAsia="Times New Roman" w:hAnsi="Courier New" w:cs="Courier New"/>
+          <w:color w:val="BCBEC4"/>
+          <w:sz w:val="20"/>
+          <w:szCs w:val="20"/>
+        </w:rPr>
+        <w:t>_</w:t>
+      </w:r>
+      <w:r>
+        <w:rPr>
+          <w:rFonts w:ascii="Courier New" w:eastAsia="Times New Roman" w:hAnsi="Courier New" w:cs="Courier New"/>
+          <w:color w:val="BCBEC4"/>
+          <w:sz w:val="20"/>
+          <w:szCs w:val="20"/>
+          <w:lang w:val="en-US"/>
+        </w:rPr>
+        <w:t>indices</w:t>
+      </w:r>
+      <w:r>
+        <w:rPr>
+          <w:rFonts w:ascii="Courier New" w:eastAsia="Times New Roman" w:hAnsi="Courier New" w:cs="Courier New"/>
+          <w:color w:val="BCBEC4"/>
+          <w:sz w:val="20"/>
+          <w:szCs w:val="20"/>
+        </w:rPr>
+        <w:t>]</w:t>
+      </w:r>
+      <w:r>
+        <w:rPr>
+          <w:rFonts w:ascii="Courier New" w:eastAsia="Times New Roman" w:hAnsi="Courier New" w:cs="Courier New"/>
+          <w:color w:val="BCBEC4"/>
+          <w:sz w:val="20"/>
+          <w:szCs w:val="20"/>
+        </w:rPr>
+        <w:br/>
+      </w:r>
+      <w:r>
+        <w:rPr>
+          <w:rFonts w:ascii="Courier New" w:eastAsia="Times New Roman" w:hAnsi="Courier New" w:cs="Courier New"/>
+          <w:color w:val="BCBEC4"/>
+          <w:sz w:val="20"/>
+          <w:szCs w:val="20"/>
+        </w:rPr>
+        <w:br/>
+      </w:r>
+      <w:r>
+        <w:rPr>
+          <w:rFonts w:ascii="Courier New" w:eastAsia="Times New Roman" w:hAnsi="Courier New" w:cs="Courier New"/>
+          <w:color w:val="7A7E85"/>
+          <w:sz w:val="20"/>
+          <w:szCs w:val="20"/>
+        </w:rPr>
+        <w:t># --- Вивід результатів ---</w:t>
+      </w:r>
+      <w:r>
+        <w:rPr>
+          <w:rFonts w:ascii="Courier New" w:eastAsia="Times New Roman" w:hAnsi="Courier New" w:cs="Courier New"/>
+          <w:color w:val="7A7E85"/>
+          <w:sz w:val="20"/>
+          <w:szCs w:val="20"/>
+        </w:rPr>
+        <w:br/>
+      </w:r>
+      <w:r>
+        <w:rPr>
+          <w:rFonts w:ascii="Courier New" w:eastAsia="Times New Roman" w:hAnsi="Courier New" w:cs="Courier New"/>
+          <w:color w:val="8888C6"/>
+          <w:sz w:val="20"/>
+          <w:szCs w:val="20"/>
+          <w:lang w:val="en-US"/>
+        </w:rPr>
+        <w:t>print</w:t>
+      </w:r>
+      <w:r>
+        <w:rPr>
+          <w:rFonts w:ascii="Courier New" w:eastAsia="Times New Roman" w:hAnsi="Courier New" w:cs="Courier New"/>
+          <w:color w:val="BCBEC4"/>
+          <w:sz w:val="20"/>
+          <w:szCs w:val="20"/>
+        </w:rPr>
+        <w:t>(</w:t>
+      </w:r>
+      <w:r>
+        <w:rPr>
+          <w:rFonts w:ascii="Courier New" w:eastAsia="Times New Roman" w:hAnsi="Courier New" w:cs="Courier New"/>
+          <w:color w:val="6AAB73"/>
+          <w:sz w:val="20"/>
+          <w:szCs w:val="20"/>
+        </w:rPr>
+        <w:t>"Матриця попарних відстаней Кемені:"</w:t>
+      </w:r>
+      <w:r>
+        <w:rPr>
+          <w:rFonts w:ascii="Courier New" w:eastAsia="Times New Roman" w:hAnsi="Courier New" w:cs="Courier New"/>
+          <w:color w:val="BCBEC4"/>
+          <w:sz w:val="20"/>
+          <w:szCs w:val="20"/>
+        </w:rPr>
+        <w:t>)</w:t>
+      </w:r>
+      <w:r>
+        <w:rPr>
+          <w:rFonts w:ascii="Courier New" w:eastAsia="Times New Roman" w:hAnsi="Courier New" w:cs="Courier New"/>
+          <w:color w:val="BCBEC4"/>
+          <w:sz w:val="20"/>
+          <w:szCs w:val="20"/>
+        </w:rPr>
+        <w:br/>
+      </w:r>
+      <w:r>
+        <w:rPr>
+          <w:rFonts w:ascii="Courier New" w:eastAsia="Times New Roman" w:hAnsi="Courier New" w:cs="Courier New"/>
+          <w:color w:val="8888C6"/>
+          <w:sz w:val="20"/>
+          <w:szCs w:val="20"/>
+          <w:lang w:val="en-US"/>
+        </w:rPr>
+        <w:t>print</w:t>
+      </w:r>
+      <w:r>
+        <w:rPr>
+          <w:rFonts w:ascii="Courier New" w:eastAsia="Times New Roman" w:hAnsi="Courier New" w:cs="Courier New"/>
+          <w:color w:val="BCBEC4"/>
+          <w:sz w:val="20"/>
+          <w:szCs w:val="20"/>
+        </w:rPr>
+        <w:t>(</w:t>
+      </w:r>
+      <w:r>
+        <w:rPr>
+          <w:rFonts w:ascii="Courier New" w:eastAsia="Times New Roman" w:hAnsi="Courier New" w:cs="Courier New"/>
+          <w:color w:val="BCBEC4"/>
+          <w:sz w:val="20"/>
+          <w:szCs w:val="20"/>
+          <w:lang w:val="en-US"/>
+        </w:rPr>
+        <w:t>pd</w:t>
+      </w:r>
+      <w:r>
+        <w:rPr>
+          <w:rFonts w:ascii="Courier New" w:eastAsia="Times New Roman" w:hAnsi="Courier New" w:cs="Courier New"/>
+          <w:color w:val="BCBEC4"/>
+          <w:sz w:val="20"/>
+          <w:szCs w:val="20"/>
+        </w:rPr>
+        <w:t>.</w:t>
+      </w:r>
+      <w:r>
+        <w:rPr>
+          <w:rFonts w:ascii="Courier New" w:eastAsia="Times New Roman" w:hAnsi="Courier New" w:cs="Courier New"/>
+          <w:color w:val="BCBEC4"/>
+          <w:sz w:val="20"/>
+          <w:szCs w:val="20"/>
+          <w:lang w:val="en-US"/>
+        </w:rPr>
+        <w:t>DataFrame</w:t>
+      </w:r>
+      <w:r>
+        <w:rPr>
+          <w:rFonts w:ascii="Courier New" w:eastAsia="Times New Roman" w:hAnsi="Courier New" w:cs="Courier New"/>
+          <w:color w:val="BCBEC4"/>
+          <w:sz w:val="20"/>
+          <w:szCs w:val="20"/>
+        </w:rPr>
+        <w:t>(</w:t>
+      </w:r>
       <w:r>
         <w:rPr>
           <w:rFonts w:ascii="Courier New" w:eastAsia="Times New Roman" w:hAnsi="Courier New" w:cs="Courier New"/>
@@ -8302,44 +9429,128 @@
         </w:rPr>
         <w:t>dist</w:t>
       </w:r>
-      <w:proofErr w:type="spellEnd"/>
-      <w:r>
-        <w:rPr>
-          <w:rFonts w:ascii="Courier New" w:eastAsia="Times New Roman" w:hAnsi="Courier New" w:cs="Courier New"/>
-          <w:color w:val="BCBEC4"/>
-          <w:sz w:val="20"/>
-          <w:szCs w:val="20"/>
-        </w:rPr>
-        <w:t xml:space="preserve"> = </w:t>
-      </w:r>
-      <w:r>
-        <w:rPr>
-          <w:rFonts w:ascii="Courier New" w:eastAsia="Times New Roman" w:hAnsi="Courier New" w:cs="Courier New"/>
-          <w:color w:val="BCBEC4"/>
-          <w:sz w:val="20"/>
-          <w:szCs w:val="20"/>
-          <w:lang w:val="en-US"/>
-        </w:rPr>
-        <w:t>np</w:t>
-      </w:r>
-      <w:r>
-        <w:rPr>
-          <w:rFonts w:ascii="Courier New" w:eastAsia="Times New Roman" w:hAnsi="Courier New" w:cs="Courier New"/>
-          <w:color w:val="BCBEC4"/>
-          <w:sz w:val="20"/>
-          <w:szCs w:val="20"/>
-        </w:rPr>
-        <w:t>.</w:t>
-      </w:r>
-      <w:r>
-        <w:rPr>
-          <w:rFonts w:ascii="Courier New" w:eastAsia="Times New Roman" w:hAnsi="Courier New" w:cs="Courier New"/>
-          <w:color w:val="BCBEC4"/>
-          <w:sz w:val="20"/>
-          <w:szCs w:val="20"/>
-          <w:lang w:val="en-US"/>
-        </w:rPr>
-        <w:t>min</w:t>
+      <w:r>
+        <w:rPr>
+          <w:rFonts w:ascii="Courier New" w:eastAsia="Times New Roman" w:hAnsi="Courier New" w:cs="Courier New"/>
+          <w:color w:val="BCBEC4"/>
+          <w:sz w:val="20"/>
+          <w:szCs w:val="20"/>
+        </w:rPr>
+        <w:t>_</w:t>
+      </w:r>
+      <w:r>
+        <w:rPr>
+          <w:rFonts w:ascii="Courier New" w:eastAsia="Times New Roman" w:hAnsi="Courier New" w:cs="Courier New"/>
+          <w:color w:val="BCBEC4"/>
+          <w:sz w:val="20"/>
+          <w:szCs w:val="20"/>
+          <w:lang w:val="en-US"/>
+        </w:rPr>
+        <w:t>matrix</w:t>
+      </w:r>
+      <w:r>
+        <w:rPr>
+          <w:rFonts w:ascii="Courier New" w:eastAsia="Times New Roman" w:hAnsi="Courier New" w:cs="Courier New"/>
+          <w:color w:val="BCBEC4"/>
+          <w:sz w:val="20"/>
+          <w:szCs w:val="20"/>
+        </w:rPr>
+        <w:t xml:space="preserve">, </w:t>
+      </w:r>
+      <w:r>
+        <w:rPr>
+          <w:rFonts w:ascii="Courier New" w:eastAsia="Times New Roman" w:hAnsi="Courier New" w:cs="Courier New"/>
+          <w:color w:val="AA4926"/>
+          <w:sz w:val="20"/>
+          <w:szCs w:val="20"/>
+          <w:lang w:val="en-US"/>
+        </w:rPr>
+        <w:t>index</w:t>
+      </w:r>
+      <w:r>
+        <w:rPr>
+          <w:rFonts w:ascii="Courier New" w:eastAsia="Times New Roman" w:hAnsi="Courier New" w:cs="Courier New"/>
+          <w:color w:val="BCBEC4"/>
+          <w:sz w:val="20"/>
+          <w:szCs w:val="20"/>
+        </w:rPr>
+        <w:t>=</w:t>
+      </w:r>
+      <w:r>
+        <w:rPr>
+          <w:rFonts w:ascii="Courier New" w:eastAsia="Times New Roman" w:hAnsi="Courier New" w:cs="Courier New"/>
+          <w:color w:val="BCBEC4"/>
+          <w:sz w:val="20"/>
+          <w:szCs w:val="20"/>
+          <w:lang w:val="en-US"/>
+        </w:rPr>
+        <w:t>names</w:t>
+      </w:r>
+      <w:r>
+        <w:rPr>
+          <w:rFonts w:ascii="Courier New" w:eastAsia="Times New Roman" w:hAnsi="Courier New" w:cs="Courier New"/>
+          <w:color w:val="BCBEC4"/>
+          <w:sz w:val="20"/>
+          <w:szCs w:val="20"/>
+        </w:rPr>
+        <w:t xml:space="preserve">, </w:t>
+      </w:r>
+      <w:r>
+        <w:rPr>
+          <w:rFonts w:ascii="Courier New" w:eastAsia="Times New Roman" w:hAnsi="Courier New" w:cs="Courier New"/>
+          <w:color w:val="AA4926"/>
+          <w:sz w:val="20"/>
+          <w:szCs w:val="20"/>
+          <w:lang w:val="en-US"/>
+        </w:rPr>
+        <w:t>columns</w:t>
+      </w:r>
+      <w:r>
+        <w:rPr>
+          <w:rFonts w:ascii="Courier New" w:eastAsia="Times New Roman" w:hAnsi="Courier New" w:cs="Courier New"/>
+          <w:color w:val="BCBEC4"/>
+          <w:sz w:val="20"/>
+          <w:szCs w:val="20"/>
+        </w:rPr>
+        <w:t>=</w:t>
+      </w:r>
+      <w:r>
+        <w:rPr>
+          <w:rFonts w:ascii="Courier New" w:eastAsia="Times New Roman" w:hAnsi="Courier New" w:cs="Courier New"/>
+          <w:color w:val="BCBEC4"/>
+          <w:sz w:val="20"/>
+          <w:szCs w:val="20"/>
+          <w:lang w:val="en-US"/>
+        </w:rPr>
+        <w:t>names</w:t>
+      </w:r>
+      <w:r>
+        <w:rPr>
+          <w:rFonts w:ascii="Courier New" w:eastAsia="Times New Roman" w:hAnsi="Courier New" w:cs="Courier New"/>
+          <w:color w:val="BCBEC4"/>
+          <w:sz w:val="20"/>
+          <w:szCs w:val="20"/>
+        </w:rPr>
+        <w:t>))</w:t>
+      </w:r>
+      <w:r>
+        <w:rPr>
+          <w:rFonts w:ascii="Courier New" w:eastAsia="Times New Roman" w:hAnsi="Courier New" w:cs="Courier New"/>
+          <w:color w:val="BCBEC4"/>
+          <w:sz w:val="20"/>
+          <w:szCs w:val="20"/>
+        </w:rPr>
+        <w:br/>
+      </w:r>
+      <w:r>
+        <w:rPr>
+          <w:rFonts w:ascii="Courier New" w:eastAsia="Times New Roman" w:hAnsi="Courier New" w:cs="Courier New"/>
+          <w:color w:val="8888C6"/>
+          <w:sz w:val="20"/>
+          <w:szCs w:val="20"/>
+          <w:lang w:val="en-US"/>
+        </w:rPr>
+        <w:t>print</w:t>
       </w:r>
       <w:r>
         <w:rPr>
@@ -8353,31 +9564,39 @@
       <w:r>
         <w:rPr>
           <w:rFonts w:ascii="Courier New" w:eastAsia="Times New Roman" w:hAnsi="Courier New" w:cs="Courier New"/>
-          <w:color w:val="BCBEC4"/>
-          <w:sz w:val="20"/>
-          <w:szCs w:val="20"/>
-          <w:lang w:val="en-US"/>
-        </w:rPr>
-        <w:t>sum</w:t>
-      </w:r>
-      <w:r>
-        <w:rPr>
-          <w:rFonts w:ascii="Courier New" w:eastAsia="Times New Roman" w:hAnsi="Courier New" w:cs="Courier New"/>
-          <w:color w:val="BCBEC4"/>
-          <w:sz w:val="20"/>
-          <w:szCs w:val="20"/>
-        </w:rPr>
-        <w:t>_</w:t>
-      </w:r>
-      <w:r>
-        <w:rPr>
-          <w:rFonts w:ascii="Courier New" w:eastAsia="Times New Roman" w:hAnsi="Courier New" w:cs="Courier New"/>
-          <w:color w:val="BCBEC4"/>
-          <w:sz w:val="20"/>
-          <w:szCs w:val="20"/>
-          <w:lang w:val="en-US"/>
-        </w:rPr>
-        <w:t>distances</w:t>
+          <w:color w:val="6AAB73"/>
+          <w:sz w:val="20"/>
+          <w:szCs w:val="20"/>
+        </w:rPr>
+        <w:t>"</w:t>
+      </w:r>
+      <w:r>
+        <w:rPr>
+          <w:rFonts w:ascii="Courier New" w:eastAsia="Times New Roman" w:hAnsi="Courier New" w:cs="Courier New"/>
+          <w:color w:val="CF8E6D"/>
+          <w:sz w:val="20"/>
+          <w:szCs w:val="20"/>
+        </w:rPr>
+        <w:t>\</w:t>
+      </w:r>
+      <w:r>
+        <w:rPr>
+          <w:rFonts w:ascii="Courier New" w:eastAsia="Times New Roman" w:hAnsi="Courier New" w:cs="Courier New"/>
+          <w:color w:val="CF8E6D"/>
+          <w:sz w:val="20"/>
+          <w:szCs w:val="20"/>
+          <w:lang w:val="en-US"/>
+        </w:rPr>
+        <w:t>n</w:t>
+      </w:r>
+      <w:r>
+        <w:rPr>
+          <w:rFonts w:ascii="Courier New" w:eastAsia="Times New Roman" w:hAnsi="Courier New" w:cs="Courier New"/>
+          <w:color w:val="6AAB73"/>
+          <w:sz w:val="20"/>
+          <w:szCs w:val="20"/>
+        </w:rPr>
+        <w:t>Сума відстаней для кожного експерта:"</w:t>
       </w:r>
       <w:r>
         <w:rPr>
@@ -8400,242 +9619,22 @@
       <w:r>
         <w:rPr>
           <w:rFonts w:ascii="Courier New" w:eastAsia="Times New Roman" w:hAnsi="Courier New" w:cs="Courier New"/>
-          <w:color w:val="BCBEC4"/>
-          <w:sz w:val="20"/>
-          <w:szCs w:val="20"/>
-          <w:lang w:val="en-US"/>
-        </w:rPr>
-        <w:t>median</w:t>
-      </w:r>
-      <w:r>
-        <w:rPr>
-          <w:rFonts w:ascii="Courier New" w:eastAsia="Times New Roman" w:hAnsi="Courier New" w:cs="Courier New"/>
-          <w:color w:val="BCBEC4"/>
-          <w:sz w:val="20"/>
-          <w:szCs w:val="20"/>
-        </w:rPr>
-        <w:t>_</w:t>
-      </w:r>
-      <w:r>
-        <w:rPr>
-          <w:rFonts w:ascii="Courier New" w:eastAsia="Times New Roman" w:hAnsi="Courier New" w:cs="Courier New"/>
-          <w:color w:val="BCBEC4"/>
-          <w:sz w:val="20"/>
-          <w:szCs w:val="20"/>
-          <w:lang w:val="en-US"/>
-        </w:rPr>
-        <w:t>indices</w:t>
-      </w:r>
-      <w:r>
-        <w:rPr>
-          <w:rFonts w:ascii="Courier New" w:eastAsia="Times New Roman" w:hAnsi="Courier New" w:cs="Courier New"/>
-          <w:color w:val="BCBEC4"/>
-          <w:sz w:val="20"/>
-          <w:szCs w:val="20"/>
-        </w:rPr>
-        <w:t xml:space="preserve"> = </w:t>
-      </w:r>
-      <w:r>
-        <w:rPr>
-          <w:rFonts w:ascii="Courier New" w:eastAsia="Times New Roman" w:hAnsi="Courier New" w:cs="Courier New"/>
-          <w:color w:val="BCBEC4"/>
-          <w:sz w:val="20"/>
-          <w:szCs w:val="20"/>
-          <w:lang w:val="en-US"/>
-        </w:rPr>
-        <w:t>np</w:t>
-      </w:r>
-      <w:r>
-        <w:rPr>
-          <w:rFonts w:ascii="Courier New" w:eastAsia="Times New Roman" w:hAnsi="Courier New" w:cs="Courier New"/>
-          <w:color w:val="BCBEC4"/>
-          <w:sz w:val="20"/>
-          <w:szCs w:val="20"/>
-        </w:rPr>
-        <w:t>.</w:t>
-      </w:r>
-      <w:r>
-        <w:rPr>
-          <w:rFonts w:ascii="Courier New" w:eastAsia="Times New Roman" w:hAnsi="Courier New" w:cs="Courier New"/>
-          <w:color w:val="BCBEC4"/>
-          <w:sz w:val="20"/>
-          <w:szCs w:val="20"/>
-          <w:lang w:val="en-US"/>
-        </w:rPr>
-        <w:t>where</w:t>
-      </w:r>
-      <w:r>
-        <w:rPr>
-          <w:rFonts w:ascii="Courier New" w:eastAsia="Times New Roman" w:hAnsi="Courier New" w:cs="Courier New"/>
-          <w:color w:val="BCBEC4"/>
-          <w:sz w:val="20"/>
-          <w:szCs w:val="20"/>
-        </w:rPr>
-        <w:t>(</w:t>
-      </w:r>
-      <w:r>
-        <w:rPr>
-          <w:rFonts w:ascii="Courier New" w:eastAsia="Times New Roman" w:hAnsi="Courier New" w:cs="Courier New"/>
-          <w:color w:val="BCBEC4"/>
-          <w:sz w:val="20"/>
-          <w:szCs w:val="20"/>
-          <w:lang w:val="en-US"/>
-        </w:rPr>
-        <w:t>sum</w:t>
-      </w:r>
-      <w:r>
-        <w:rPr>
-          <w:rFonts w:ascii="Courier New" w:eastAsia="Times New Roman" w:hAnsi="Courier New" w:cs="Courier New"/>
-          <w:color w:val="BCBEC4"/>
-          <w:sz w:val="20"/>
-          <w:szCs w:val="20"/>
-        </w:rPr>
-        <w:t>_</w:t>
-      </w:r>
-      <w:r>
-        <w:rPr>
-          <w:rFonts w:ascii="Courier New" w:eastAsia="Times New Roman" w:hAnsi="Courier New" w:cs="Courier New"/>
-          <w:color w:val="BCBEC4"/>
-          <w:sz w:val="20"/>
-          <w:szCs w:val="20"/>
-          <w:lang w:val="en-US"/>
-        </w:rPr>
-        <w:t>distances</w:t>
-      </w:r>
-      <w:r>
-        <w:rPr>
-          <w:rFonts w:ascii="Courier New" w:eastAsia="Times New Roman" w:hAnsi="Courier New" w:cs="Courier New"/>
-          <w:color w:val="BCBEC4"/>
-          <w:sz w:val="20"/>
-          <w:szCs w:val="20"/>
-        </w:rPr>
-        <w:t xml:space="preserve"> == </w:t>
-      </w:r>
-      <w:r>
-        <w:rPr>
-          <w:rFonts w:ascii="Courier New" w:eastAsia="Times New Roman" w:hAnsi="Courier New" w:cs="Courier New"/>
-          <w:color w:val="BCBEC4"/>
-          <w:sz w:val="20"/>
-          <w:szCs w:val="20"/>
-          <w:lang w:val="en-US"/>
-        </w:rPr>
-        <w:t>min</w:t>
-      </w:r>
-      <w:r>
-        <w:rPr>
-          <w:rFonts w:ascii="Courier New" w:eastAsia="Times New Roman" w:hAnsi="Courier New" w:cs="Courier New"/>
-          <w:color w:val="BCBEC4"/>
-          <w:sz w:val="20"/>
-          <w:szCs w:val="20"/>
-        </w:rPr>
-        <w:t>_</w:t>
-      </w:r>
-      <w:proofErr w:type="spellStart"/>
-      <w:r>
-        <w:rPr>
-          <w:rFonts w:ascii="Courier New" w:eastAsia="Times New Roman" w:hAnsi="Courier New" w:cs="Courier New"/>
-          <w:color w:val="BCBEC4"/>
-          <w:sz w:val="20"/>
-          <w:szCs w:val="20"/>
-          <w:lang w:val="en-US"/>
-        </w:rPr>
-        <w:t>dist</w:t>
-      </w:r>
-      <w:proofErr w:type="spellEnd"/>
-      <w:r>
-        <w:rPr>
-          <w:rFonts w:ascii="Courier New" w:eastAsia="Times New Roman" w:hAnsi="Courier New" w:cs="Courier New"/>
-          <w:color w:val="BCBEC4"/>
-          <w:sz w:val="20"/>
-          <w:szCs w:val="20"/>
-        </w:rPr>
-        <w:t>)[</w:t>
-      </w:r>
-      <w:r>
-        <w:rPr>
-          <w:rFonts w:ascii="Courier New" w:eastAsia="Times New Roman" w:hAnsi="Courier New" w:cs="Courier New"/>
-          <w:color w:val="2AACB8"/>
-          <w:sz w:val="20"/>
-          <w:szCs w:val="20"/>
-        </w:rPr>
-        <w:t>0</w:t>
-      </w:r>
-      <w:r>
-        <w:rPr>
-          <w:rFonts w:ascii="Courier New" w:eastAsia="Times New Roman" w:hAnsi="Courier New" w:cs="Courier New"/>
-          <w:color w:val="BCBEC4"/>
-          <w:sz w:val="20"/>
-          <w:szCs w:val="20"/>
-        </w:rPr>
-        <w:t>]</w:t>
-      </w:r>
-      <w:r>
-        <w:rPr>
-          <w:rFonts w:ascii="Courier New" w:eastAsia="Times New Roman" w:hAnsi="Courier New" w:cs="Courier New"/>
-          <w:color w:val="BCBEC4"/>
-          <w:sz w:val="20"/>
-          <w:szCs w:val="20"/>
-        </w:rPr>
-        <w:br/>
-      </w:r>
-      <w:r>
-        <w:rPr>
-          <w:rFonts w:ascii="Courier New" w:eastAsia="Times New Roman" w:hAnsi="Courier New" w:cs="Courier New"/>
-          <w:color w:val="BCBEC4"/>
-          <w:sz w:val="20"/>
-          <w:szCs w:val="20"/>
-          <w:lang w:val="en-US"/>
-        </w:rPr>
-        <w:t>median</w:t>
-      </w:r>
-      <w:r>
-        <w:rPr>
-          <w:rFonts w:ascii="Courier New" w:eastAsia="Times New Roman" w:hAnsi="Courier New" w:cs="Courier New"/>
-          <w:color w:val="BCBEC4"/>
-          <w:sz w:val="20"/>
-          <w:szCs w:val="20"/>
-        </w:rPr>
-        <w:t>_</w:t>
-      </w:r>
-      <w:r>
-        <w:rPr>
-          <w:rFonts w:ascii="Courier New" w:eastAsia="Times New Roman" w:hAnsi="Courier New" w:cs="Courier New"/>
-          <w:color w:val="BCBEC4"/>
-          <w:sz w:val="20"/>
-          <w:szCs w:val="20"/>
-          <w:lang w:val="en-US"/>
-        </w:rPr>
-        <w:t>names</w:t>
-      </w:r>
-      <w:r>
-        <w:rPr>
-          <w:rFonts w:ascii="Courier New" w:eastAsia="Times New Roman" w:hAnsi="Courier New" w:cs="Courier New"/>
-          <w:color w:val="BCBEC4"/>
-          <w:sz w:val="20"/>
-          <w:szCs w:val="20"/>
-        </w:rPr>
-        <w:t xml:space="preserve"> = [</w:t>
-      </w:r>
-      <w:r>
-        <w:rPr>
-          <w:rFonts w:ascii="Courier New" w:eastAsia="Times New Roman" w:hAnsi="Courier New" w:cs="Courier New"/>
-          <w:color w:val="BCBEC4"/>
-          <w:sz w:val="20"/>
-          <w:szCs w:val="20"/>
-          <w:lang w:val="en-US"/>
-        </w:rPr>
-        <w:t>names</w:t>
-      </w:r>
-      <w:r>
-        <w:rPr>
-          <w:rFonts w:ascii="Courier New" w:eastAsia="Times New Roman" w:hAnsi="Courier New" w:cs="Courier New"/>
-          <w:color w:val="BCBEC4"/>
-          <w:sz w:val="20"/>
-          <w:szCs w:val="20"/>
-        </w:rPr>
-        <w:t>[</w:t>
-      </w:r>
-      <w:proofErr w:type="spellStart"/>
+          <w:color w:val="CF8E6D"/>
+          <w:sz w:val="20"/>
+          <w:szCs w:val="20"/>
+          <w:lang w:val="en-US"/>
+        </w:rPr>
+        <w:t>for</w:t>
+      </w:r>
+      <w:r>
+        <w:rPr>
+          <w:rFonts w:ascii="Courier New" w:eastAsia="Times New Roman" w:hAnsi="Courier New" w:cs="Courier New"/>
+          <w:color w:val="CF8E6D"/>
+          <w:sz w:val="20"/>
+          <w:szCs w:val="20"/>
+        </w:rPr>
+        <w:t xml:space="preserve"> </w:t>
+      </w:r>
       <w:r>
         <w:rPr>
           <w:rFonts w:ascii="Courier New" w:eastAsia="Times New Roman" w:hAnsi="Courier New" w:cs="Courier New"/>
@@ -8646,1217 +9645,6 @@
         </w:rPr>
         <w:t>i</w:t>
       </w:r>
-      <w:proofErr w:type="spellEnd"/>
-      <w:r>
-        <w:rPr>
-          <w:rFonts w:ascii="Courier New" w:eastAsia="Times New Roman" w:hAnsi="Courier New" w:cs="Courier New"/>
-          <w:color w:val="BCBEC4"/>
-          <w:sz w:val="20"/>
-          <w:szCs w:val="20"/>
-        </w:rPr>
-        <w:t xml:space="preserve">] </w:t>
-      </w:r>
-      <w:r>
-        <w:rPr>
-          <w:rFonts w:ascii="Courier New" w:eastAsia="Times New Roman" w:hAnsi="Courier New" w:cs="Courier New"/>
-          <w:color w:val="CF8E6D"/>
-          <w:sz w:val="20"/>
-          <w:szCs w:val="20"/>
-          <w:lang w:val="en-US"/>
-        </w:rPr>
-        <w:t>for</w:t>
-      </w:r>
-      <w:r>
-        <w:rPr>
-          <w:rFonts w:ascii="Courier New" w:eastAsia="Times New Roman" w:hAnsi="Courier New" w:cs="Courier New"/>
-          <w:color w:val="CF8E6D"/>
-          <w:sz w:val="20"/>
-          <w:szCs w:val="20"/>
-        </w:rPr>
-        <w:t xml:space="preserve"> </w:t>
-      </w:r>
-      <w:proofErr w:type="spellStart"/>
-      <w:r>
-        <w:rPr>
-          <w:rFonts w:ascii="Courier New" w:eastAsia="Times New Roman" w:hAnsi="Courier New" w:cs="Courier New"/>
-          <w:color w:val="BCBEC4"/>
-          <w:sz w:val="20"/>
-          <w:szCs w:val="20"/>
-          <w:lang w:val="en-US"/>
-        </w:rPr>
-        <w:t>i</w:t>
-      </w:r>
-      <w:proofErr w:type="spellEnd"/>
-      <w:r>
-        <w:rPr>
-          <w:rFonts w:ascii="Courier New" w:eastAsia="Times New Roman" w:hAnsi="Courier New" w:cs="Courier New"/>
-          <w:color w:val="BCBEC4"/>
-          <w:sz w:val="20"/>
-          <w:szCs w:val="20"/>
-        </w:rPr>
-        <w:t xml:space="preserve"> </w:t>
-      </w:r>
-      <w:r>
-        <w:rPr>
-          <w:rFonts w:ascii="Courier New" w:eastAsia="Times New Roman" w:hAnsi="Courier New" w:cs="Courier New"/>
-          <w:color w:val="CF8E6D"/>
-          <w:sz w:val="20"/>
-          <w:szCs w:val="20"/>
-          <w:lang w:val="en-US"/>
-        </w:rPr>
-        <w:t>in</w:t>
-      </w:r>
-      <w:r>
-        <w:rPr>
-          <w:rFonts w:ascii="Courier New" w:eastAsia="Times New Roman" w:hAnsi="Courier New" w:cs="Courier New"/>
-          <w:color w:val="CF8E6D"/>
-          <w:sz w:val="20"/>
-          <w:szCs w:val="20"/>
-        </w:rPr>
-        <w:t xml:space="preserve"> </w:t>
-      </w:r>
-      <w:r>
-        <w:rPr>
-          <w:rFonts w:ascii="Courier New" w:eastAsia="Times New Roman" w:hAnsi="Courier New" w:cs="Courier New"/>
-          <w:color w:val="BCBEC4"/>
-          <w:sz w:val="20"/>
-          <w:szCs w:val="20"/>
-          <w:lang w:val="en-US"/>
-        </w:rPr>
-        <w:t>median</w:t>
-      </w:r>
-      <w:r>
-        <w:rPr>
-          <w:rFonts w:ascii="Courier New" w:eastAsia="Times New Roman" w:hAnsi="Courier New" w:cs="Courier New"/>
-          <w:color w:val="BCBEC4"/>
-          <w:sz w:val="20"/>
-          <w:szCs w:val="20"/>
-        </w:rPr>
-        <w:t>_</w:t>
-      </w:r>
-      <w:r>
-        <w:rPr>
-          <w:rFonts w:ascii="Courier New" w:eastAsia="Times New Roman" w:hAnsi="Courier New" w:cs="Courier New"/>
-          <w:color w:val="BCBEC4"/>
-          <w:sz w:val="20"/>
-          <w:szCs w:val="20"/>
-          <w:lang w:val="en-US"/>
-        </w:rPr>
-        <w:t>indices</w:t>
-      </w:r>
-      <w:r>
-        <w:rPr>
-          <w:rFonts w:ascii="Courier New" w:eastAsia="Times New Roman" w:hAnsi="Courier New" w:cs="Courier New"/>
-          <w:color w:val="BCBEC4"/>
-          <w:sz w:val="20"/>
-          <w:szCs w:val="20"/>
-        </w:rPr>
-        <w:t>]</w:t>
-      </w:r>
-      <w:r>
-        <w:rPr>
-          <w:rFonts w:ascii="Courier New" w:eastAsia="Times New Roman" w:hAnsi="Courier New" w:cs="Courier New"/>
-          <w:color w:val="BCBEC4"/>
-          <w:sz w:val="20"/>
-          <w:szCs w:val="20"/>
-        </w:rPr>
-        <w:br/>
-      </w:r>
-      <w:r>
-        <w:rPr>
-          <w:rFonts w:ascii="Courier New" w:eastAsia="Times New Roman" w:hAnsi="Courier New" w:cs="Courier New"/>
-          <w:color w:val="BCBEC4"/>
-          <w:sz w:val="20"/>
-          <w:szCs w:val="20"/>
-        </w:rPr>
-        <w:br/>
-      </w:r>
-      <w:r>
-        <w:rPr>
-          <w:rFonts w:ascii="Courier New" w:eastAsia="Times New Roman" w:hAnsi="Courier New" w:cs="Courier New"/>
-          <w:color w:val="7A7E85"/>
-          <w:sz w:val="20"/>
-          <w:szCs w:val="20"/>
-        </w:rPr>
-        <w:t xml:space="preserve"># --- Знаходження середнього за </w:t>
-      </w:r>
-      <w:proofErr w:type="spellStart"/>
-      <w:r>
-        <w:rPr>
-          <w:rFonts w:ascii="Courier New" w:eastAsia="Times New Roman" w:hAnsi="Courier New" w:cs="Courier New"/>
-          <w:color w:val="7A7E85"/>
-          <w:sz w:val="20"/>
-          <w:szCs w:val="20"/>
-        </w:rPr>
-        <w:t>Кемені</w:t>
-      </w:r>
-      <w:proofErr w:type="spellEnd"/>
-      <w:r>
-        <w:rPr>
-          <w:rFonts w:ascii="Courier New" w:eastAsia="Times New Roman" w:hAnsi="Courier New" w:cs="Courier New"/>
-          <w:color w:val="7A7E85"/>
-          <w:sz w:val="20"/>
-          <w:szCs w:val="20"/>
-        </w:rPr>
-        <w:t xml:space="preserve"> ---</w:t>
-      </w:r>
-      <w:r>
-        <w:rPr>
-          <w:rFonts w:ascii="Courier New" w:eastAsia="Times New Roman" w:hAnsi="Courier New" w:cs="Courier New"/>
-          <w:color w:val="7A7E85"/>
-          <w:sz w:val="20"/>
-          <w:szCs w:val="20"/>
-        </w:rPr>
-        <w:br/>
-      </w:r>
-      <w:r>
-        <w:rPr>
-          <w:rFonts w:ascii="Courier New" w:eastAsia="Times New Roman" w:hAnsi="Courier New" w:cs="Courier New"/>
-          <w:color w:val="BCBEC4"/>
-          <w:sz w:val="20"/>
-          <w:szCs w:val="20"/>
-          <w:lang w:val="en-US"/>
-        </w:rPr>
-        <w:t>sum</w:t>
-      </w:r>
-      <w:r>
-        <w:rPr>
-          <w:rFonts w:ascii="Courier New" w:eastAsia="Times New Roman" w:hAnsi="Courier New" w:cs="Courier New"/>
-          <w:color w:val="BCBEC4"/>
-          <w:sz w:val="20"/>
-          <w:szCs w:val="20"/>
-        </w:rPr>
-        <w:t>_</w:t>
-      </w:r>
-      <w:r>
-        <w:rPr>
-          <w:rFonts w:ascii="Courier New" w:eastAsia="Times New Roman" w:hAnsi="Courier New" w:cs="Courier New"/>
-          <w:color w:val="BCBEC4"/>
-          <w:sz w:val="20"/>
-          <w:szCs w:val="20"/>
-          <w:lang w:val="en-US"/>
-        </w:rPr>
-        <w:t>squared</w:t>
-      </w:r>
-      <w:r>
-        <w:rPr>
-          <w:rFonts w:ascii="Courier New" w:eastAsia="Times New Roman" w:hAnsi="Courier New" w:cs="Courier New"/>
-          <w:color w:val="BCBEC4"/>
-          <w:sz w:val="20"/>
-          <w:szCs w:val="20"/>
-        </w:rPr>
-        <w:t xml:space="preserve"> = </w:t>
-      </w:r>
-      <w:r>
-        <w:rPr>
-          <w:rFonts w:ascii="Courier New" w:eastAsia="Times New Roman" w:hAnsi="Courier New" w:cs="Courier New"/>
-          <w:color w:val="BCBEC4"/>
-          <w:sz w:val="20"/>
-          <w:szCs w:val="20"/>
-          <w:lang w:val="en-US"/>
-        </w:rPr>
-        <w:t>np</w:t>
-      </w:r>
-      <w:r>
-        <w:rPr>
-          <w:rFonts w:ascii="Courier New" w:eastAsia="Times New Roman" w:hAnsi="Courier New" w:cs="Courier New"/>
-          <w:color w:val="BCBEC4"/>
-          <w:sz w:val="20"/>
-          <w:szCs w:val="20"/>
-        </w:rPr>
-        <w:t>.</w:t>
-      </w:r>
-      <w:r>
-        <w:rPr>
-          <w:rFonts w:ascii="Courier New" w:eastAsia="Times New Roman" w:hAnsi="Courier New" w:cs="Courier New"/>
-          <w:color w:val="BCBEC4"/>
-          <w:sz w:val="20"/>
-          <w:szCs w:val="20"/>
-          <w:lang w:val="en-US"/>
-        </w:rPr>
-        <w:t>sum</w:t>
-      </w:r>
-      <w:r>
-        <w:rPr>
-          <w:rFonts w:ascii="Courier New" w:eastAsia="Times New Roman" w:hAnsi="Courier New" w:cs="Courier New"/>
-          <w:color w:val="BCBEC4"/>
-          <w:sz w:val="20"/>
-          <w:szCs w:val="20"/>
-        </w:rPr>
-        <w:t>(</w:t>
-      </w:r>
-      <w:proofErr w:type="spellStart"/>
-      <w:r>
-        <w:rPr>
-          <w:rFonts w:ascii="Courier New" w:eastAsia="Times New Roman" w:hAnsi="Courier New" w:cs="Courier New"/>
-          <w:color w:val="BCBEC4"/>
-          <w:sz w:val="20"/>
-          <w:szCs w:val="20"/>
-          <w:lang w:val="en-US"/>
-        </w:rPr>
-        <w:t>dist</w:t>
-      </w:r>
-      <w:proofErr w:type="spellEnd"/>
-      <w:r>
-        <w:rPr>
-          <w:rFonts w:ascii="Courier New" w:eastAsia="Times New Roman" w:hAnsi="Courier New" w:cs="Courier New"/>
-          <w:color w:val="BCBEC4"/>
-          <w:sz w:val="20"/>
-          <w:szCs w:val="20"/>
-        </w:rPr>
-        <w:t>_</w:t>
-      </w:r>
-      <w:r>
-        <w:rPr>
-          <w:rFonts w:ascii="Courier New" w:eastAsia="Times New Roman" w:hAnsi="Courier New" w:cs="Courier New"/>
-          <w:color w:val="BCBEC4"/>
-          <w:sz w:val="20"/>
-          <w:szCs w:val="20"/>
-          <w:lang w:val="en-US"/>
-        </w:rPr>
-        <w:t>matrix</w:t>
-      </w:r>
-      <w:r>
-        <w:rPr>
-          <w:rFonts w:ascii="Courier New" w:eastAsia="Times New Roman" w:hAnsi="Courier New" w:cs="Courier New"/>
-          <w:color w:val="BCBEC4"/>
-          <w:sz w:val="20"/>
-          <w:szCs w:val="20"/>
-        </w:rPr>
-        <w:t>**</w:t>
-      </w:r>
-      <w:r>
-        <w:rPr>
-          <w:rFonts w:ascii="Courier New" w:eastAsia="Times New Roman" w:hAnsi="Courier New" w:cs="Courier New"/>
-          <w:color w:val="2AACB8"/>
-          <w:sz w:val="20"/>
-          <w:szCs w:val="20"/>
-        </w:rPr>
-        <w:t>2</w:t>
-      </w:r>
-      <w:r>
-        <w:rPr>
-          <w:rFonts w:ascii="Courier New" w:eastAsia="Times New Roman" w:hAnsi="Courier New" w:cs="Courier New"/>
-          <w:color w:val="BCBEC4"/>
-          <w:sz w:val="20"/>
-          <w:szCs w:val="20"/>
-        </w:rPr>
-        <w:t xml:space="preserve">, </w:t>
-      </w:r>
-      <w:r>
-        <w:rPr>
-          <w:rFonts w:ascii="Courier New" w:eastAsia="Times New Roman" w:hAnsi="Courier New" w:cs="Courier New"/>
-          <w:color w:val="AA4926"/>
-          <w:sz w:val="20"/>
-          <w:szCs w:val="20"/>
-          <w:lang w:val="en-US"/>
-        </w:rPr>
-        <w:t>axis</w:t>
-      </w:r>
-      <w:r>
-        <w:rPr>
-          <w:rFonts w:ascii="Courier New" w:eastAsia="Times New Roman" w:hAnsi="Courier New" w:cs="Courier New"/>
-          <w:color w:val="BCBEC4"/>
-          <w:sz w:val="20"/>
-          <w:szCs w:val="20"/>
-        </w:rPr>
-        <w:t>=</w:t>
-      </w:r>
-      <w:r>
-        <w:rPr>
-          <w:rFonts w:ascii="Courier New" w:eastAsia="Times New Roman" w:hAnsi="Courier New" w:cs="Courier New"/>
-          <w:color w:val="2AACB8"/>
-          <w:sz w:val="20"/>
-          <w:szCs w:val="20"/>
-        </w:rPr>
-        <w:t>1</w:t>
-      </w:r>
-      <w:r>
-        <w:rPr>
-          <w:rFonts w:ascii="Courier New" w:eastAsia="Times New Roman" w:hAnsi="Courier New" w:cs="Courier New"/>
-          <w:color w:val="BCBEC4"/>
-          <w:sz w:val="20"/>
-          <w:szCs w:val="20"/>
-        </w:rPr>
-        <w:t>)</w:t>
-      </w:r>
-      <w:r>
-        <w:rPr>
-          <w:rFonts w:ascii="Courier New" w:eastAsia="Times New Roman" w:hAnsi="Courier New" w:cs="Courier New"/>
-          <w:color w:val="BCBEC4"/>
-          <w:sz w:val="20"/>
-          <w:szCs w:val="20"/>
-        </w:rPr>
-        <w:br/>
-      </w:r>
-      <w:r>
-        <w:rPr>
-          <w:rFonts w:ascii="Courier New" w:eastAsia="Times New Roman" w:hAnsi="Courier New" w:cs="Courier New"/>
-          <w:color w:val="BCBEC4"/>
-          <w:sz w:val="20"/>
-          <w:szCs w:val="20"/>
-          <w:lang w:val="en-US"/>
-        </w:rPr>
-        <w:t>min</w:t>
-      </w:r>
-      <w:r>
-        <w:rPr>
-          <w:rFonts w:ascii="Courier New" w:eastAsia="Times New Roman" w:hAnsi="Courier New" w:cs="Courier New"/>
-          <w:color w:val="BCBEC4"/>
-          <w:sz w:val="20"/>
-          <w:szCs w:val="20"/>
-        </w:rPr>
-        <w:t>_</w:t>
-      </w:r>
-      <w:r>
-        <w:rPr>
-          <w:rFonts w:ascii="Courier New" w:eastAsia="Times New Roman" w:hAnsi="Courier New" w:cs="Courier New"/>
-          <w:color w:val="BCBEC4"/>
-          <w:sz w:val="20"/>
-          <w:szCs w:val="20"/>
-          <w:lang w:val="en-US"/>
-        </w:rPr>
-        <w:t>sq</w:t>
-      </w:r>
-      <w:r>
-        <w:rPr>
-          <w:rFonts w:ascii="Courier New" w:eastAsia="Times New Roman" w:hAnsi="Courier New" w:cs="Courier New"/>
-          <w:color w:val="BCBEC4"/>
-          <w:sz w:val="20"/>
-          <w:szCs w:val="20"/>
-        </w:rPr>
-        <w:t xml:space="preserve"> = </w:t>
-      </w:r>
-      <w:r>
-        <w:rPr>
-          <w:rFonts w:ascii="Courier New" w:eastAsia="Times New Roman" w:hAnsi="Courier New" w:cs="Courier New"/>
-          <w:color w:val="BCBEC4"/>
-          <w:sz w:val="20"/>
-          <w:szCs w:val="20"/>
-          <w:lang w:val="en-US"/>
-        </w:rPr>
-        <w:t>np</w:t>
-      </w:r>
-      <w:r>
-        <w:rPr>
-          <w:rFonts w:ascii="Courier New" w:eastAsia="Times New Roman" w:hAnsi="Courier New" w:cs="Courier New"/>
-          <w:color w:val="BCBEC4"/>
-          <w:sz w:val="20"/>
-          <w:szCs w:val="20"/>
-        </w:rPr>
-        <w:t>.</w:t>
-      </w:r>
-      <w:r>
-        <w:rPr>
-          <w:rFonts w:ascii="Courier New" w:eastAsia="Times New Roman" w:hAnsi="Courier New" w:cs="Courier New"/>
-          <w:color w:val="BCBEC4"/>
-          <w:sz w:val="20"/>
-          <w:szCs w:val="20"/>
-          <w:lang w:val="en-US"/>
-        </w:rPr>
-        <w:t>min</w:t>
-      </w:r>
-      <w:r>
-        <w:rPr>
-          <w:rFonts w:ascii="Courier New" w:eastAsia="Times New Roman" w:hAnsi="Courier New" w:cs="Courier New"/>
-          <w:color w:val="BCBEC4"/>
-          <w:sz w:val="20"/>
-          <w:szCs w:val="20"/>
-        </w:rPr>
-        <w:t>(</w:t>
-      </w:r>
-      <w:r>
-        <w:rPr>
-          <w:rFonts w:ascii="Courier New" w:eastAsia="Times New Roman" w:hAnsi="Courier New" w:cs="Courier New"/>
-          <w:color w:val="BCBEC4"/>
-          <w:sz w:val="20"/>
-          <w:szCs w:val="20"/>
-          <w:lang w:val="en-US"/>
-        </w:rPr>
-        <w:t>sum</w:t>
-      </w:r>
-      <w:r>
-        <w:rPr>
-          <w:rFonts w:ascii="Courier New" w:eastAsia="Times New Roman" w:hAnsi="Courier New" w:cs="Courier New"/>
-          <w:color w:val="BCBEC4"/>
-          <w:sz w:val="20"/>
-          <w:szCs w:val="20"/>
-        </w:rPr>
-        <w:t>_</w:t>
-      </w:r>
-      <w:r>
-        <w:rPr>
-          <w:rFonts w:ascii="Courier New" w:eastAsia="Times New Roman" w:hAnsi="Courier New" w:cs="Courier New"/>
-          <w:color w:val="BCBEC4"/>
-          <w:sz w:val="20"/>
-          <w:szCs w:val="20"/>
-          <w:lang w:val="en-US"/>
-        </w:rPr>
-        <w:t>squared</w:t>
-      </w:r>
-      <w:r>
-        <w:rPr>
-          <w:rFonts w:ascii="Courier New" w:eastAsia="Times New Roman" w:hAnsi="Courier New" w:cs="Courier New"/>
-          <w:color w:val="BCBEC4"/>
-          <w:sz w:val="20"/>
-          <w:szCs w:val="20"/>
-        </w:rPr>
-        <w:t>)</w:t>
-      </w:r>
-      <w:r>
-        <w:rPr>
-          <w:rFonts w:ascii="Courier New" w:eastAsia="Times New Roman" w:hAnsi="Courier New" w:cs="Courier New"/>
-          <w:color w:val="BCBEC4"/>
-          <w:sz w:val="20"/>
-          <w:szCs w:val="20"/>
-        </w:rPr>
-        <w:br/>
-      </w:r>
-      <w:r>
-        <w:rPr>
-          <w:rFonts w:ascii="Courier New" w:eastAsia="Times New Roman" w:hAnsi="Courier New" w:cs="Courier New"/>
-          <w:color w:val="BCBEC4"/>
-          <w:sz w:val="20"/>
-          <w:szCs w:val="20"/>
-          <w:lang w:val="en-US"/>
-        </w:rPr>
-        <w:t>mean</w:t>
-      </w:r>
-      <w:r>
-        <w:rPr>
-          <w:rFonts w:ascii="Courier New" w:eastAsia="Times New Roman" w:hAnsi="Courier New" w:cs="Courier New"/>
-          <w:color w:val="BCBEC4"/>
-          <w:sz w:val="20"/>
-          <w:szCs w:val="20"/>
-        </w:rPr>
-        <w:t>_</w:t>
-      </w:r>
-      <w:r>
-        <w:rPr>
-          <w:rFonts w:ascii="Courier New" w:eastAsia="Times New Roman" w:hAnsi="Courier New" w:cs="Courier New"/>
-          <w:color w:val="BCBEC4"/>
-          <w:sz w:val="20"/>
-          <w:szCs w:val="20"/>
-          <w:lang w:val="en-US"/>
-        </w:rPr>
-        <w:t>indices</w:t>
-      </w:r>
-      <w:r>
-        <w:rPr>
-          <w:rFonts w:ascii="Courier New" w:eastAsia="Times New Roman" w:hAnsi="Courier New" w:cs="Courier New"/>
-          <w:color w:val="BCBEC4"/>
-          <w:sz w:val="20"/>
-          <w:szCs w:val="20"/>
-        </w:rPr>
-        <w:t xml:space="preserve"> = </w:t>
-      </w:r>
-      <w:r>
-        <w:rPr>
-          <w:rFonts w:ascii="Courier New" w:eastAsia="Times New Roman" w:hAnsi="Courier New" w:cs="Courier New"/>
-          <w:color w:val="BCBEC4"/>
-          <w:sz w:val="20"/>
-          <w:szCs w:val="20"/>
-          <w:lang w:val="en-US"/>
-        </w:rPr>
-        <w:t>np</w:t>
-      </w:r>
-      <w:r>
-        <w:rPr>
-          <w:rFonts w:ascii="Courier New" w:eastAsia="Times New Roman" w:hAnsi="Courier New" w:cs="Courier New"/>
-          <w:color w:val="BCBEC4"/>
-          <w:sz w:val="20"/>
-          <w:szCs w:val="20"/>
-        </w:rPr>
-        <w:t>.</w:t>
-      </w:r>
-      <w:r>
-        <w:rPr>
-          <w:rFonts w:ascii="Courier New" w:eastAsia="Times New Roman" w:hAnsi="Courier New" w:cs="Courier New"/>
-          <w:color w:val="BCBEC4"/>
-          <w:sz w:val="20"/>
-          <w:szCs w:val="20"/>
-          <w:lang w:val="en-US"/>
-        </w:rPr>
-        <w:t>where</w:t>
-      </w:r>
-      <w:r>
-        <w:rPr>
-          <w:rFonts w:ascii="Courier New" w:eastAsia="Times New Roman" w:hAnsi="Courier New" w:cs="Courier New"/>
-          <w:color w:val="BCBEC4"/>
-          <w:sz w:val="20"/>
-          <w:szCs w:val="20"/>
-        </w:rPr>
-        <w:t>(</w:t>
-      </w:r>
-      <w:r>
-        <w:rPr>
-          <w:rFonts w:ascii="Courier New" w:eastAsia="Times New Roman" w:hAnsi="Courier New" w:cs="Courier New"/>
-          <w:color w:val="BCBEC4"/>
-          <w:sz w:val="20"/>
-          <w:szCs w:val="20"/>
-          <w:lang w:val="en-US"/>
-        </w:rPr>
-        <w:t>sum</w:t>
-      </w:r>
-      <w:r>
-        <w:rPr>
-          <w:rFonts w:ascii="Courier New" w:eastAsia="Times New Roman" w:hAnsi="Courier New" w:cs="Courier New"/>
-          <w:color w:val="BCBEC4"/>
-          <w:sz w:val="20"/>
-          <w:szCs w:val="20"/>
-        </w:rPr>
-        <w:t>_</w:t>
-      </w:r>
-      <w:r>
-        <w:rPr>
-          <w:rFonts w:ascii="Courier New" w:eastAsia="Times New Roman" w:hAnsi="Courier New" w:cs="Courier New"/>
-          <w:color w:val="BCBEC4"/>
-          <w:sz w:val="20"/>
-          <w:szCs w:val="20"/>
-          <w:lang w:val="en-US"/>
-        </w:rPr>
-        <w:t>squared</w:t>
-      </w:r>
-      <w:r>
-        <w:rPr>
-          <w:rFonts w:ascii="Courier New" w:eastAsia="Times New Roman" w:hAnsi="Courier New" w:cs="Courier New"/>
-          <w:color w:val="BCBEC4"/>
-          <w:sz w:val="20"/>
-          <w:szCs w:val="20"/>
-        </w:rPr>
-        <w:t xml:space="preserve"> == </w:t>
-      </w:r>
-      <w:r>
-        <w:rPr>
-          <w:rFonts w:ascii="Courier New" w:eastAsia="Times New Roman" w:hAnsi="Courier New" w:cs="Courier New"/>
-          <w:color w:val="BCBEC4"/>
-          <w:sz w:val="20"/>
-          <w:szCs w:val="20"/>
-          <w:lang w:val="en-US"/>
-        </w:rPr>
-        <w:t>min</w:t>
-      </w:r>
-      <w:r>
-        <w:rPr>
-          <w:rFonts w:ascii="Courier New" w:eastAsia="Times New Roman" w:hAnsi="Courier New" w:cs="Courier New"/>
-          <w:color w:val="BCBEC4"/>
-          <w:sz w:val="20"/>
-          <w:szCs w:val="20"/>
-        </w:rPr>
-        <w:t>_</w:t>
-      </w:r>
-      <w:r>
-        <w:rPr>
-          <w:rFonts w:ascii="Courier New" w:eastAsia="Times New Roman" w:hAnsi="Courier New" w:cs="Courier New"/>
-          <w:color w:val="BCBEC4"/>
-          <w:sz w:val="20"/>
-          <w:szCs w:val="20"/>
-          <w:lang w:val="en-US"/>
-        </w:rPr>
-        <w:t>sq</w:t>
-      </w:r>
-      <w:r>
-        <w:rPr>
-          <w:rFonts w:ascii="Courier New" w:eastAsia="Times New Roman" w:hAnsi="Courier New" w:cs="Courier New"/>
-          <w:color w:val="BCBEC4"/>
-          <w:sz w:val="20"/>
-          <w:szCs w:val="20"/>
-        </w:rPr>
-        <w:t>)[</w:t>
-      </w:r>
-      <w:r>
-        <w:rPr>
-          <w:rFonts w:ascii="Courier New" w:eastAsia="Times New Roman" w:hAnsi="Courier New" w:cs="Courier New"/>
-          <w:color w:val="2AACB8"/>
-          <w:sz w:val="20"/>
-          <w:szCs w:val="20"/>
-        </w:rPr>
-        <w:t>0</w:t>
-      </w:r>
-      <w:r>
-        <w:rPr>
-          <w:rFonts w:ascii="Courier New" w:eastAsia="Times New Roman" w:hAnsi="Courier New" w:cs="Courier New"/>
-          <w:color w:val="BCBEC4"/>
-          <w:sz w:val="20"/>
-          <w:szCs w:val="20"/>
-        </w:rPr>
-        <w:t>]</w:t>
-      </w:r>
-      <w:r>
-        <w:rPr>
-          <w:rFonts w:ascii="Courier New" w:eastAsia="Times New Roman" w:hAnsi="Courier New" w:cs="Courier New"/>
-          <w:color w:val="BCBEC4"/>
-          <w:sz w:val="20"/>
-          <w:szCs w:val="20"/>
-        </w:rPr>
-        <w:br/>
-      </w:r>
-      <w:r>
-        <w:rPr>
-          <w:rFonts w:ascii="Courier New" w:eastAsia="Times New Roman" w:hAnsi="Courier New" w:cs="Courier New"/>
-          <w:color w:val="BCBEC4"/>
-          <w:sz w:val="20"/>
-          <w:szCs w:val="20"/>
-          <w:lang w:val="en-US"/>
-        </w:rPr>
-        <w:t>mean</w:t>
-      </w:r>
-      <w:r>
-        <w:rPr>
-          <w:rFonts w:ascii="Courier New" w:eastAsia="Times New Roman" w:hAnsi="Courier New" w:cs="Courier New"/>
-          <w:color w:val="BCBEC4"/>
-          <w:sz w:val="20"/>
-          <w:szCs w:val="20"/>
-        </w:rPr>
-        <w:t>_</w:t>
-      </w:r>
-      <w:r>
-        <w:rPr>
-          <w:rFonts w:ascii="Courier New" w:eastAsia="Times New Roman" w:hAnsi="Courier New" w:cs="Courier New"/>
-          <w:color w:val="BCBEC4"/>
-          <w:sz w:val="20"/>
-          <w:szCs w:val="20"/>
-          <w:lang w:val="en-US"/>
-        </w:rPr>
-        <w:t>names</w:t>
-      </w:r>
-      <w:r>
-        <w:rPr>
-          <w:rFonts w:ascii="Courier New" w:eastAsia="Times New Roman" w:hAnsi="Courier New" w:cs="Courier New"/>
-          <w:color w:val="BCBEC4"/>
-          <w:sz w:val="20"/>
-          <w:szCs w:val="20"/>
-        </w:rPr>
-        <w:t xml:space="preserve"> = [</w:t>
-      </w:r>
-      <w:r>
-        <w:rPr>
-          <w:rFonts w:ascii="Courier New" w:eastAsia="Times New Roman" w:hAnsi="Courier New" w:cs="Courier New"/>
-          <w:color w:val="BCBEC4"/>
-          <w:sz w:val="20"/>
-          <w:szCs w:val="20"/>
-          <w:lang w:val="en-US"/>
-        </w:rPr>
-        <w:t>names</w:t>
-      </w:r>
-      <w:r>
-        <w:rPr>
-          <w:rFonts w:ascii="Courier New" w:eastAsia="Times New Roman" w:hAnsi="Courier New" w:cs="Courier New"/>
-          <w:color w:val="BCBEC4"/>
-          <w:sz w:val="20"/>
-          <w:szCs w:val="20"/>
-        </w:rPr>
-        <w:t>[</w:t>
-      </w:r>
-      <w:proofErr w:type="spellStart"/>
-      <w:r>
-        <w:rPr>
-          <w:rFonts w:ascii="Courier New" w:eastAsia="Times New Roman" w:hAnsi="Courier New" w:cs="Courier New"/>
-          <w:color w:val="BCBEC4"/>
-          <w:sz w:val="20"/>
-          <w:szCs w:val="20"/>
-          <w:lang w:val="en-US"/>
-        </w:rPr>
-        <w:t>i</w:t>
-      </w:r>
-      <w:proofErr w:type="spellEnd"/>
-      <w:r>
-        <w:rPr>
-          <w:rFonts w:ascii="Courier New" w:eastAsia="Times New Roman" w:hAnsi="Courier New" w:cs="Courier New"/>
-          <w:color w:val="BCBEC4"/>
-          <w:sz w:val="20"/>
-          <w:szCs w:val="20"/>
-        </w:rPr>
-        <w:t xml:space="preserve">] </w:t>
-      </w:r>
-      <w:r>
-        <w:rPr>
-          <w:rFonts w:ascii="Courier New" w:eastAsia="Times New Roman" w:hAnsi="Courier New" w:cs="Courier New"/>
-          <w:color w:val="CF8E6D"/>
-          <w:sz w:val="20"/>
-          <w:szCs w:val="20"/>
-          <w:lang w:val="en-US"/>
-        </w:rPr>
-        <w:t>for</w:t>
-      </w:r>
-      <w:r>
-        <w:rPr>
-          <w:rFonts w:ascii="Courier New" w:eastAsia="Times New Roman" w:hAnsi="Courier New" w:cs="Courier New"/>
-          <w:color w:val="CF8E6D"/>
-          <w:sz w:val="20"/>
-          <w:szCs w:val="20"/>
-        </w:rPr>
-        <w:t xml:space="preserve"> </w:t>
-      </w:r>
-      <w:proofErr w:type="spellStart"/>
-      <w:r>
-        <w:rPr>
-          <w:rFonts w:ascii="Courier New" w:eastAsia="Times New Roman" w:hAnsi="Courier New" w:cs="Courier New"/>
-          <w:color w:val="BCBEC4"/>
-          <w:sz w:val="20"/>
-          <w:szCs w:val="20"/>
-          <w:lang w:val="en-US"/>
-        </w:rPr>
-        <w:t>i</w:t>
-      </w:r>
-      <w:proofErr w:type="spellEnd"/>
-      <w:r>
-        <w:rPr>
-          <w:rFonts w:ascii="Courier New" w:eastAsia="Times New Roman" w:hAnsi="Courier New" w:cs="Courier New"/>
-          <w:color w:val="BCBEC4"/>
-          <w:sz w:val="20"/>
-          <w:szCs w:val="20"/>
-        </w:rPr>
-        <w:t xml:space="preserve"> </w:t>
-      </w:r>
-      <w:r>
-        <w:rPr>
-          <w:rFonts w:ascii="Courier New" w:eastAsia="Times New Roman" w:hAnsi="Courier New" w:cs="Courier New"/>
-          <w:color w:val="CF8E6D"/>
-          <w:sz w:val="20"/>
-          <w:szCs w:val="20"/>
-          <w:lang w:val="en-US"/>
-        </w:rPr>
-        <w:t>in</w:t>
-      </w:r>
-      <w:r>
-        <w:rPr>
-          <w:rFonts w:ascii="Courier New" w:eastAsia="Times New Roman" w:hAnsi="Courier New" w:cs="Courier New"/>
-          <w:color w:val="CF8E6D"/>
-          <w:sz w:val="20"/>
-          <w:szCs w:val="20"/>
-        </w:rPr>
-        <w:t xml:space="preserve"> </w:t>
-      </w:r>
-      <w:r>
-        <w:rPr>
-          <w:rFonts w:ascii="Courier New" w:eastAsia="Times New Roman" w:hAnsi="Courier New" w:cs="Courier New"/>
-          <w:color w:val="BCBEC4"/>
-          <w:sz w:val="20"/>
-          <w:szCs w:val="20"/>
-          <w:lang w:val="en-US"/>
-        </w:rPr>
-        <w:t>mean</w:t>
-      </w:r>
-      <w:r>
-        <w:rPr>
-          <w:rFonts w:ascii="Courier New" w:eastAsia="Times New Roman" w:hAnsi="Courier New" w:cs="Courier New"/>
-          <w:color w:val="BCBEC4"/>
-          <w:sz w:val="20"/>
-          <w:szCs w:val="20"/>
-        </w:rPr>
-        <w:t>_</w:t>
-      </w:r>
-      <w:r>
-        <w:rPr>
-          <w:rFonts w:ascii="Courier New" w:eastAsia="Times New Roman" w:hAnsi="Courier New" w:cs="Courier New"/>
-          <w:color w:val="BCBEC4"/>
-          <w:sz w:val="20"/>
-          <w:szCs w:val="20"/>
-          <w:lang w:val="en-US"/>
-        </w:rPr>
-        <w:t>indices</w:t>
-      </w:r>
-      <w:r>
-        <w:rPr>
-          <w:rFonts w:ascii="Courier New" w:eastAsia="Times New Roman" w:hAnsi="Courier New" w:cs="Courier New"/>
-          <w:color w:val="BCBEC4"/>
-          <w:sz w:val="20"/>
-          <w:szCs w:val="20"/>
-        </w:rPr>
-        <w:t>]</w:t>
-      </w:r>
-      <w:r>
-        <w:rPr>
-          <w:rFonts w:ascii="Courier New" w:eastAsia="Times New Roman" w:hAnsi="Courier New" w:cs="Courier New"/>
-          <w:color w:val="BCBEC4"/>
-          <w:sz w:val="20"/>
-          <w:szCs w:val="20"/>
-        </w:rPr>
-        <w:br/>
-      </w:r>
-      <w:r>
-        <w:rPr>
-          <w:rFonts w:ascii="Courier New" w:eastAsia="Times New Roman" w:hAnsi="Courier New" w:cs="Courier New"/>
-          <w:color w:val="BCBEC4"/>
-          <w:sz w:val="20"/>
-          <w:szCs w:val="20"/>
-        </w:rPr>
-        <w:br/>
-      </w:r>
-      <w:r>
-        <w:rPr>
-          <w:rFonts w:ascii="Courier New" w:eastAsia="Times New Roman" w:hAnsi="Courier New" w:cs="Courier New"/>
-          <w:color w:val="7A7E85"/>
-          <w:sz w:val="20"/>
-          <w:szCs w:val="20"/>
-        </w:rPr>
-        <w:t># --- Вивід результатів ---</w:t>
-      </w:r>
-      <w:r>
-        <w:rPr>
-          <w:rFonts w:ascii="Courier New" w:eastAsia="Times New Roman" w:hAnsi="Courier New" w:cs="Courier New"/>
-          <w:color w:val="7A7E85"/>
-          <w:sz w:val="20"/>
-          <w:szCs w:val="20"/>
-        </w:rPr>
-        <w:br/>
-      </w:r>
-      <w:r>
-        <w:rPr>
-          <w:rFonts w:ascii="Courier New" w:eastAsia="Times New Roman" w:hAnsi="Courier New" w:cs="Courier New"/>
-          <w:color w:val="8888C6"/>
-          <w:sz w:val="20"/>
-          <w:szCs w:val="20"/>
-          <w:lang w:val="en-US"/>
-        </w:rPr>
-        <w:t>print</w:t>
-      </w:r>
-      <w:r>
-        <w:rPr>
-          <w:rFonts w:ascii="Courier New" w:eastAsia="Times New Roman" w:hAnsi="Courier New" w:cs="Courier New"/>
-          <w:color w:val="BCBEC4"/>
-          <w:sz w:val="20"/>
-          <w:szCs w:val="20"/>
-        </w:rPr>
-        <w:t>(</w:t>
-      </w:r>
-      <w:r>
-        <w:rPr>
-          <w:rFonts w:ascii="Courier New" w:eastAsia="Times New Roman" w:hAnsi="Courier New" w:cs="Courier New"/>
-          <w:color w:val="6AAB73"/>
-          <w:sz w:val="20"/>
-          <w:szCs w:val="20"/>
-        </w:rPr>
-        <w:t xml:space="preserve">"Матриця попарних відстаней </w:t>
-      </w:r>
-      <w:proofErr w:type="spellStart"/>
-      <w:r>
-        <w:rPr>
-          <w:rFonts w:ascii="Courier New" w:eastAsia="Times New Roman" w:hAnsi="Courier New" w:cs="Courier New"/>
-          <w:color w:val="6AAB73"/>
-          <w:sz w:val="20"/>
-          <w:szCs w:val="20"/>
-        </w:rPr>
-        <w:t>Кемені</w:t>
-      </w:r>
-      <w:proofErr w:type="spellEnd"/>
-      <w:r>
-        <w:rPr>
-          <w:rFonts w:ascii="Courier New" w:eastAsia="Times New Roman" w:hAnsi="Courier New" w:cs="Courier New"/>
-          <w:color w:val="6AAB73"/>
-          <w:sz w:val="20"/>
-          <w:szCs w:val="20"/>
-        </w:rPr>
-        <w:t>:"</w:t>
-      </w:r>
-      <w:r>
-        <w:rPr>
-          <w:rFonts w:ascii="Courier New" w:eastAsia="Times New Roman" w:hAnsi="Courier New" w:cs="Courier New"/>
-          <w:color w:val="BCBEC4"/>
-          <w:sz w:val="20"/>
-          <w:szCs w:val="20"/>
-        </w:rPr>
-        <w:t>)</w:t>
-      </w:r>
-      <w:r>
-        <w:rPr>
-          <w:rFonts w:ascii="Courier New" w:eastAsia="Times New Roman" w:hAnsi="Courier New" w:cs="Courier New"/>
-          <w:color w:val="BCBEC4"/>
-          <w:sz w:val="20"/>
-          <w:szCs w:val="20"/>
-        </w:rPr>
-        <w:br/>
-      </w:r>
-      <w:r>
-        <w:rPr>
-          <w:rFonts w:ascii="Courier New" w:eastAsia="Times New Roman" w:hAnsi="Courier New" w:cs="Courier New"/>
-          <w:color w:val="8888C6"/>
-          <w:sz w:val="20"/>
-          <w:szCs w:val="20"/>
-          <w:lang w:val="en-US"/>
-        </w:rPr>
-        <w:t>print</w:t>
-      </w:r>
-      <w:r>
-        <w:rPr>
-          <w:rFonts w:ascii="Courier New" w:eastAsia="Times New Roman" w:hAnsi="Courier New" w:cs="Courier New"/>
-          <w:color w:val="BCBEC4"/>
-          <w:sz w:val="20"/>
-          <w:szCs w:val="20"/>
-        </w:rPr>
-        <w:t>(</w:t>
-      </w:r>
-      <w:r>
-        <w:rPr>
-          <w:rFonts w:ascii="Courier New" w:eastAsia="Times New Roman" w:hAnsi="Courier New" w:cs="Courier New"/>
-          <w:color w:val="BCBEC4"/>
-          <w:sz w:val="20"/>
-          <w:szCs w:val="20"/>
-          <w:lang w:val="en-US"/>
-        </w:rPr>
-        <w:t>pd</w:t>
-      </w:r>
-      <w:r>
-        <w:rPr>
-          <w:rFonts w:ascii="Courier New" w:eastAsia="Times New Roman" w:hAnsi="Courier New" w:cs="Courier New"/>
-          <w:color w:val="BCBEC4"/>
-          <w:sz w:val="20"/>
-          <w:szCs w:val="20"/>
-        </w:rPr>
-        <w:t>.</w:t>
-      </w:r>
-      <w:proofErr w:type="spellStart"/>
-      <w:r>
-        <w:rPr>
-          <w:rFonts w:ascii="Courier New" w:eastAsia="Times New Roman" w:hAnsi="Courier New" w:cs="Courier New"/>
-          <w:color w:val="BCBEC4"/>
-          <w:sz w:val="20"/>
-          <w:szCs w:val="20"/>
-          <w:lang w:val="en-US"/>
-        </w:rPr>
-        <w:t>DataFrame</w:t>
-      </w:r>
-      <w:proofErr w:type="spellEnd"/>
-      <w:r>
-        <w:rPr>
-          <w:rFonts w:ascii="Courier New" w:eastAsia="Times New Roman" w:hAnsi="Courier New" w:cs="Courier New"/>
-          <w:color w:val="BCBEC4"/>
-          <w:sz w:val="20"/>
-          <w:szCs w:val="20"/>
-        </w:rPr>
-        <w:t>(</w:t>
-      </w:r>
-      <w:proofErr w:type="spellStart"/>
-      <w:r>
-        <w:rPr>
-          <w:rFonts w:ascii="Courier New" w:eastAsia="Times New Roman" w:hAnsi="Courier New" w:cs="Courier New"/>
-          <w:color w:val="BCBEC4"/>
-          <w:sz w:val="20"/>
-          <w:szCs w:val="20"/>
-          <w:lang w:val="en-US"/>
-        </w:rPr>
-        <w:t>dist</w:t>
-      </w:r>
-      <w:proofErr w:type="spellEnd"/>
-      <w:r>
-        <w:rPr>
-          <w:rFonts w:ascii="Courier New" w:eastAsia="Times New Roman" w:hAnsi="Courier New" w:cs="Courier New"/>
-          <w:color w:val="BCBEC4"/>
-          <w:sz w:val="20"/>
-          <w:szCs w:val="20"/>
-        </w:rPr>
-        <w:t>_</w:t>
-      </w:r>
-      <w:r>
-        <w:rPr>
-          <w:rFonts w:ascii="Courier New" w:eastAsia="Times New Roman" w:hAnsi="Courier New" w:cs="Courier New"/>
-          <w:color w:val="BCBEC4"/>
-          <w:sz w:val="20"/>
-          <w:szCs w:val="20"/>
-          <w:lang w:val="en-US"/>
-        </w:rPr>
-        <w:t>matrix</w:t>
-      </w:r>
-      <w:r>
-        <w:rPr>
-          <w:rFonts w:ascii="Courier New" w:eastAsia="Times New Roman" w:hAnsi="Courier New" w:cs="Courier New"/>
-          <w:color w:val="BCBEC4"/>
-          <w:sz w:val="20"/>
-          <w:szCs w:val="20"/>
-        </w:rPr>
-        <w:t xml:space="preserve">, </w:t>
-      </w:r>
-      <w:r>
-        <w:rPr>
-          <w:rFonts w:ascii="Courier New" w:eastAsia="Times New Roman" w:hAnsi="Courier New" w:cs="Courier New"/>
-          <w:color w:val="AA4926"/>
-          <w:sz w:val="20"/>
-          <w:szCs w:val="20"/>
-          <w:lang w:val="en-US"/>
-        </w:rPr>
-        <w:t>index</w:t>
-      </w:r>
-      <w:r>
-        <w:rPr>
-          <w:rFonts w:ascii="Courier New" w:eastAsia="Times New Roman" w:hAnsi="Courier New" w:cs="Courier New"/>
-          <w:color w:val="BCBEC4"/>
-          <w:sz w:val="20"/>
-          <w:szCs w:val="20"/>
-        </w:rPr>
-        <w:t>=</w:t>
-      </w:r>
-      <w:r>
-        <w:rPr>
-          <w:rFonts w:ascii="Courier New" w:eastAsia="Times New Roman" w:hAnsi="Courier New" w:cs="Courier New"/>
-          <w:color w:val="BCBEC4"/>
-          <w:sz w:val="20"/>
-          <w:szCs w:val="20"/>
-          <w:lang w:val="en-US"/>
-        </w:rPr>
-        <w:t>names</w:t>
-      </w:r>
-      <w:r>
-        <w:rPr>
-          <w:rFonts w:ascii="Courier New" w:eastAsia="Times New Roman" w:hAnsi="Courier New" w:cs="Courier New"/>
-          <w:color w:val="BCBEC4"/>
-          <w:sz w:val="20"/>
-          <w:szCs w:val="20"/>
-        </w:rPr>
-        <w:t xml:space="preserve">, </w:t>
-      </w:r>
-      <w:r>
-        <w:rPr>
-          <w:rFonts w:ascii="Courier New" w:eastAsia="Times New Roman" w:hAnsi="Courier New" w:cs="Courier New"/>
-          <w:color w:val="AA4926"/>
-          <w:sz w:val="20"/>
-          <w:szCs w:val="20"/>
-          <w:lang w:val="en-US"/>
-        </w:rPr>
-        <w:t>columns</w:t>
-      </w:r>
-      <w:r>
-        <w:rPr>
-          <w:rFonts w:ascii="Courier New" w:eastAsia="Times New Roman" w:hAnsi="Courier New" w:cs="Courier New"/>
-          <w:color w:val="BCBEC4"/>
-          <w:sz w:val="20"/>
-          <w:szCs w:val="20"/>
-        </w:rPr>
-        <w:t>=</w:t>
-      </w:r>
-      <w:r>
-        <w:rPr>
-          <w:rFonts w:ascii="Courier New" w:eastAsia="Times New Roman" w:hAnsi="Courier New" w:cs="Courier New"/>
-          <w:color w:val="BCBEC4"/>
-          <w:sz w:val="20"/>
-          <w:szCs w:val="20"/>
-          <w:lang w:val="en-US"/>
-        </w:rPr>
-        <w:t>names</w:t>
-      </w:r>
-      <w:r>
-        <w:rPr>
-          <w:rFonts w:ascii="Courier New" w:eastAsia="Times New Roman" w:hAnsi="Courier New" w:cs="Courier New"/>
-          <w:color w:val="BCBEC4"/>
-          <w:sz w:val="20"/>
-          <w:szCs w:val="20"/>
-        </w:rPr>
-        <w:t>))</w:t>
-      </w:r>
-      <w:r>
-        <w:rPr>
-          <w:rFonts w:ascii="Courier New" w:eastAsia="Times New Roman" w:hAnsi="Courier New" w:cs="Courier New"/>
-          <w:color w:val="BCBEC4"/>
-          <w:sz w:val="20"/>
-          <w:szCs w:val="20"/>
-        </w:rPr>
-        <w:br/>
-      </w:r>
-      <w:r>
-        <w:rPr>
-          <w:rFonts w:ascii="Courier New" w:eastAsia="Times New Roman" w:hAnsi="Courier New" w:cs="Courier New"/>
-          <w:color w:val="8888C6"/>
-          <w:sz w:val="20"/>
-          <w:szCs w:val="20"/>
-          <w:lang w:val="en-US"/>
-        </w:rPr>
-        <w:t>print</w:t>
-      </w:r>
-      <w:r>
-        <w:rPr>
-          <w:rFonts w:ascii="Courier New" w:eastAsia="Times New Roman" w:hAnsi="Courier New" w:cs="Courier New"/>
-          <w:color w:val="BCBEC4"/>
-          <w:sz w:val="20"/>
-          <w:szCs w:val="20"/>
-        </w:rPr>
-        <w:t>(</w:t>
-      </w:r>
-      <w:r>
-        <w:rPr>
-          <w:rFonts w:ascii="Courier New" w:eastAsia="Times New Roman" w:hAnsi="Courier New" w:cs="Courier New"/>
-          <w:color w:val="6AAB73"/>
-          <w:sz w:val="20"/>
-          <w:szCs w:val="20"/>
-        </w:rPr>
-        <w:t>"</w:t>
-      </w:r>
-      <w:r>
-        <w:rPr>
-          <w:rFonts w:ascii="Courier New" w:eastAsia="Times New Roman" w:hAnsi="Courier New" w:cs="Courier New"/>
-          <w:color w:val="CF8E6D"/>
-          <w:sz w:val="20"/>
-          <w:szCs w:val="20"/>
-        </w:rPr>
-        <w:t>\</w:t>
-      </w:r>
-      <w:r>
-        <w:rPr>
-          <w:rFonts w:ascii="Courier New" w:eastAsia="Times New Roman" w:hAnsi="Courier New" w:cs="Courier New"/>
-          <w:color w:val="CF8E6D"/>
-          <w:sz w:val="20"/>
-          <w:szCs w:val="20"/>
-          <w:lang w:val="en-US"/>
-        </w:rPr>
-        <w:t>n</w:t>
-      </w:r>
-      <w:r>
-        <w:rPr>
-          <w:rFonts w:ascii="Courier New" w:eastAsia="Times New Roman" w:hAnsi="Courier New" w:cs="Courier New"/>
-          <w:color w:val="6AAB73"/>
-          <w:sz w:val="20"/>
-          <w:szCs w:val="20"/>
-        </w:rPr>
-        <w:t>Сума відстаней для кожного експерта:"</w:t>
-      </w:r>
-      <w:r>
-        <w:rPr>
-          <w:rFonts w:ascii="Courier New" w:eastAsia="Times New Roman" w:hAnsi="Courier New" w:cs="Courier New"/>
-          <w:color w:val="BCBEC4"/>
-          <w:sz w:val="20"/>
-          <w:szCs w:val="20"/>
-        </w:rPr>
-        <w:t>)</w:t>
-      </w:r>
-      <w:r>
-        <w:rPr>
-          <w:rFonts w:ascii="Courier New" w:eastAsia="Times New Roman" w:hAnsi="Courier New" w:cs="Courier New"/>
-          <w:color w:val="BCBEC4"/>
-          <w:sz w:val="20"/>
-          <w:szCs w:val="20"/>
-        </w:rPr>
-        <w:br/>
-      </w:r>
-      <w:r>
-        <w:rPr>
-          <w:rFonts w:ascii="Courier New" w:eastAsia="Times New Roman" w:hAnsi="Courier New" w:cs="Courier New"/>
-          <w:color w:val="CF8E6D"/>
-          <w:sz w:val="20"/>
-          <w:szCs w:val="20"/>
-          <w:lang w:val="en-US"/>
-        </w:rPr>
-        <w:t>for</w:t>
-      </w:r>
-      <w:r>
-        <w:rPr>
-          <w:rFonts w:ascii="Courier New" w:eastAsia="Times New Roman" w:hAnsi="Courier New" w:cs="Courier New"/>
-          <w:color w:val="CF8E6D"/>
-          <w:sz w:val="20"/>
-          <w:szCs w:val="20"/>
-        </w:rPr>
-        <w:t xml:space="preserve"> </w:t>
-      </w:r>
-      <w:proofErr w:type="spellStart"/>
-      <w:r>
-        <w:rPr>
-          <w:rFonts w:ascii="Courier New" w:eastAsia="Times New Roman" w:hAnsi="Courier New" w:cs="Courier New"/>
-          <w:color w:val="BCBEC4"/>
-          <w:sz w:val="20"/>
-          <w:szCs w:val="20"/>
-          <w:lang w:val="en-US"/>
-        </w:rPr>
-        <w:t>i</w:t>
-      </w:r>
-      <w:proofErr w:type="spellEnd"/>
       <w:r>
         <w:rPr>
           <w:rFonts w:ascii="Courier New" w:eastAsia="Times New Roman" w:hAnsi="Courier New" w:cs="Courier New"/>
@@ -10037,7 +9825,6 @@
         </w:rPr>
         <w:t>[</w:t>
       </w:r>
-      <w:proofErr w:type="spellStart"/>
       <w:r>
         <w:rPr>
           <w:rFonts w:ascii="Courier New" w:eastAsia="Times New Roman" w:hAnsi="Courier New" w:cs="Courier New"/>
@@ -10048,7 +9835,6 @@
         </w:rPr>
         <w:t>i</w:t>
       </w:r>
-      <w:proofErr w:type="spellEnd"/>
       <w:r>
         <w:rPr>
           <w:rFonts w:ascii="Courier New" w:eastAsia="Times New Roman" w:hAnsi="Courier New" w:cs="Courier New"/>
@@ -10204,9 +9990,55 @@
           <w:sz w:val="20"/>
           <w:szCs w:val="20"/>
         </w:rPr>
-        <w:t xml:space="preserve">Мінімум суми відстаней (Медіана </w:t>
-      </w:r>
-      <w:proofErr w:type="spellStart"/>
+        <w:t xml:space="preserve">Мінімум суми відстаней (Медіана Кемені) = </w:t>
+      </w:r>
+      <w:r>
+        <w:rPr>
+          <w:rFonts w:ascii="Courier New" w:eastAsia="Times New Roman" w:hAnsi="Courier New" w:cs="Courier New"/>
+          <w:color w:val="CF8E6D"/>
+          <w:sz w:val="20"/>
+          <w:szCs w:val="20"/>
+        </w:rPr>
+        <w:t>{</w:t>
+      </w:r>
+      <w:r>
+        <w:rPr>
+          <w:rFonts w:ascii="Courier New" w:eastAsia="Times New Roman" w:hAnsi="Courier New" w:cs="Courier New"/>
+          <w:color w:val="BCBEC4"/>
+          <w:sz w:val="20"/>
+          <w:szCs w:val="20"/>
+          <w:lang w:val="en-US"/>
+        </w:rPr>
+        <w:t>min</w:t>
+      </w:r>
+      <w:r>
+        <w:rPr>
+          <w:rFonts w:ascii="Courier New" w:eastAsia="Times New Roman" w:hAnsi="Courier New" w:cs="Courier New"/>
+          <w:color w:val="BCBEC4"/>
+          <w:sz w:val="20"/>
+          <w:szCs w:val="20"/>
+        </w:rPr>
+        <w:t>_</w:t>
+      </w:r>
+      <w:r>
+        <w:rPr>
+          <w:rFonts w:ascii="Courier New" w:eastAsia="Times New Roman" w:hAnsi="Courier New" w:cs="Courier New"/>
+          <w:color w:val="BCBEC4"/>
+          <w:sz w:val="20"/>
+          <w:szCs w:val="20"/>
+          <w:lang w:val="en-US"/>
+        </w:rPr>
+        <w:t>dist</w:t>
+      </w:r>
+      <w:r>
+        <w:rPr>
+          <w:rFonts w:ascii="Courier New" w:eastAsia="Times New Roman" w:hAnsi="Courier New" w:cs="Courier New"/>
+          <w:color w:val="CF8E6D"/>
+          <w:sz w:val="20"/>
+          <w:szCs w:val="20"/>
+        </w:rPr>
+        <w:t>}</w:t>
+      </w:r>
       <w:r>
         <w:rPr>
           <w:rFonts w:ascii="Courier New" w:eastAsia="Times New Roman" w:hAnsi="Courier New" w:cs="Courier New"/>
@@ -10214,17 +10046,63 @@
           <w:sz w:val="20"/>
           <w:szCs w:val="20"/>
         </w:rPr>
-        <w:t>Кемені</w:t>
-      </w:r>
-      <w:proofErr w:type="spellEnd"/>
+        <w:t>"</w:t>
+      </w:r>
+      <w:r>
+        <w:rPr>
+          <w:rFonts w:ascii="Courier New" w:eastAsia="Times New Roman" w:hAnsi="Courier New" w:cs="Courier New"/>
+          <w:color w:val="BCBEC4"/>
+          <w:sz w:val="20"/>
+          <w:szCs w:val="20"/>
+        </w:rPr>
+        <w:t>)</w:t>
+      </w:r>
+      <w:r>
+        <w:rPr>
+          <w:rFonts w:ascii="Courier New" w:eastAsia="Times New Roman" w:hAnsi="Courier New" w:cs="Courier New"/>
+          <w:color w:val="BCBEC4"/>
+          <w:sz w:val="20"/>
+          <w:szCs w:val="20"/>
+        </w:rPr>
+        <w:br/>
+      </w:r>
+      <w:r>
+        <w:rPr>
+          <w:rFonts w:ascii="Courier New" w:eastAsia="Times New Roman" w:hAnsi="Courier New" w:cs="Courier New"/>
+          <w:color w:val="8888C6"/>
+          <w:sz w:val="20"/>
+          <w:szCs w:val="20"/>
+          <w:lang w:val="en-US"/>
+        </w:rPr>
+        <w:t>print</w:t>
+      </w:r>
+      <w:r>
+        <w:rPr>
+          <w:rFonts w:ascii="Courier New" w:eastAsia="Times New Roman" w:hAnsi="Courier New" w:cs="Courier New"/>
+          <w:color w:val="BCBEC4"/>
+          <w:sz w:val="20"/>
+          <w:szCs w:val="20"/>
+        </w:rPr>
+        <w:t>(</w:t>
+      </w:r>
       <w:r>
         <w:rPr>
           <w:rFonts w:ascii="Courier New" w:eastAsia="Times New Roman" w:hAnsi="Courier New" w:cs="Courier New"/>
           <w:color w:val="6AAB73"/>
           <w:sz w:val="20"/>
           <w:szCs w:val="20"/>
-        </w:rPr>
-        <w:t xml:space="preserve">) = </w:t>
+          <w:lang w:val="en-US"/>
+        </w:rPr>
+        <w:t>f</w:t>
+      </w:r>
+      <w:r>
+        <w:rPr>
+          <w:rFonts w:ascii="Courier New" w:eastAsia="Times New Roman" w:hAnsi="Courier New" w:cs="Courier New"/>
+          <w:color w:val="6AAB73"/>
+          <w:sz w:val="20"/>
+          <w:szCs w:val="20"/>
+        </w:rPr>
+        <w:t xml:space="preserve">"Медіана Кемені (експерт/и): </w:t>
       </w:r>
       <w:r>
         <w:rPr>
@@ -10243,6 +10121,155 @@
           <w:szCs w:val="20"/>
           <w:lang w:val="en-US"/>
         </w:rPr>
+        <w:t>median</w:t>
+      </w:r>
+      <w:r>
+        <w:rPr>
+          <w:rFonts w:ascii="Courier New" w:eastAsia="Times New Roman" w:hAnsi="Courier New" w:cs="Courier New"/>
+          <w:color w:val="BCBEC4"/>
+          <w:sz w:val="20"/>
+          <w:szCs w:val="20"/>
+        </w:rPr>
+        <w:t>_</w:t>
+      </w:r>
+      <w:r>
+        <w:rPr>
+          <w:rFonts w:ascii="Courier New" w:eastAsia="Times New Roman" w:hAnsi="Courier New" w:cs="Courier New"/>
+          <w:color w:val="BCBEC4"/>
+          <w:sz w:val="20"/>
+          <w:szCs w:val="20"/>
+          <w:lang w:val="en-US"/>
+        </w:rPr>
+        <w:t>names</w:t>
+      </w:r>
+      <w:r>
+        <w:rPr>
+          <w:rFonts w:ascii="Courier New" w:eastAsia="Times New Roman" w:hAnsi="Courier New" w:cs="Courier New"/>
+          <w:color w:val="CF8E6D"/>
+          <w:sz w:val="20"/>
+          <w:szCs w:val="20"/>
+        </w:rPr>
+        <w:t>}</w:t>
+      </w:r>
+      <w:r>
+        <w:rPr>
+          <w:rFonts w:ascii="Courier New" w:eastAsia="Times New Roman" w:hAnsi="Courier New" w:cs="Courier New"/>
+          <w:color w:val="6AAB73"/>
+          <w:sz w:val="20"/>
+          <w:szCs w:val="20"/>
+        </w:rPr>
+        <w:t>"</w:t>
+      </w:r>
+      <w:r>
+        <w:rPr>
+          <w:rFonts w:ascii="Courier New" w:eastAsia="Times New Roman" w:hAnsi="Courier New" w:cs="Courier New"/>
+          <w:color w:val="BCBEC4"/>
+          <w:sz w:val="20"/>
+          <w:szCs w:val="20"/>
+        </w:rPr>
+        <w:t>)</w:t>
+      </w:r>
+      <w:r>
+        <w:rPr>
+          <w:rFonts w:ascii="Courier New" w:eastAsia="Times New Roman" w:hAnsi="Courier New" w:cs="Courier New"/>
+          <w:color w:val="BCBEC4"/>
+          <w:sz w:val="20"/>
+          <w:szCs w:val="20"/>
+        </w:rPr>
+        <w:br/>
+      </w:r>
+      <w:r>
+        <w:rPr>
+          <w:rFonts w:ascii="Courier New" w:eastAsia="Times New Roman" w:hAnsi="Courier New" w:cs="Courier New"/>
+          <w:color w:val="BCBEC4"/>
+          <w:sz w:val="20"/>
+          <w:szCs w:val="20"/>
+        </w:rPr>
+        <w:br/>
+      </w:r>
+      <w:r>
+        <w:rPr>
+          <w:rFonts w:ascii="Courier New" w:eastAsia="Times New Roman" w:hAnsi="Courier New" w:cs="Courier New"/>
+          <w:color w:val="8888C6"/>
+          <w:sz w:val="20"/>
+          <w:szCs w:val="20"/>
+          <w:lang w:val="en-US"/>
+        </w:rPr>
+        <w:t>print</w:t>
+      </w:r>
+      <w:r>
+        <w:rPr>
+          <w:rFonts w:ascii="Courier New" w:eastAsia="Times New Roman" w:hAnsi="Courier New" w:cs="Courier New"/>
+          <w:color w:val="BCBEC4"/>
+          <w:sz w:val="20"/>
+          <w:szCs w:val="20"/>
+        </w:rPr>
+        <w:t>(</w:t>
+      </w:r>
+      <w:r>
+        <w:rPr>
+          <w:rFonts w:ascii="Courier New" w:eastAsia="Times New Roman" w:hAnsi="Courier New" w:cs="Courier New"/>
+          <w:color w:val="6AAB73"/>
+          <w:sz w:val="20"/>
+          <w:szCs w:val="20"/>
+          <w:lang w:val="en-US"/>
+        </w:rPr>
+        <w:t>f</w:t>
+      </w:r>
+      <w:r>
+        <w:rPr>
+          <w:rFonts w:ascii="Courier New" w:eastAsia="Times New Roman" w:hAnsi="Courier New" w:cs="Courier New"/>
+          <w:color w:val="6AAB73"/>
+          <w:sz w:val="20"/>
+          <w:szCs w:val="20"/>
+        </w:rPr>
+        <w:t>"</w:t>
+      </w:r>
+      <w:r>
+        <w:rPr>
+          <w:rFonts w:ascii="Courier New" w:eastAsia="Times New Roman" w:hAnsi="Courier New" w:cs="Courier New"/>
+          <w:color w:val="CF8E6D"/>
+          <w:sz w:val="20"/>
+          <w:szCs w:val="20"/>
+        </w:rPr>
+        <w:t>\</w:t>
+      </w:r>
+      <w:r>
+        <w:rPr>
+          <w:rFonts w:ascii="Courier New" w:eastAsia="Times New Roman" w:hAnsi="Courier New" w:cs="Courier New"/>
+          <w:color w:val="CF8E6D"/>
+          <w:sz w:val="20"/>
+          <w:szCs w:val="20"/>
+          <w:lang w:val="en-US"/>
+        </w:rPr>
+        <w:t>n</w:t>
+      </w:r>
+      <w:r>
+        <w:rPr>
+          <w:rFonts w:ascii="Courier New" w:eastAsia="Times New Roman" w:hAnsi="Courier New" w:cs="Courier New"/>
+          <w:color w:val="6AAB73"/>
+          <w:sz w:val="20"/>
+          <w:szCs w:val="20"/>
+        </w:rPr>
+        <w:t xml:space="preserve">Мінімум суми квадратів відстаней (Середнє за Кемені) = </w:t>
+      </w:r>
+      <w:r>
+        <w:rPr>
+          <w:rFonts w:ascii="Courier New" w:eastAsia="Times New Roman" w:hAnsi="Courier New" w:cs="Courier New"/>
+          <w:color w:val="CF8E6D"/>
+          <w:sz w:val="20"/>
+          <w:szCs w:val="20"/>
+        </w:rPr>
+        <w:t>{</w:t>
+      </w:r>
+      <w:r>
+        <w:rPr>
+          <w:rFonts w:ascii="Courier New" w:eastAsia="Times New Roman" w:hAnsi="Courier New" w:cs="Courier New"/>
+          <w:color w:val="BCBEC4"/>
+          <w:sz w:val="20"/>
+          <w:szCs w:val="20"/>
+          <w:lang w:val="en-US"/>
+        </w:rPr>
         <w:t>min</w:t>
       </w:r>
       <w:r>
@@ -10254,18 +10281,16 @@
         </w:rPr>
         <w:t>_</w:t>
       </w:r>
-      <w:proofErr w:type="spellStart"/>
-      <w:r>
-        <w:rPr>
-          <w:rFonts w:ascii="Courier New" w:eastAsia="Times New Roman" w:hAnsi="Courier New" w:cs="Courier New"/>
-          <w:color w:val="BCBEC4"/>
-          <w:sz w:val="20"/>
-          <w:szCs w:val="20"/>
-          <w:lang w:val="en-US"/>
-        </w:rPr>
-        <w:t>dist</w:t>
-      </w:r>
-      <w:proofErr w:type="spellEnd"/>
+      <w:r>
+        <w:rPr>
+          <w:rFonts w:ascii="Courier New" w:eastAsia="Times New Roman" w:hAnsi="Courier New" w:cs="Courier New"/>
+          <w:color w:val="BCBEC4"/>
+          <w:sz w:val="20"/>
+          <w:szCs w:val="20"/>
+          <w:lang w:val="en-US"/>
+        </w:rPr>
+        <w:t>sq</w:t>
+      </w:r>
       <w:r>
         <w:rPr>
           <w:rFonts w:ascii="Courier New" w:eastAsia="Times New Roman" w:hAnsi="Courier New" w:cs="Courier New"/>
@@ -10338,328 +10363,7 @@
           <w:sz w:val="20"/>
           <w:szCs w:val="20"/>
         </w:rPr>
-        <w:t xml:space="preserve">"Медіана </w:t>
-      </w:r>
-      <w:proofErr w:type="spellStart"/>
-      <w:r>
-        <w:rPr>
-          <w:rFonts w:ascii="Courier New" w:eastAsia="Times New Roman" w:hAnsi="Courier New" w:cs="Courier New"/>
-          <w:color w:val="6AAB73"/>
-          <w:sz w:val="20"/>
-          <w:szCs w:val="20"/>
-        </w:rPr>
-        <w:t>Кемені</w:t>
-      </w:r>
-      <w:proofErr w:type="spellEnd"/>
-      <w:r>
-        <w:rPr>
-          <w:rFonts w:ascii="Courier New" w:eastAsia="Times New Roman" w:hAnsi="Courier New" w:cs="Courier New"/>
-          <w:color w:val="6AAB73"/>
-          <w:sz w:val="20"/>
-          <w:szCs w:val="20"/>
-        </w:rPr>
-        <w:t xml:space="preserve"> (експерт/и): </w:t>
-      </w:r>
-      <w:r>
-        <w:rPr>
-          <w:rFonts w:ascii="Courier New" w:eastAsia="Times New Roman" w:hAnsi="Courier New" w:cs="Courier New"/>
-          <w:color w:val="CF8E6D"/>
-          <w:sz w:val="20"/>
-          <w:szCs w:val="20"/>
-        </w:rPr>
-        <w:t>{</w:t>
-      </w:r>
-      <w:r>
-        <w:rPr>
-          <w:rFonts w:ascii="Courier New" w:eastAsia="Times New Roman" w:hAnsi="Courier New" w:cs="Courier New"/>
-          <w:color w:val="BCBEC4"/>
-          <w:sz w:val="20"/>
-          <w:szCs w:val="20"/>
-          <w:lang w:val="en-US"/>
-        </w:rPr>
-        <w:t>median</w:t>
-      </w:r>
-      <w:r>
-        <w:rPr>
-          <w:rFonts w:ascii="Courier New" w:eastAsia="Times New Roman" w:hAnsi="Courier New" w:cs="Courier New"/>
-          <w:color w:val="BCBEC4"/>
-          <w:sz w:val="20"/>
-          <w:szCs w:val="20"/>
-        </w:rPr>
-        <w:t>_</w:t>
-      </w:r>
-      <w:r>
-        <w:rPr>
-          <w:rFonts w:ascii="Courier New" w:eastAsia="Times New Roman" w:hAnsi="Courier New" w:cs="Courier New"/>
-          <w:color w:val="BCBEC4"/>
-          <w:sz w:val="20"/>
-          <w:szCs w:val="20"/>
-          <w:lang w:val="en-US"/>
-        </w:rPr>
-        <w:t>names</w:t>
-      </w:r>
-      <w:r>
-        <w:rPr>
-          <w:rFonts w:ascii="Courier New" w:eastAsia="Times New Roman" w:hAnsi="Courier New" w:cs="Courier New"/>
-          <w:color w:val="CF8E6D"/>
-          <w:sz w:val="20"/>
-          <w:szCs w:val="20"/>
-        </w:rPr>
-        <w:t>}</w:t>
-      </w:r>
-      <w:r>
-        <w:rPr>
-          <w:rFonts w:ascii="Courier New" w:eastAsia="Times New Roman" w:hAnsi="Courier New" w:cs="Courier New"/>
-          <w:color w:val="6AAB73"/>
-          <w:sz w:val="20"/>
-          <w:szCs w:val="20"/>
-        </w:rPr>
-        <w:t>"</w:t>
-      </w:r>
-      <w:r>
-        <w:rPr>
-          <w:rFonts w:ascii="Courier New" w:eastAsia="Times New Roman" w:hAnsi="Courier New" w:cs="Courier New"/>
-          <w:color w:val="BCBEC4"/>
-          <w:sz w:val="20"/>
-          <w:szCs w:val="20"/>
-        </w:rPr>
-        <w:t>)</w:t>
-      </w:r>
-      <w:r>
-        <w:rPr>
-          <w:rFonts w:ascii="Courier New" w:eastAsia="Times New Roman" w:hAnsi="Courier New" w:cs="Courier New"/>
-          <w:color w:val="BCBEC4"/>
-          <w:sz w:val="20"/>
-          <w:szCs w:val="20"/>
-        </w:rPr>
-        <w:br/>
-      </w:r>
-      <w:r>
-        <w:rPr>
-          <w:rFonts w:ascii="Courier New" w:eastAsia="Times New Roman" w:hAnsi="Courier New" w:cs="Courier New"/>
-          <w:color w:val="BCBEC4"/>
-          <w:sz w:val="20"/>
-          <w:szCs w:val="20"/>
-        </w:rPr>
-        <w:br/>
-      </w:r>
-      <w:r>
-        <w:rPr>
-          <w:rFonts w:ascii="Courier New" w:eastAsia="Times New Roman" w:hAnsi="Courier New" w:cs="Courier New"/>
-          <w:color w:val="8888C6"/>
-          <w:sz w:val="20"/>
-          <w:szCs w:val="20"/>
-          <w:lang w:val="en-US"/>
-        </w:rPr>
-        <w:t>print</w:t>
-      </w:r>
-      <w:r>
-        <w:rPr>
-          <w:rFonts w:ascii="Courier New" w:eastAsia="Times New Roman" w:hAnsi="Courier New" w:cs="Courier New"/>
-          <w:color w:val="BCBEC4"/>
-          <w:sz w:val="20"/>
-          <w:szCs w:val="20"/>
-        </w:rPr>
-        <w:t>(</w:t>
-      </w:r>
-      <w:r>
-        <w:rPr>
-          <w:rFonts w:ascii="Courier New" w:eastAsia="Times New Roman" w:hAnsi="Courier New" w:cs="Courier New"/>
-          <w:color w:val="6AAB73"/>
-          <w:sz w:val="20"/>
-          <w:szCs w:val="20"/>
-          <w:lang w:val="en-US"/>
-        </w:rPr>
-        <w:t>f</w:t>
-      </w:r>
-      <w:r>
-        <w:rPr>
-          <w:rFonts w:ascii="Courier New" w:eastAsia="Times New Roman" w:hAnsi="Courier New" w:cs="Courier New"/>
-          <w:color w:val="6AAB73"/>
-          <w:sz w:val="20"/>
-          <w:szCs w:val="20"/>
-        </w:rPr>
-        <w:t>"</w:t>
-      </w:r>
-      <w:r>
-        <w:rPr>
-          <w:rFonts w:ascii="Courier New" w:eastAsia="Times New Roman" w:hAnsi="Courier New" w:cs="Courier New"/>
-          <w:color w:val="CF8E6D"/>
-          <w:sz w:val="20"/>
-          <w:szCs w:val="20"/>
-        </w:rPr>
-        <w:t>\</w:t>
-      </w:r>
-      <w:r>
-        <w:rPr>
-          <w:rFonts w:ascii="Courier New" w:eastAsia="Times New Roman" w:hAnsi="Courier New" w:cs="Courier New"/>
-          <w:color w:val="CF8E6D"/>
-          <w:sz w:val="20"/>
-          <w:szCs w:val="20"/>
-          <w:lang w:val="en-US"/>
-        </w:rPr>
-        <w:t>n</w:t>
-      </w:r>
-      <w:r>
-        <w:rPr>
-          <w:rFonts w:ascii="Courier New" w:eastAsia="Times New Roman" w:hAnsi="Courier New" w:cs="Courier New"/>
-          <w:color w:val="6AAB73"/>
-          <w:sz w:val="20"/>
-          <w:szCs w:val="20"/>
-        </w:rPr>
-        <w:t xml:space="preserve">Мінімум суми квадратів відстаней (Середнє за </w:t>
-      </w:r>
-      <w:proofErr w:type="spellStart"/>
-      <w:r>
-        <w:rPr>
-          <w:rFonts w:ascii="Courier New" w:eastAsia="Times New Roman" w:hAnsi="Courier New" w:cs="Courier New"/>
-          <w:color w:val="6AAB73"/>
-          <w:sz w:val="20"/>
-          <w:szCs w:val="20"/>
-        </w:rPr>
-        <w:t>Кемені</w:t>
-      </w:r>
-      <w:proofErr w:type="spellEnd"/>
-      <w:r>
-        <w:rPr>
-          <w:rFonts w:ascii="Courier New" w:eastAsia="Times New Roman" w:hAnsi="Courier New" w:cs="Courier New"/>
-          <w:color w:val="6AAB73"/>
-          <w:sz w:val="20"/>
-          <w:szCs w:val="20"/>
-        </w:rPr>
-        <w:t xml:space="preserve">) = </w:t>
-      </w:r>
-      <w:r>
-        <w:rPr>
-          <w:rFonts w:ascii="Courier New" w:eastAsia="Times New Roman" w:hAnsi="Courier New" w:cs="Courier New"/>
-          <w:color w:val="CF8E6D"/>
-          <w:sz w:val="20"/>
-          <w:szCs w:val="20"/>
-        </w:rPr>
-        <w:t>{</w:t>
-      </w:r>
-      <w:r>
-        <w:rPr>
-          <w:rFonts w:ascii="Courier New" w:eastAsia="Times New Roman" w:hAnsi="Courier New" w:cs="Courier New"/>
-          <w:color w:val="BCBEC4"/>
-          <w:sz w:val="20"/>
-          <w:szCs w:val="20"/>
-          <w:lang w:val="en-US"/>
-        </w:rPr>
-        <w:t>min</w:t>
-      </w:r>
-      <w:r>
-        <w:rPr>
-          <w:rFonts w:ascii="Courier New" w:eastAsia="Times New Roman" w:hAnsi="Courier New" w:cs="Courier New"/>
-          <w:color w:val="BCBEC4"/>
-          <w:sz w:val="20"/>
-          <w:szCs w:val="20"/>
-        </w:rPr>
-        <w:t>_</w:t>
-      </w:r>
-      <w:r>
-        <w:rPr>
-          <w:rFonts w:ascii="Courier New" w:eastAsia="Times New Roman" w:hAnsi="Courier New" w:cs="Courier New"/>
-          <w:color w:val="BCBEC4"/>
-          <w:sz w:val="20"/>
-          <w:szCs w:val="20"/>
-          <w:lang w:val="en-US"/>
-        </w:rPr>
-        <w:t>sq</w:t>
-      </w:r>
-      <w:r>
-        <w:rPr>
-          <w:rFonts w:ascii="Courier New" w:eastAsia="Times New Roman" w:hAnsi="Courier New" w:cs="Courier New"/>
-          <w:color w:val="CF8E6D"/>
-          <w:sz w:val="20"/>
-          <w:szCs w:val="20"/>
-        </w:rPr>
-        <w:t>}</w:t>
-      </w:r>
-      <w:r>
-        <w:rPr>
-          <w:rFonts w:ascii="Courier New" w:eastAsia="Times New Roman" w:hAnsi="Courier New" w:cs="Courier New"/>
-          <w:color w:val="6AAB73"/>
-          <w:sz w:val="20"/>
-          <w:szCs w:val="20"/>
-        </w:rPr>
-        <w:t>"</w:t>
-      </w:r>
-      <w:r>
-        <w:rPr>
-          <w:rFonts w:ascii="Courier New" w:eastAsia="Times New Roman" w:hAnsi="Courier New" w:cs="Courier New"/>
-          <w:color w:val="BCBEC4"/>
-          <w:sz w:val="20"/>
-          <w:szCs w:val="20"/>
-        </w:rPr>
-        <w:t>)</w:t>
-      </w:r>
-      <w:r>
-        <w:rPr>
-          <w:rFonts w:ascii="Courier New" w:eastAsia="Times New Roman" w:hAnsi="Courier New" w:cs="Courier New"/>
-          <w:color w:val="BCBEC4"/>
-          <w:sz w:val="20"/>
-          <w:szCs w:val="20"/>
-        </w:rPr>
-        <w:br/>
-      </w:r>
-      <w:r>
-        <w:rPr>
-          <w:rFonts w:ascii="Courier New" w:eastAsia="Times New Roman" w:hAnsi="Courier New" w:cs="Courier New"/>
-          <w:color w:val="8888C6"/>
-          <w:sz w:val="20"/>
-          <w:szCs w:val="20"/>
-          <w:lang w:val="en-US"/>
-        </w:rPr>
-        <w:t>print</w:t>
-      </w:r>
-      <w:r>
-        <w:rPr>
-          <w:rFonts w:ascii="Courier New" w:eastAsia="Times New Roman" w:hAnsi="Courier New" w:cs="Courier New"/>
-          <w:color w:val="BCBEC4"/>
-          <w:sz w:val="20"/>
-          <w:szCs w:val="20"/>
-        </w:rPr>
-        <w:t>(</w:t>
-      </w:r>
-      <w:r>
-        <w:rPr>
-          <w:rFonts w:ascii="Courier New" w:eastAsia="Times New Roman" w:hAnsi="Courier New" w:cs="Courier New"/>
-          <w:color w:val="6AAB73"/>
-          <w:sz w:val="20"/>
-          <w:szCs w:val="20"/>
-          <w:lang w:val="en-US"/>
-        </w:rPr>
-        <w:t>f</w:t>
-      </w:r>
-      <w:r>
-        <w:rPr>
-          <w:rFonts w:ascii="Courier New" w:eastAsia="Times New Roman" w:hAnsi="Courier New" w:cs="Courier New"/>
-          <w:color w:val="6AAB73"/>
-          <w:sz w:val="20"/>
-          <w:szCs w:val="20"/>
-        </w:rPr>
-        <w:t xml:space="preserve">"Середнє за </w:t>
-      </w:r>
-      <w:proofErr w:type="spellStart"/>
-      <w:r>
-        <w:rPr>
-          <w:rFonts w:ascii="Courier New" w:eastAsia="Times New Roman" w:hAnsi="Courier New" w:cs="Courier New"/>
-          <w:color w:val="6AAB73"/>
-          <w:sz w:val="20"/>
-          <w:szCs w:val="20"/>
-        </w:rPr>
-        <w:t>Кемені</w:t>
-      </w:r>
-      <w:proofErr w:type="spellEnd"/>
-      <w:r>
-        <w:rPr>
-          <w:rFonts w:ascii="Courier New" w:eastAsia="Times New Roman" w:hAnsi="Courier New" w:cs="Courier New"/>
-          <w:color w:val="6AAB73"/>
-          <w:sz w:val="20"/>
-          <w:szCs w:val="20"/>
-        </w:rPr>
-        <w:t xml:space="preserve"> (експерт/и): </w:t>
+        <w:t xml:space="preserve">"Середнє за Кемені (експерт/и): </w:t>
       </w:r>
       <w:r>
         <w:rPr>
@@ -10910,25 +10614,7 @@
           <w:sz w:val="28"/>
           <w:szCs w:val="28"/>
         </w:rPr>
-        <w:t xml:space="preserve">и навички розрахунку медіани </w:t>
-      </w:r>
-      <w:proofErr w:type="spellStart"/>
-      <w:r>
-        <w:rPr>
-          <w:rFonts w:ascii="Times New Roman" w:eastAsia="Times New Roman" w:hAnsi="Times New Roman" w:cs="Times New Roman"/>
-          <w:sz w:val="28"/>
-          <w:szCs w:val="28"/>
-        </w:rPr>
-        <w:t>Кемені</w:t>
-      </w:r>
-      <w:proofErr w:type="spellEnd"/>
-      <w:r>
-        <w:rPr>
-          <w:rFonts w:ascii="Times New Roman" w:eastAsia="Times New Roman" w:hAnsi="Times New Roman" w:cs="Times New Roman"/>
-          <w:sz w:val="28"/>
-          <w:szCs w:val="28"/>
-        </w:rPr>
-        <w:t xml:space="preserve"> для визначення</w:t>
+        <w:t>и навички розрахунку медіани Кемені для визначення</w:t>
       </w:r>
       <w:r>
         <w:rPr>
@@ -11175,25 +10861,7 @@
           <w:sz w:val="28"/>
           <w:szCs w:val="28"/>
         </w:rPr>
-        <w:t xml:space="preserve">Матриця квадратна, розмір </w:t>
-      </w:r>
-      <w:proofErr w:type="spellStart"/>
-      <w:r>
-        <w:rPr>
-          <w:rFonts w:ascii="Times New Roman" w:eastAsia="Times New Roman" w:hAnsi="Times New Roman" w:cs="Times New Roman"/>
-          <w:sz w:val="28"/>
-          <w:szCs w:val="28"/>
-        </w:rPr>
-        <w:t>k×k</w:t>
-      </w:r>
-      <w:proofErr w:type="spellEnd"/>
-      <w:r>
-        <w:rPr>
-          <w:rFonts w:ascii="Times New Roman" w:eastAsia="Times New Roman" w:hAnsi="Times New Roman" w:cs="Times New Roman"/>
-          <w:sz w:val="28"/>
-          <w:szCs w:val="28"/>
-        </w:rPr>
-        <w:t>, де k = кількість альтернатив.</w:t>
+        <w:t>Матриця квадратна, розмір k×k, де k = кількість альтернатив.</w:t>
       </w:r>
     </w:p>
     <w:p>
@@ -11220,25 +10888,7 @@
           <w:sz w:val="28"/>
           <w:szCs w:val="28"/>
         </w:rPr>
-        <w:t>Елемент (</w:t>
-      </w:r>
-      <w:proofErr w:type="spellStart"/>
-      <w:r>
-        <w:rPr>
-          <w:rFonts w:ascii="Times New Roman" w:eastAsia="Times New Roman" w:hAnsi="Times New Roman" w:cs="Times New Roman"/>
-          <w:sz w:val="28"/>
-          <w:szCs w:val="28"/>
-        </w:rPr>
-        <w:t>i,j</w:t>
-      </w:r>
-      <w:proofErr w:type="spellEnd"/>
-      <w:r>
-        <w:rPr>
-          <w:rFonts w:ascii="Times New Roman" w:eastAsia="Times New Roman" w:hAnsi="Times New Roman" w:cs="Times New Roman"/>
-          <w:sz w:val="28"/>
-          <w:szCs w:val="28"/>
-        </w:rPr>
-        <w:t>) = 1, якщо альтернатива i краща за j, інакше 0.</w:t>
+        <w:t>Елемент (i,j) = 1, якщо альтернатива i краща за j, інакше 0.</w:t>
       </w:r>
     </w:p>
     <w:p>
@@ -11292,43 +10942,7 @@
           <w:sz w:val="28"/>
           <w:szCs w:val="28"/>
         </w:rPr>
-        <w:t>Якщо (</w:t>
-      </w:r>
-      <w:proofErr w:type="spellStart"/>
-      <w:r>
-        <w:rPr>
-          <w:rFonts w:ascii="Times New Roman" w:eastAsia="Times New Roman" w:hAnsi="Times New Roman" w:cs="Times New Roman"/>
-          <w:sz w:val="28"/>
-          <w:szCs w:val="28"/>
-        </w:rPr>
-        <w:t>i,j</w:t>
-      </w:r>
-      <w:proofErr w:type="spellEnd"/>
-      <w:r>
-        <w:rPr>
-          <w:rFonts w:ascii="Times New Roman" w:eastAsia="Times New Roman" w:hAnsi="Times New Roman" w:cs="Times New Roman"/>
-          <w:sz w:val="28"/>
-          <w:szCs w:val="28"/>
-        </w:rPr>
-        <w:t>) = 1 → (</w:t>
-      </w:r>
-      <w:proofErr w:type="spellStart"/>
-      <w:r>
-        <w:rPr>
-          <w:rFonts w:ascii="Times New Roman" w:eastAsia="Times New Roman" w:hAnsi="Times New Roman" w:cs="Times New Roman"/>
-          <w:sz w:val="28"/>
-          <w:szCs w:val="28"/>
-        </w:rPr>
-        <w:t>j,i</w:t>
-      </w:r>
-      <w:proofErr w:type="spellEnd"/>
-      <w:r>
-        <w:rPr>
-          <w:rFonts w:ascii="Times New Roman" w:eastAsia="Times New Roman" w:hAnsi="Times New Roman" w:cs="Times New Roman"/>
-          <w:sz w:val="28"/>
-          <w:szCs w:val="28"/>
-        </w:rPr>
-        <w:t>) = 0, і навпаки.</w:t>
+        <w:t>Якщо (i,j) = 1 → (j,i) = 0, і навпаки.</w:t>
       </w:r>
     </w:p>
     <w:p>
@@ -11445,11 +11059,11 @@
     <w:p>
       <w:pPr>
         <w:numPr>
-          <w:ilvl w:val="1"/>
+          <w:ilvl w:val="0"/>
           <w:numId w:val="4"/>
         </w:numPr>
         <w:tabs>
-          <w:tab w:val="num" w:pos="1440"/>
+          <w:tab w:val="num" w:pos="720"/>
         </w:tabs>
         <w:spacing w:after="0" w:line="360" w:lineRule="auto"/>
         <w:ind w:left="0" w:firstLine="709"/>
@@ -11466,51 +11080,23 @@
           <w:sz w:val="28"/>
           <w:szCs w:val="28"/>
         </w:rPr>
-        <w:t>Рахуємо, в скількох клітинах вони відрізняються</w:t>
-      </w:r>
-      <w:r>
-        <w:rPr>
-          <w:rFonts w:ascii="Times New Roman" w:eastAsia="Times New Roman" w:hAnsi="Times New Roman" w:cs="Times New Roman"/>
-          <w:sz w:val="28"/>
-          <w:szCs w:val="28"/>
-        </w:rPr>
-        <w:t xml:space="preserve"> (|</w:t>
-      </w:r>
-      <w:proofErr w:type="spellStart"/>
-      <w:r>
-        <w:rPr>
-          <w:rFonts w:ascii="Times New Roman" w:eastAsia="Times New Roman" w:hAnsi="Times New Roman" w:cs="Times New Roman"/>
-          <w:sz w:val="28"/>
-          <w:szCs w:val="28"/>
-        </w:rPr>
-        <w:t>Ai</w:t>
-      </w:r>
-      <w:proofErr w:type="spellEnd"/>
-      <w:r>
-        <w:rPr>
-          <w:rFonts w:ascii="Times New Roman" w:eastAsia="Times New Roman" w:hAnsi="Times New Roman" w:cs="Times New Roman"/>
-          <w:sz w:val="28"/>
-          <w:szCs w:val="28"/>
-        </w:rPr>
-        <w:t xml:space="preserve"> - </w:t>
-      </w:r>
-      <w:proofErr w:type="spellStart"/>
-      <w:r>
-        <w:rPr>
-          <w:rFonts w:ascii="Times New Roman" w:eastAsia="Times New Roman" w:hAnsi="Times New Roman" w:cs="Times New Roman"/>
-          <w:sz w:val="28"/>
-          <w:szCs w:val="28"/>
-        </w:rPr>
-        <w:t>Aj</w:t>
-      </w:r>
-      <w:proofErr w:type="spellEnd"/>
-      <w:r>
-        <w:rPr>
-          <w:rFonts w:ascii="Times New Roman" w:eastAsia="Times New Roman" w:hAnsi="Times New Roman" w:cs="Times New Roman"/>
-          <w:sz w:val="28"/>
-          <w:szCs w:val="28"/>
-        </w:rPr>
-        <w:t>|).</w:t>
+        <w:t xml:space="preserve">Сума </w:t>
+      </w:r>
+      <w:r>
+        <w:rPr>
+          <w:rFonts w:ascii="Times New Roman" w:eastAsia="Times New Roman" w:hAnsi="Times New Roman" w:cs="Times New Roman"/>
+          <w:sz w:val="28"/>
+          <w:szCs w:val="28"/>
+        </w:rPr>
+        <w:t>різниць</w:t>
+      </w:r>
+      <w:r>
+        <w:rPr>
+          <w:rFonts w:ascii="Times New Roman" w:eastAsia="Times New Roman" w:hAnsi="Times New Roman" w:cs="Times New Roman"/>
+          <w:sz w:val="28"/>
+          <w:szCs w:val="28"/>
+        </w:rPr>
+        <w:t xml:space="preserve"> → відстань Кемені між двома експертами.</w:t>
       </w:r>
     </w:p>
     <w:p>
@@ -11537,168 +11123,7 @@
           <w:sz w:val="28"/>
           <w:szCs w:val="28"/>
         </w:rPr>
-        <w:t xml:space="preserve">Сума </w:t>
-      </w:r>
-      <w:r>
-        <w:rPr>
-          <w:rFonts w:ascii="Times New Roman" w:eastAsia="Times New Roman" w:hAnsi="Times New Roman" w:cs="Times New Roman"/>
-          <w:sz w:val="28"/>
-          <w:szCs w:val="28"/>
-        </w:rPr>
-        <w:t>різниць</w:t>
-      </w:r>
-      <w:r>
-        <w:rPr>
-          <w:rFonts w:ascii="Times New Roman" w:eastAsia="Times New Roman" w:hAnsi="Times New Roman" w:cs="Times New Roman"/>
-          <w:sz w:val="28"/>
-          <w:szCs w:val="28"/>
-        </w:rPr>
-        <w:t xml:space="preserve"> → відстань </w:t>
-      </w:r>
-      <w:proofErr w:type="spellStart"/>
-      <w:r>
-        <w:rPr>
-          <w:rFonts w:ascii="Times New Roman" w:eastAsia="Times New Roman" w:hAnsi="Times New Roman" w:cs="Times New Roman"/>
-          <w:sz w:val="28"/>
-          <w:szCs w:val="28"/>
-        </w:rPr>
-        <w:t>Кемені</w:t>
-      </w:r>
-      <w:proofErr w:type="spellEnd"/>
-      <w:r>
-        <w:rPr>
-          <w:rFonts w:ascii="Times New Roman" w:eastAsia="Times New Roman" w:hAnsi="Times New Roman" w:cs="Times New Roman"/>
-          <w:sz w:val="28"/>
-          <w:szCs w:val="28"/>
-        </w:rPr>
-        <w:t xml:space="preserve"> між двома експертами.</w:t>
-      </w:r>
-    </w:p>
-    <w:p>
-      <w:pPr>
-        <w:numPr>
-          <w:ilvl w:val="0"/>
-          <w:numId w:val="4"/>
-        </w:numPr>
-        <w:tabs>
-          <w:tab w:val="num" w:pos="720"/>
-        </w:tabs>
-        <w:spacing w:after="0" w:line="360" w:lineRule="auto"/>
-        <w:ind w:left="0" w:firstLine="709"/>
-        <w:jc w:val="both"/>
-        <w:rPr>
-          <w:rFonts w:ascii="Times New Roman" w:eastAsia="Times New Roman" w:hAnsi="Times New Roman" w:cs="Times New Roman"/>
-          <w:sz w:val="28"/>
-          <w:szCs w:val="28"/>
-        </w:rPr>
-      </w:pPr>
-      <w:r>
-        <w:rPr>
-          <w:rFonts w:ascii="Times New Roman" w:eastAsia="Times New Roman" w:hAnsi="Times New Roman" w:cs="Times New Roman"/>
-          <w:sz w:val="28"/>
-          <w:szCs w:val="28"/>
-        </w:rPr>
-        <w:t xml:space="preserve">Записуємо все в квадратну матрицю </w:t>
-      </w:r>
-      <w:proofErr w:type="spellStart"/>
-      <w:r>
-        <w:rPr>
-          <w:rFonts w:ascii="Times New Roman" w:eastAsia="Times New Roman" w:hAnsi="Times New Roman" w:cs="Times New Roman"/>
-          <w:sz w:val="28"/>
-          <w:szCs w:val="28"/>
-        </w:rPr>
-        <w:t>n×n</w:t>
-      </w:r>
-      <w:proofErr w:type="spellEnd"/>
-      <w:r>
-        <w:rPr>
-          <w:rFonts w:ascii="Times New Roman" w:eastAsia="Times New Roman" w:hAnsi="Times New Roman" w:cs="Times New Roman"/>
-          <w:sz w:val="28"/>
-          <w:szCs w:val="28"/>
-        </w:rPr>
-        <w:t xml:space="preserve"> (n = кількість експертів):</w:t>
-      </w:r>
-    </w:p>
-    <w:p>
-      <w:pPr>
-        <w:numPr>
-          <w:ilvl w:val="1"/>
-          <w:numId w:val="4"/>
-        </w:numPr>
-        <w:tabs>
-          <w:tab w:val="num" w:pos="1440"/>
-        </w:tabs>
-        <w:spacing w:after="0" w:line="360" w:lineRule="auto"/>
-        <w:ind w:left="0" w:firstLine="709"/>
-        <w:jc w:val="both"/>
-        <w:rPr>
-          <w:rFonts w:ascii="Times New Roman" w:eastAsia="Times New Roman" w:hAnsi="Times New Roman" w:cs="Times New Roman"/>
-          <w:sz w:val="28"/>
-          <w:szCs w:val="28"/>
-        </w:rPr>
-      </w:pPr>
-      <w:proofErr w:type="spellStart"/>
-      <w:r>
-        <w:rPr>
-          <w:rFonts w:ascii="Times New Roman" w:eastAsia="Times New Roman" w:hAnsi="Times New Roman" w:cs="Times New Roman"/>
-          <w:sz w:val="28"/>
-          <w:szCs w:val="28"/>
-        </w:rPr>
-        <w:t>dist_matrix</w:t>
-      </w:r>
-      <w:proofErr w:type="spellEnd"/>
-      <w:r>
-        <w:rPr>
-          <w:rFonts w:ascii="Times New Roman" w:eastAsia="Times New Roman" w:hAnsi="Times New Roman" w:cs="Times New Roman"/>
-          <w:sz w:val="28"/>
-          <w:szCs w:val="28"/>
-        </w:rPr>
-        <w:t>[</w:t>
-      </w:r>
-      <w:proofErr w:type="spellStart"/>
-      <w:r>
-        <w:rPr>
-          <w:rFonts w:ascii="Times New Roman" w:eastAsia="Times New Roman" w:hAnsi="Times New Roman" w:cs="Times New Roman"/>
-          <w:sz w:val="28"/>
-          <w:szCs w:val="28"/>
-        </w:rPr>
-        <w:t>i,j</w:t>
-      </w:r>
-      <w:proofErr w:type="spellEnd"/>
-      <w:r>
-        <w:rPr>
-          <w:rFonts w:ascii="Times New Roman" w:eastAsia="Times New Roman" w:hAnsi="Times New Roman" w:cs="Times New Roman"/>
-          <w:sz w:val="28"/>
-          <w:szCs w:val="28"/>
-        </w:rPr>
-        <w:t>] = кількість різних елементів між експертами i і j</w:t>
-      </w:r>
-    </w:p>
-    <w:p>
-      <w:pPr>
-        <w:numPr>
-          <w:ilvl w:val="1"/>
-          <w:numId w:val="4"/>
-        </w:numPr>
-        <w:tabs>
-          <w:tab w:val="num" w:pos="1440"/>
-        </w:tabs>
-        <w:spacing w:after="0" w:line="360" w:lineRule="auto"/>
-        <w:ind w:left="0" w:firstLine="709"/>
-        <w:jc w:val="both"/>
-        <w:rPr>
-          <w:rFonts w:ascii="Times New Roman" w:eastAsia="Times New Roman" w:hAnsi="Times New Roman" w:cs="Times New Roman"/>
-          <w:sz w:val="28"/>
-          <w:szCs w:val="28"/>
-        </w:rPr>
-      </w:pPr>
-      <w:r>
-        <w:rPr>
-          <w:rFonts w:ascii="Times New Roman" w:eastAsia="Times New Roman" w:hAnsi="Times New Roman" w:cs="Times New Roman"/>
-          <w:sz w:val="28"/>
-          <w:szCs w:val="28"/>
-        </w:rPr>
-        <w:t>по головній діагоналі 0 (матриця експерта сама із собою).</w:t>
+        <w:t>Записуємо все в квадратну матрицю n×n (n = кількість експертів):</w:t>
       </w:r>
     </w:p>
     <w:p>
@@ -11728,29 +11153,7 @@
           <w:sz w:val="28"/>
           <w:szCs w:val="28"/>
         </w:rPr>
-        <w:t xml:space="preserve">Як визначити медіану </w:t>
-      </w:r>
-      <w:proofErr w:type="spellStart"/>
-      <w:r>
-        <w:rPr>
-          <w:rFonts w:ascii="Times New Roman" w:eastAsia="Times New Roman" w:hAnsi="Times New Roman" w:cs="Times New Roman"/>
-          <w:b/>
-          <w:bCs/>
-          <w:sz w:val="28"/>
-          <w:szCs w:val="28"/>
-        </w:rPr>
-        <w:t>Кемені</w:t>
-      </w:r>
-      <w:proofErr w:type="spellEnd"/>
-      <w:r>
-        <w:rPr>
-          <w:rFonts w:ascii="Times New Roman" w:eastAsia="Times New Roman" w:hAnsi="Times New Roman" w:cs="Times New Roman"/>
-          <w:b/>
-          <w:bCs/>
-          <w:sz w:val="28"/>
-          <w:szCs w:val="28"/>
-        </w:rPr>
-        <w:t>?</w:t>
+        <w:t>Як визначити медіану Кемені?</w:t>
       </w:r>
     </w:p>
     <w:p>
@@ -11795,59 +11198,13 @@
           <w:szCs w:val="28"/>
         </w:rPr>
       </w:pPr>
-      <w:proofErr w:type="spellStart"/>
-      <w:r>
-        <w:rPr>
-          <w:rFonts w:ascii="Times New Roman" w:eastAsia="Times New Roman" w:hAnsi="Times New Roman" w:cs="Times New Roman"/>
-          <w:sz w:val="28"/>
-          <w:szCs w:val="28"/>
-        </w:rPr>
-        <w:t>sum_distances</w:t>
-      </w:r>
-      <w:proofErr w:type="spellEnd"/>
-      <w:r>
-        <w:rPr>
-          <w:rFonts w:ascii="Times New Roman" w:eastAsia="Times New Roman" w:hAnsi="Times New Roman" w:cs="Times New Roman"/>
-          <w:sz w:val="28"/>
-          <w:szCs w:val="28"/>
-        </w:rPr>
-        <w:t xml:space="preserve">[i] = </w:t>
-      </w:r>
-      <w:proofErr w:type="spellStart"/>
-      <w:r>
-        <w:rPr>
-          <w:rFonts w:ascii="Times New Roman" w:eastAsia="Times New Roman" w:hAnsi="Times New Roman" w:cs="Times New Roman"/>
-          <w:sz w:val="28"/>
-          <w:szCs w:val="28"/>
-        </w:rPr>
-        <w:t>sum</w:t>
-      </w:r>
-      <w:proofErr w:type="spellEnd"/>
-      <w:r>
-        <w:rPr>
-          <w:rFonts w:ascii="Times New Roman" w:eastAsia="Times New Roman" w:hAnsi="Times New Roman" w:cs="Times New Roman"/>
-          <w:sz w:val="28"/>
-          <w:szCs w:val="28"/>
-        </w:rPr>
-        <w:t>(</w:t>
-      </w:r>
-      <w:proofErr w:type="spellStart"/>
-      <w:r>
-        <w:rPr>
-          <w:rFonts w:ascii="Times New Roman" w:eastAsia="Times New Roman" w:hAnsi="Times New Roman" w:cs="Times New Roman"/>
-          <w:sz w:val="28"/>
-          <w:szCs w:val="28"/>
-        </w:rPr>
-        <w:t>dist_matrix</w:t>
-      </w:r>
-      <w:proofErr w:type="spellEnd"/>
-      <w:r>
-        <w:rPr>
-          <w:rFonts w:ascii="Times New Roman" w:eastAsia="Times New Roman" w:hAnsi="Times New Roman" w:cs="Times New Roman"/>
-          <w:sz w:val="28"/>
-          <w:szCs w:val="28"/>
-        </w:rPr>
-        <w:t>[i,:])</w:t>
+      <w:r>
+        <w:rPr>
+          <w:rFonts w:ascii="Times New Roman" w:eastAsia="Times New Roman" w:hAnsi="Times New Roman" w:cs="Times New Roman"/>
+          <w:sz w:val="28"/>
+          <w:szCs w:val="28"/>
+        </w:rPr>
+        <w:t>sum_distances[i] = sum(dist_matrix[i,:])</w:t>
       </w:r>
     </w:p>
     <w:p>
@@ -11892,59 +11249,13 @@
           <w:szCs w:val="28"/>
         </w:rPr>
       </w:pPr>
-      <w:proofErr w:type="spellStart"/>
-      <w:r>
-        <w:rPr>
-          <w:rFonts w:ascii="Times New Roman" w:eastAsia="Times New Roman" w:hAnsi="Times New Roman" w:cs="Times New Roman"/>
-          <w:sz w:val="28"/>
-          <w:szCs w:val="28"/>
-        </w:rPr>
-        <w:t>min_dist</w:t>
-      </w:r>
-      <w:proofErr w:type="spellEnd"/>
-      <w:r>
-        <w:rPr>
-          <w:rFonts w:ascii="Times New Roman" w:eastAsia="Times New Roman" w:hAnsi="Times New Roman" w:cs="Times New Roman"/>
-          <w:sz w:val="28"/>
-          <w:szCs w:val="28"/>
-        </w:rPr>
-        <w:t xml:space="preserve"> = </w:t>
-      </w:r>
-      <w:proofErr w:type="spellStart"/>
-      <w:r>
-        <w:rPr>
-          <w:rFonts w:ascii="Times New Roman" w:eastAsia="Times New Roman" w:hAnsi="Times New Roman" w:cs="Times New Roman"/>
-          <w:sz w:val="28"/>
-          <w:szCs w:val="28"/>
-        </w:rPr>
-        <w:t>np.min</w:t>
-      </w:r>
-      <w:proofErr w:type="spellEnd"/>
-      <w:r>
-        <w:rPr>
-          <w:rFonts w:ascii="Times New Roman" w:eastAsia="Times New Roman" w:hAnsi="Times New Roman" w:cs="Times New Roman"/>
-          <w:sz w:val="28"/>
-          <w:szCs w:val="28"/>
-        </w:rPr>
-        <w:t>(</w:t>
-      </w:r>
-      <w:proofErr w:type="spellStart"/>
-      <w:r>
-        <w:rPr>
-          <w:rFonts w:ascii="Times New Roman" w:eastAsia="Times New Roman" w:hAnsi="Times New Roman" w:cs="Times New Roman"/>
-          <w:sz w:val="28"/>
-          <w:szCs w:val="28"/>
-        </w:rPr>
-        <w:t>sum_distances</w:t>
-      </w:r>
-      <w:proofErr w:type="spellEnd"/>
-      <w:r>
-        <w:rPr>
-          <w:rFonts w:ascii="Times New Roman" w:eastAsia="Times New Roman" w:hAnsi="Times New Roman" w:cs="Times New Roman"/>
-          <w:sz w:val="28"/>
-          <w:szCs w:val="28"/>
-        </w:rPr>
-        <w:t>)</w:t>
+      <w:r>
+        <w:rPr>
+          <w:rFonts w:ascii="Times New Roman" w:eastAsia="Times New Roman" w:hAnsi="Times New Roman" w:cs="Times New Roman"/>
+          <w:sz w:val="28"/>
+          <w:szCs w:val="28"/>
+        </w:rPr>
+        <w:t>min_dist = np.min(sum_distances)</w:t>
       </w:r>
     </w:p>
     <w:p>
@@ -11971,25 +11282,7 @@
           <w:sz w:val="28"/>
           <w:szCs w:val="28"/>
         </w:rPr>
-        <w:t xml:space="preserve">Медіана </w:t>
-      </w:r>
-      <w:proofErr w:type="spellStart"/>
-      <w:r>
-        <w:rPr>
-          <w:rFonts w:ascii="Times New Roman" w:eastAsia="Times New Roman" w:hAnsi="Times New Roman" w:cs="Times New Roman"/>
-          <w:sz w:val="28"/>
-          <w:szCs w:val="28"/>
-        </w:rPr>
-        <w:t>Кемені</w:t>
-      </w:r>
-      <w:proofErr w:type="spellEnd"/>
-      <w:r>
-        <w:rPr>
-          <w:rFonts w:ascii="Times New Roman" w:eastAsia="Times New Roman" w:hAnsi="Times New Roman" w:cs="Times New Roman"/>
-          <w:sz w:val="28"/>
-          <w:szCs w:val="28"/>
-        </w:rPr>
-        <w:t xml:space="preserve"> = експерт/експерти, які мають цю мінімальну суму.</w:t>
+        <w:t>Медіана Кемені = експерт/експерти, які мають цю мінімальну суму.</w:t>
       </w:r>
     </w:p>
     <w:p>
@@ -12019,29 +11312,7 @@
           <w:sz w:val="28"/>
           <w:szCs w:val="28"/>
         </w:rPr>
-        <w:t xml:space="preserve">Як визначити середнє за </w:t>
-      </w:r>
-      <w:proofErr w:type="spellStart"/>
-      <w:r>
-        <w:rPr>
-          <w:rFonts w:ascii="Times New Roman" w:eastAsia="Times New Roman" w:hAnsi="Times New Roman" w:cs="Times New Roman"/>
-          <w:b/>
-          <w:bCs/>
-          <w:sz w:val="28"/>
-          <w:szCs w:val="28"/>
-        </w:rPr>
-        <w:t>Кемені</w:t>
-      </w:r>
-      <w:proofErr w:type="spellEnd"/>
-      <w:r>
-        <w:rPr>
-          <w:rFonts w:ascii="Times New Roman" w:eastAsia="Times New Roman" w:hAnsi="Times New Roman" w:cs="Times New Roman"/>
-          <w:b/>
-          <w:bCs/>
-          <w:sz w:val="28"/>
-          <w:szCs w:val="28"/>
-        </w:rPr>
-        <w:t>?</w:t>
+        <w:t>Як визначити середнє за Кемені?</w:t>
       </w:r>
     </w:p>
     <w:p>
@@ -12086,60 +11357,13 @@
           <w:szCs w:val="28"/>
         </w:rPr>
       </w:pPr>
-      <w:proofErr w:type="spellStart"/>
-      <w:r>
-        <w:rPr>
-          <w:rFonts w:ascii="Times New Roman" w:eastAsia="Times New Roman" w:hAnsi="Times New Roman" w:cs="Times New Roman"/>
-          <w:sz w:val="28"/>
-          <w:szCs w:val="28"/>
-        </w:rPr>
-        <w:lastRenderedPageBreak/>
-        <w:t>sum_squared</w:t>
-      </w:r>
-      <w:proofErr w:type="spellEnd"/>
-      <w:r>
-        <w:rPr>
-          <w:rFonts w:ascii="Times New Roman" w:eastAsia="Times New Roman" w:hAnsi="Times New Roman" w:cs="Times New Roman"/>
-          <w:sz w:val="28"/>
-          <w:szCs w:val="28"/>
-        </w:rPr>
-        <w:t xml:space="preserve">[i] = </w:t>
-      </w:r>
-      <w:proofErr w:type="spellStart"/>
-      <w:r>
-        <w:rPr>
-          <w:rFonts w:ascii="Times New Roman" w:eastAsia="Times New Roman" w:hAnsi="Times New Roman" w:cs="Times New Roman"/>
-          <w:sz w:val="28"/>
-          <w:szCs w:val="28"/>
-        </w:rPr>
-        <w:t>sum</w:t>
-      </w:r>
-      <w:proofErr w:type="spellEnd"/>
-      <w:r>
-        <w:rPr>
-          <w:rFonts w:ascii="Times New Roman" w:eastAsia="Times New Roman" w:hAnsi="Times New Roman" w:cs="Times New Roman"/>
-          <w:sz w:val="28"/>
-          <w:szCs w:val="28"/>
-        </w:rPr>
-        <w:t>(</w:t>
-      </w:r>
-      <w:proofErr w:type="spellStart"/>
-      <w:r>
-        <w:rPr>
-          <w:rFonts w:ascii="Times New Roman" w:eastAsia="Times New Roman" w:hAnsi="Times New Roman" w:cs="Times New Roman"/>
-          <w:sz w:val="28"/>
-          <w:szCs w:val="28"/>
-        </w:rPr>
-        <w:t>dist_matrix</w:t>
-      </w:r>
-      <w:proofErr w:type="spellEnd"/>
-      <w:r>
-        <w:rPr>
-          <w:rFonts w:ascii="Times New Roman" w:eastAsia="Times New Roman" w:hAnsi="Times New Roman" w:cs="Times New Roman"/>
-          <w:sz w:val="28"/>
-          <w:szCs w:val="28"/>
-        </w:rPr>
-        <w:t>[i,:]**2)</w:t>
+      <w:r>
+        <w:rPr>
+          <w:rFonts w:ascii="Times New Roman" w:eastAsia="Times New Roman" w:hAnsi="Times New Roman" w:cs="Times New Roman"/>
+          <w:sz w:val="28"/>
+          <w:szCs w:val="28"/>
+        </w:rPr>
+        <w:t>sum_squared[i] = sum(dist_matrix[i,:]**2)</w:t>
       </w:r>
     </w:p>
     <w:p>
@@ -12190,25 +11414,7 @@
           <w:sz w:val="28"/>
           <w:szCs w:val="28"/>
         </w:rPr>
-        <w:t xml:space="preserve">Середнє за </w:t>
-      </w:r>
-      <w:proofErr w:type="spellStart"/>
-      <w:r>
-        <w:rPr>
-          <w:rFonts w:ascii="Times New Roman" w:eastAsia="Times New Roman" w:hAnsi="Times New Roman" w:cs="Times New Roman"/>
-          <w:sz w:val="28"/>
-          <w:szCs w:val="28"/>
-        </w:rPr>
-        <w:t>Кемені</w:t>
-      </w:r>
-      <w:proofErr w:type="spellEnd"/>
-      <w:r>
-        <w:rPr>
-          <w:rFonts w:ascii="Times New Roman" w:eastAsia="Times New Roman" w:hAnsi="Times New Roman" w:cs="Times New Roman"/>
-          <w:sz w:val="28"/>
-          <w:szCs w:val="28"/>
-        </w:rPr>
-        <w:t xml:space="preserve"> = експерт/експерти з мінімальною сумою квадратів.</w:t>
+        <w:t>Середнє за Кемені = експерт/експерти з мінімальною сумою квадратів.</w:t>
       </w:r>
     </w:p>
     <w:sectPr>
